--- a/site/downloads/handbook-B10.docx
+++ b/site/downloads/handbook-B10.docx
@@ -1682,7 +1682,52 @@
           <w:b w:val="0"/>
           <w:i w:val="0"/>
         </w:rPr>
-        <w:t>Starter code:</w:t>
+        <w:t>Your code must pass these checks:</w:t>
+      </w:r>
+    </w:p>
+    <w:p>
+      <w:pPr>
+        <w:pStyle w:val="ListBullet"/>
+      </w:pPr>
+      <w:r>
+        <w:rPr>
+          <w:b w:val="0"/>
+          <w:i w:val="0"/>
+        </w:rPr>
+        <w:t>reason_code separates the classes perfectly. Flag it.</w:t>
+      </w:r>
+    </w:p>
+    <w:p>
+      <w:pPr>
+        <w:pStyle w:val="ListBullet"/>
+      </w:pPr>
+      <w:r>
+        <w:rPr>
+          <w:b w:val="0"/>
+          <w:i w:val="0"/>
+        </w:rPr>
+        <w:t>months_left separates the classes in reverse. Use max(auc, 1 - auc).</w:t>
+      </w:r>
+    </w:p>
+    <w:p>
+      <w:pPr>
+        <w:pStyle w:val="ListBullet"/>
+      </w:pPr>
+      <w:r>
+        <w:rPr>
+          <w:b w:val="0"/>
+          <w:i w:val="0"/>
+        </w:rPr>
+        <w:t>Return only suspicious numeric columns, in column order. Skip text columns and one-class columns.</w:t>
+      </w:r>
+    </w:p>
+    <w:p>
+      <w:r>
+        <w:rPr>
+          <w:b w:val="0"/>
+          <w:i w:val="0"/>
+        </w:rPr>
+        <w:t>Shape of the answer. The reference solution defines these names. Write the bodies yourself.</w:t>
       </w:r>
     </w:p>
     <w:tbl>
@@ -1720,7 +1765,7 @@
                 <w:b w:val="0"/>
                 <w:sz w:val="16"/>
               </w:rPr>
-              <w:t>import pandas as pd</w:t>
+              <w:t># Numeric features that alone separate the classes suspiciously well.</w:t>
             </w:r>
           </w:p>
           <w:p>
@@ -1743,7 +1788,7 @@
                 <w:b w:val="0"/>
                 <w:sz w:val="16"/>
               </w:rPr>
-              <w:t>from sklearn.metrics import roc_auc_score</w:t>
+              <w:t>def leakage_screen(</w:t>
             </w:r>
           </w:p>
           <w:p>
@@ -1766,7 +1811,7 @@
                 <w:b w:val="0"/>
                 <w:sz w:val="16"/>
               </w:rPr>
-              <w:t xml:space="preserve"> </w:t>
+              <w:t xml:space="preserve">    X: pd.DataFrame,</w:t>
             </w:r>
           </w:p>
           <w:p>
@@ -1789,7 +1834,7 @@
                 <w:b w:val="0"/>
                 <w:sz w:val="16"/>
               </w:rPr>
-              <w:t xml:space="preserve"> </w:t>
+              <w:t xml:space="preserve">    y: pd.Series,</w:t>
             </w:r>
           </w:p>
           <w:p>
@@ -1812,7 +1857,7 @@
                 <w:b w:val="0"/>
                 <w:sz w:val="16"/>
               </w:rPr>
-              <w:t>def leakage_screen(X, y, threshold=0.95):</w:t>
+              <w:t xml:space="preserve">    threshold: float = 0.95,</w:t>
             </w:r>
           </w:p>
           <w:p>
@@ -1835,7 +1880,7 @@
                 <w:b w:val="0"/>
                 <w:sz w:val="16"/>
               </w:rPr>
-              <w:t xml:space="preserve">    return [c for c in X.columns if roc_auc_score(y, X[c]) &gt; threshold]</w:t>
+              <w:t>) -&gt; list[str]: ...</w:t>
             </w:r>
           </w:p>
         </w:tc>
@@ -1843,257 +1888,12 @@
     </w:tbl>
     <w:p/>
     <w:p>
-      <w:pPr>
-        <w:pStyle w:val="Heading5"/>
-      </w:pPr>
-      <w:r>
-        <w:t>Exercise 5. Architecture design (level 4)</w:t>
-      </w:r>
-    </w:p>
-    <w:p>
-      <w:r>
-        <w:rPr>
-          <w:b w:val="0"/>
-          <w:i w:val="0"/>
-        </w:rPr>
-        <w:t>A fraud model predicts at transaction time. Decide what to do with each candidate feature.</w:t>
-      </w:r>
-    </w:p>
-    <w:p>
-      <w:r>
-        <w:rPr>
-          <w:b w:val="0"/>
-          <w:i w:val="0"/>
-        </w:rPr>
-        <w:t>Options: Keep, Drop: known only after the prediction, Rebuild as of transaction time.</w:t>
-      </w:r>
-    </w:p>
-    <w:p>
-      <w:pPr>
-        <w:pStyle w:val="ListNumber"/>
-      </w:pPr>
-      <w:r>
-        <w:rPr>
-          <w:b w:val="0"/>
-          <w:i w:val="0"/>
-        </w:rPr>
-        <w:t>Transaction amount</w:t>
-      </w:r>
-    </w:p>
-    <w:p>
-      <w:pPr>
-        <w:pStyle w:val="ListNumber"/>
-      </w:pPr>
-      <w:r>
-        <w:rPr>
-          <w:b w:val="0"/>
-          <w:i w:val="0"/>
-        </w:rPr>
-        <w:t>Chargeback filed (yes/no)</w:t>
-      </w:r>
-    </w:p>
-    <w:p>
-      <w:pPr>
-        <w:pStyle w:val="ListNumber"/>
-      </w:pPr>
-      <w:r>
-        <w:rPr>
-          <w:b w:val="0"/>
-          <w:i w:val="0"/>
-        </w:rPr>
-        <w:t>Customer's transaction count, computed on the extract date</w:t>
-      </w:r>
-    </w:p>
-    <w:p>
-      <w:pPr>
-        <w:pStyle w:val="ListNumber"/>
-      </w:pPr>
-      <w:r>
-        <w:rPr>
-          <w:b w:val="0"/>
-          <w:i w:val="0"/>
-        </w:rPr>
-        <w:t>Analyst who reviewed the case</w:t>
-      </w:r>
-    </w:p>
-    <w:p>
-      <w:pPr>
-        <w:pStyle w:val="Heading4"/>
-      </w:pPr>
-      <w:r>
-        <w:t>Sources</w:t>
-      </w:r>
-    </w:p>
-    <w:p>
-      <w:pPr>
-        <w:pStyle w:val="ListBullet"/>
-      </w:pPr>
-      <w:r>
-        <w:rPr>
-          <w:b w:val="0"/>
-          <w:i w:val="0"/>
-        </w:rPr>
-        <w:t>roc_auc_score returns 0.0 for a perfect inverse ranking. (verified: Run on scikit-learn 1.8.0 and 1.9.1 in this repository.)</w:t>
-      </w:r>
-    </w:p>
-    <w:p>
-      <w:pPr>
-        <w:pStyle w:val="Heading3"/>
-      </w:pPr>
-      <w:r>
-        <w:t>B10-L2 Fit on training data only</w:t>
-      </w:r>
-    </w:p>
-    <w:p>
-      <w:pPr>
-        <w:pStyle w:val="Heading4"/>
-      </w:pPr>
-      <w:r>
-        <w:t>Concept</w:t>
-      </w:r>
-    </w:p>
-    <w:p>
-      <w:r>
-        <w:rPr>
-          <w:b w:val="0"/>
-          <w:i w:val="0"/>
-        </w:rPr>
-        <w:t xml:space="preserve">Every step that </w:t>
-      </w:r>
-      <w:r>
-        <w:rPr>
-          <w:b/>
-          <w:i w:val="0"/>
-        </w:rPr>
-        <w:t>learns from data</w:t>
-      </w:r>
-      <w:r>
-        <w:rPr>
-          <w:b w:val="0"/>
-          <w:i w:val="0"/>
-        </w:rPr>
-        <w:t xml:space="preserve"> must learn from the training rows only: imputation means, scaling parameters, category lists, target encodings, feature selection, even the choice of outliers to drop. If a step sees the test rows, information about them flows into the model, and the test score becomes optimistic. This is </w:t>
-      </w:r>
-      <w:r>
-        <w:rPr>
-          <w:b/>
-          <w:i w:val="0"/>
-        </w:rPr>
-        <w:t>train/test contamination</w:t>
-      </w:r>
-      <w:r>
-        <w:rPr>
-          <w:b w:val="0"/>
-          <w:i w:val="0"/>
-        </w:rPr>
-        <w:t>.</w:t>
-      </w:r>
-    </w:p>
-    <w:p>
-      <w:r>
-        <w:rPr>
-          <w:b w:val="0"/>
-          <w:i w:val="0"/>
-        </w:rPr>
-        <w:t>A demonstration from this course's build, with scikit-learn 1.8. Take 100 rows of pure noise: 5,000 random features and a random 0/1 target. Nothing can be predicted.</w:t>
-      </w:r>
-    </w:p>
-    <w:p>
-      <w:pPr>
-        <w:pStyle w:val="ListBullet"/>
-      </w:pPr>
-      <w:r>
-        <w:rPr>
-          <w:b w:val="0"/>
-          <w:i w:val="0"/>
-        </w:rPr>
-        <w:t xml:space="preserve">Select the 20 features most correlated with the target </w:t>
-      </w:r>
-      <w:r>
-        <w:rPr>
-          <w:b/>
-          <w:i w:val="0"/>
-        </w:rPr>
-        <w:t>on all 100 rows</w:t>
-      </w:r>
-      <w:r>
-        <w:rPr>
-          <w:b w:val="0"/>
-          <w:i w:val="0"/>
-        </w:rPr>
-        <w:t xml:space="preserve">, then cross-validate a logistic regression on them: accuracy </w:t>
-      </w:r>
-      <w:r>
-        <w:rPr>
-          <w:b/>
-          <w:i w:val="0"/>
-        </w:rPr>
-        <w:t>0.85</w:t>
-      </w:r>
-      <w:r>
-        <w:rPr>
-          <w:b w:val="0"/>
-          <w:i w:val="0"/>
-        </w:rPr>
-        <w:t>.</w:t>
-      </w:r>
-    </w:p>
-    <w:p>
-      <w:pPr>
-        <w:pStyle w:val="ListBullet"/>
-      </w:pPr>
-      <w:r>
-        <w:rPr>
-          <w:b w:val="0"/>
-          <w:i w:val="0"/>
-        </w:rPr>
-        <w:t xml:space="preserve">Put the same selection </w:t>
-      </w:r>
-      <w:r>
-        <w:rPr>
-          <w:b/>
-          <w:i w:val="0"/>
-        </w:rPr>
-        <w:t>inside</w:t>
-      </w:r>
-      <w:r>
-        <w:rPr>
-          <w:b w:val="0"/>
-          <w:i w:val="0"/>
-        </w:rPr>
-        <w:t xml:space="preserve"> each cross-validation fold: accuracy </w:t>
-      </w:r>
-      <w:r>
-        <w:rPr>
-          <w:b/>
-          <w:i w:val="0"/>
-        </w:rPr>
-        <w:t>0.48</w:t>
-      </w:r>
-      <w:r>
-        <w:rPr>
-          <w:b w:val="0"/>
-          <w:i w:val="0"/>
-        </w:rPr>
-        <w:t>, the chance level it should be.</w:t>
-      </w:r>
-    </w:p>
-    <w:p>
-      <w:r>
-        <w:rPr>
-          <w:b w:val="0"/>
-          <w:i w:val="0"/>
-        </w:rPr>
-        <w:t>The first model did not learn anything real. The selection step had already looked at every test fold's labels and picked the features that happened to fit them.</w:t>
-      </w:r>
-    </w:p>
-    <w:p>
-      <w:r>
-        <w:rPr>
-          <w:b w:val="0"/>
-          <w:i w:val="0"/>
-        </w:rPr>
-        <w:t>The rule for manual preprocessing:</w:t>
+      <w:r>
+        <w:rPr>
+          <w:b w:val="0"/>
+          <w:i w:val="0"/>
+        </w:rPr>
+        <w:t>Starter code:</w:t>
       </w:r>
     </w:p>
     <w:tbl>
@@ -2131,7 +1931,7 @@
                 <w:b w:val="0"/>
                 <w:sz w:val="16"/>
               </w:rPr>
-              <w:t>params = fit_preprocessing(train)          # learn from train only</w:t>
+              <w:t>import pandas as pd</w:t>
             </w:r>
           </w:p>
           <w:p>
@@ -2154,7 +1954,7 @@
                 <w:b w:val="0"/>
                 <w:sz w:val="16"/>
               </w:rPr>
-              <w:t>train_ready = apply_preprocessing(train, params)</w:t>
+              <w:t>from sklearn.metrics import roc_auc_score</w:t>
             </w:r>
           </w:p>
           <w:p>
@@ -2177,7 +1977,76 @@
                 <w:b w:val="0"/>
                 <w:sz w:val="16"/>
               </w:rPr>
-              <w:t>test_ready = apply_preprocessing(test, params)   # reuse, never refit</w:t>
+              <w:t xml:space="preserve"> </w:t>
+            </w:r>
+          </w:p>
+          <w:p>
+            <w:pPr>
+              <w:spacing w:before="0" w:after="0" w:line="240" w:lineRule="auto"/>
+              <w:ind w:left="567" w:hanging="567"/>
+            </w:pPr>
+            <w:r>
+              <w:rPr>
+                <w:rFonts w:ascii="Consolas" w:hAnsi="Consolas" w:eastAsia="Consolas"/>
+                <w:b w:val="0"/>
+                <w:color w:val="5B6875"/>
+                <w:sz w:val="16"/>
+              </w:rPr>
+              <w:t xml:space="preserve">   4  </w:t>
+            </w:r>
+            <w:r>
+              <w:rPr>
+                <w:rFonts w:ascii="Consolas" w:hAnsi="Consolas" w:eastAsia="Consolas"/>
+                <w:b w:val="0"/>
+                <w:sz w:val="16"/>
+              </w:rPr>
+              <w:t xml:space="preserve"> </w:t>
+            </w:r>
+          </w:p>
+          <w:p>
+            <w:pPr>
+              <w:spacing w:before="0" w:after="0" w:line="240" w:lineRule="auto"/>
+              <w:ind w:left="567" w:hanging="567"/>
+            </w:pPr>
+            <w:r>
+              <w:rPr>
+                <w:rFonts w:ascii="Consolas" w:hAnsi="Consolas" w:eastAsia="Consolas"/>
+                <w:b w:val="0"/>
+                <w:color w:val="5B6875"/>
+                <w:sz w:val="16"/>
+              </w:rPr>
+              <w:t xml:space="preserve">   5  </w:t>
+            </w:r>
+            <w:r>
+              <w:rPr>
+                <w:rFonts w:ascii="Consolas" w:hAnsi="Consolas" w:eastAsia="Consolas"/>
+                <w:b w:val="0"/>
+                <w:sz w:val="16"/>
+              </w:rPr>
+              <w:t>def leakage_screen(X, y, threshold=0.95):</w:t>
+            </w:r>
+          </w:p>
+          <w:p>
+            <w:pPr>
+              <w:spacing w:before="0" w:after="0" w:line="240" w:lineRule="auto"/>
+              <w:ind w:left="567" w:hanging="567"/>
+            </w:pPr>
+            <w:r>
+              <w:rPr>
+                <w:rFonts w:ascii="Consolas" w:hAnsi="Consolas" w:eastAsia="Consolas"/>
+                <w:b w:val="0"/>
+                <w:color w:val="5B6875"/>
+                <w:sz w:val="16"/>
+              </w:rPr>
+              <w:t xml:space="preserve">   6  </w:t>
+            </w:r>
+            <w:r>
+              <w:rPr>
+                <w:rFonts w:ascii="Consolas" w:hAnsi="Consolas" w:eastAsia="Consolas"/>
+                <w:b w:val="0"/>
+                <w:sz w:val="16"/>
+              </w:rPr>
+              <w:t xml:space="preserve">    return [c for c in X.columns if roc_auc_score(y, X[c]) &gt; threshold]</w:t>
             </w:r>
           </w:p>
         </w:tc>
@@ -2185,41 +2054,11 @@
     </w:tbl>
     <w:p/>
     <w:p>
-      <w:r>
-        <w:rPr>
-          <w:b w:val="0"/>
-          <w:i w:val="0"/>
-        </w:rPr>
-        <w:t xml:space="preserve">Split </w:t>
-      </w:r>
-      <w:r>
-        <w:rPr>
-          <w:b/>
-          <w:i w:val="0"/>
-        </w:rPr>
-        <w:t>first</w:t>
-      </w:r>
-      <w:r>
-        <w:rPr>
-          <w:b w:val="0"/>
-          <w:i w:val="0"/>
-        </w:rPr>
-        <w:t xml:space="preserve">, before any step that learns. In cross-validation, that means refitting the preprocessing inside every fold. Doing that by hand is error-prone. scikit-learn's </w:t>
-      </w:r>
-      <w:r>
-        <w:rPr>
-          <w:rFonts w:ascii="Consolas" w:hAnsi="Consolas" w:eastAsia="Consolas"/>
-          <w:b w:val="0"/>
-          <w:sz w:val="19"/>
-        </w:rPr>
-        <w:t>Pipeline</w:t>
-      </w:r>
-      <w:r>
-        <w:rPr>
-          <w:b w:val="0"/>
-          <w:i w:val="0"/>
-        </w:rPr>
-        <w:t xml:space="preserve"> does it for you (lesson B11-L2).</w:t>
+      <w:pPr>
+        <w:pStyle w:val="Heading5"/>
+      </w:pPr>
+      <w:r>
+        <w:t>Exercise 5. Architecture design (level 4)</w:t>
       </w:r>
     </w:p>
     <w:p>
@@ -2228,36 +2067,64 @@
           <w:b w:val="0"/>
           <w:i w:val="0"/>
         </w:rPr>
-        <w:t xml:space="preserve">Steps that do </w:t>
-      </w:r>
-      <w:r>
-        <w:rPr>
-          <w:b/>
-          <w:i w:val="0"/>
-        </w:rPr>
-        <w:t>not</w:t>
-      </w:r>
-      <w:r>
-        <w:rPr>
-          <w:b w:val="0"/>
-          <w:i w:val="0"/>
-        </w:rPr>
-        <w:t xml:space="preserve"> learn are safe on the full data: fixed recodes from a codebook, unit conversions, parsing dates. Steps that learn include anything with </w:t>
-      </w:r>
-      <w:r>
-        <w:rPr>
-          <w:rFonts w:ascii="Consolas" w:hAnsi="Consolas" w:eastAsia="Consolas"/>
-          <w:b w:val="0"/>
-          <w:sz w:val="19"/>
-        </w:rPr>
-        <w:t>fit</w:t>
-      </w:r>
-      <w:r>
-        <w:rPr>
-          <w:b w:val="0"/>
-          <w:i w:val="0"/>
-        </w:rPr>
-        <w:t>, anything that computes a mean, a quantile, a list of categories or a correlation with the target.</w:t>
+        <w:t>A fraud model predicts at transaction time. Decide what to do with each candidate feature.</w:t>
+      </w:r>
+    </w:p>
+    <w:p>
+      <w:r>
+        <w:rPr>
+          <w:b w:val="0"/>
+          <w:i w:val="0"/>
+        </w:rPr>
+        <w:t>Options: Keep, Drop: known only after the prediction, Rebuild as of transaction time.</w:t>
+      </w:r>
+    </w:p>
+    <w:p>
+      <w:pPr>
+        <w:pStyle w:val="ListNumber"/>
+      </w:pPr>
+      <w:r>
+        <w:rPr>
+          <w:b w:val="0"/>
+          <w:i w:val="0"/>
+        </w:rPr>
+        <w:t>Transaction amount</w:t>
+      </w:r>
+    </w:p>
+    <w:p>
+      <w:pPr>
+        <w:pStyle w:val="ListNumber"/>
+      </w:pPr>
+      <w:r>
+        <w:rPr>
+          <w:b w:val="0"/>
+          <w:i w:val="0"/>
+        </w:rPr>
+        <w:t>Chargeback filed (yes/no)</w:t>
+      </w:r>
+    </w:p>
+    <w:p>
+      <w:pPr>
+        <w:pStyle w:val="ListNumber"/>
+      </w:pPr>
+      <w:r>
+        <w:rPr>
+          <w:b w:val="0"/>
+          <w:i w:val="0"/>
+        </w:rPr>
+        <w:t>Customer's transaction count, computed on the extract date</w:t>
+      </w:r>
+    </w:p>
+    <w:p>
+      <w:pPr>
+        <w:pStyle w:val="ListNumber"/>
+      </w:pPr>
+      <w:r>
+        <w:rPr>
+          <w:b w:val="0"/>
+          <w:i w:val="0"/>
+        </w:rPr>
+        <w:t>Analyst who reviewed the case</w:t>
       </w:r>
     </w:p>
     <w:p>
@@ -2265,16 +2132,27 @@
         <w:pStyle w:val="Heading4"/>
       </w:pPr>
       <w:r>
-        <w:t>Why it matters</w:t>
+        <w:t>Sources</w:t>
       </w:r>
     </w:p>
     <w:p>
-      <w:r>
-        <w:rPr>
-          <w:b w:val="0"/>
-          <w:i w:val="0"/>
-        </w:rPr>
-        <w:t>A propensity model imputed missing income with the median of the full dataset and scaled every feature on the full dataset before the train/test split. It then selected features by their correlation with the target, also on the full data. The validation AUC was 0.79. On the next month's customers it was 0.66. Most of the gap came from the feature selection: it had fitted the noise in the test rows.</w:t>
+      <w:pPr>
+        <w:pStyle w:val="ListBullet"/>
+      </w:pPr>
+      <w:r>
+        <w:rPr>
+          <w:b w:val="0"/>
+          <w:i w:val="0"/>
+        </w:rPr>
+        <w:t>roc_auc_score returns 0.0 for a perfect inverse ranking. (verified: Run on scikit-learn 1.8.0 and 1.9.1 in this repository.)</w:t>
+      </w:r>
+    </w:p>
+    <w:p>
+      <w:pPr>
+        <w:pStyle w:val="Heading3"/>
+      </w:pPr>
+      <w:r>
+        <w:t>B10-L2 Fit on training data only</w:t>
       </w:r>
     </w:p>
     <w:p>
@@ -2282,7 +2160,151 @@
         <w:pStyle w:val="Heading4"/>
       </w:pPr>
       <w:r>
-        <w:t>Worked example: weak code</w:t>
+        <w:t>Concept</w:t>
+      </w:r>
+    </w:p>
+    <w:p>
+      <w:r>
+        <w:rPr>
+          <w:b w:val="0"/>
+          <w:i w:val="0"/>
+        </w:rPr>
+        <w:t xml:space="preserve">Every step that </w:t>
+      </w:r>
+      <w:r>
+        <w:rPr>
+          <w:b/>
+          <w:i w:val="0"/>
+        </w:rPr>
+        <w:t>learns from data</w:t>
+      </w:r>
+      <w:r>
+        <w:rPr>
+          <w:b w:val="0"/>
+          <w:i w:val="0"/>
+        </w:rPr>
+        <w:t xml:space="preserve"> must learn from the training rows only: imputation means, scaling parameters, category lists, target encodings, feature selection, even the choice of outliers to drop. If a step sees the test rows, information about them flows into the model, and the test score becomes optimistic. This is </w:t>
+      </w:r>
+      <w:r>
+        <w:rPr>
+          <w:b/>
+          <w:i w:val="0"/>
+        </w:rPr>
+        <w:t>train/test contamination</w:t>
+      </w:r>
+      <w:r>
+        <w:rPr>
+          <w:b w:val="0"/>
+          <w:i w:val="0"/>
+        </w:rPr>
+        <w:t>.</w:t>
+      </w:r>
+    </w:p>
+    <w:p>
+      <w:r>
+        <w:rPr>
+          <w:b w:val="0"/>
+          <w:i w:val="0"/>
+        </w:rPr>
+        <w:t>A demonstration from this course's build, with scikit-learn 1.8. Take 100 rows of pure noise: 5,000 random features and a random 0/1 target. Nothing can be predicted.</w:t>
+      </w:r>
+    </w:p>
+    <w:p>
+      <w:pPr>
+        <w:pStyle w:val="ListBullet"/>
+      </w:pPr>
+      <w:r>
+        <w:rPr>
+          <w:b w:val="0"/>
+          <w:i w:val="0"/>
+        </w:rPr>
+        <w:t xml:space="preserve">Select the 20 features most correlated with the target </w:t>
+      </w:r>
+      <w:r>
+        <w:rPr>
+          <w:b/>
+          <w:i w:val="0"/>
+        </w:rPr>
+        <w:t>on all 100 rows</w:t>
+      </w:r>
+      <w:r>
+        <w:rPr>
+          <w:b w:val="0"/>
+          <w:i w:val="0"/>
+        </w:rPr>
+        <w:t xml:space="preserve">, then cross-validate a logistic regression on them: accuracy </w:t>
+      </w:r>
+      <w:r>
+        <w:rPr>
+          <w:b/>
+          <w:i w:val="0"/>
+        </w:rPr>
+        <w:t>0.85</w:t>
+      </w:r>
+      <w:r>
+        <w:rPr>
+          <w:b w:val="0"/>
+          <w:i w:val="0"/>
+        </w:rPr>
+        <w:t>.</w:t>
+      </w:r>
+    </w:p>
+    <w:p>
+      <w:pPr>
+        <w:pStyle w:val="ListBullet"/>
+      </w:pPr>
+      <w:r>
+        <w:rPr>
+          <w:b w:val="0"/>
+          <w:i w:val="0"/>
+        </w:rPr>
+        <w:t xml:space="preserve">Put the same selection </w:t>
+      </w:r>
+      <w:r>
+        <w:rPr>
+          <w:b/>
+          <w:i w:val="0"/>
+        </w:rPr>
+        <w:t>inside</w:t>
+      </w:r>
+      <w:r>
+        <w:rPr>
+          <w:b w:val="0"/>
+          <w:i w:val="0"/>
+        </w:rPr>
+        <w:t xml:space="preserve"> each cross-validation fold: accuracy </w:t>
+      </w:r>
+      <w:r>
+        <w:rPr>
+          <w:b/>
+          <w:i w:val="0"/>
+        </w:rPr>
+        <w:t>0.48</w:t>
+      </w:r>
+      <w:r>
+        <w:rPr>
+          <w:b w:val="0"/>
+          <w:i w:val="0"/>
+        </w:rPr>
+        <w:t>, the chance level it should be.</w:t>
+      </w:r>
+    </w:p>
+    <w:p>
+      <w:r>
+        <w:rPr>
+          <w:b w:val="0"/>
+          <w:i w:val="0"/>
+        </w:rPr>
+        <w:t>The first model did not learn anything real. The selection step had already looked at every test fold's labels and picked the features that happened to fit them.</w:t>
+      </w:r>
+    </w:p>
+    <w:p>
+      <w:r>
+        <w:rPr>
+          <w:b w:val="0"/>
+          <w:i w:val="0"/>
+        </w:rPr>
+        <w:t>The rule for manual preprocessing:</w:t>
       </w:r>
     </w:p>
     <w:tbl>
@@ -2308,19 +2330,19 @@
             <w:r>
               <w:rPr>
                 <w:rFonts w:ascii="Consolas" w:hAnsi="Consolas" w:eastAsia="Consolas"/>
-                <w:b/>
+                <w:b w:val="0"/>
                 <w:color w:val="5B6875"/>
                 <w:sz w:val="16"/>
               </w:rPr>
-              <w:t xml:space="preserve"> [1]  </w:t>
-            </w:r>
-            <w:r>
-              <w:rPr>
-                <w:rFonts w:ascii="Consolas" w:hAnsi="Consolas" w:eastAsia="Consolas"/>
-                <w:b w:val="0"/>
-                <w:sz w:val="16"/>
-              </w:rPr>
-              <w:t>df["income"] = df["income"].fillna(df["income"].median())</w:t>
+              <w:t xml:space="preserve">   1  </w:t>
+            </w:r>
+            <w:r>
+              <w:rPr>
+                <w:rFonts w:ascii="Consolas" w:hAnsi="Consolas" w:eastAsia="Consolas"/>
+                <w:b w:val="0"/>
+                <w:sz w:val="16"/>
+              </w:rPr>
+              <w:t>params = fit_preprocessing(train)          # learn from train only</w:t>
             </w:r>
           </w:p>
           <w:p>
@@ -2331,19 +2353,19 @@
             <w:r>
               <w:rPr>
                 <w:rFonts w:ascii="Consolas" w:hAnsi="Consolas" w:eastAsia="Consolas"/>
-                <w:b/>
+                <w:b w:val="0"/>
                 <w:color w:val="5B6875"/>
                 <w:sz w:val="16"/>
               </w:rPr>
-              <w:t xml:space="preserve"> [2]  </w:t>
-            </w:r>
-            <w:r>
-              <w:rPr>
-                <w:rFonts w:ascii="Consolas" w:hAnsi="Consolas" w:eastAsia="Consolas"/>
-                <w:b w:val="0"/>
-                <w:sz w:val="16"/>
-              </w:rPr>
-              <w:t>df["income"] = (df["income"] - df["income"].mean()) / df["income"].std()</w:t>
+              <w:t xml:space="preserve">   2  </w:t>
+            </w:r>
+            <w:r>
+              <w:rPr>
+                <w:rFonts w:ascii="Consolas" w:hAnsi="Consolas" w:eastAsia="Consolas"/>
+                <w:b w:val="0"/>
+                <w:sz w:val="16"/>
+              </w:rPr>
+              <w:t>train_ready = apply_preprocessing(train, params)</w:t>
             </w:r>
           </w:p>
           <w:p>
@@ -2354,76 +2376,99 @@
             <w:r>
               <w:rPr>
                 <w:rFonts w:ascii="Consolas" w:hAnsi="Consolas" w:eastAsia="Consolas"/>
-                <w:b/>
+                <w:b w:val="0"/>
                 <w:color w:val="5B6875"/>
                 <w:sz w:val="16"/>
               </w:rPr>
-              <w:t xml:space="preserve"> [3]  </w:t>
-            </w:r>
-            <w:r>
-              <w:rPr>
-                <w:rFonts w:ascii="Consolas" w:hAnsi="Consolas" w:eastAsia="Consolas"/>
-                <w:b w:val="0"/>
-                <w:sz w:val="16"/>
-              </w:rPr>
-              <w:t>train, test = train_test_split(df, test_size=0.2, random_state=1)</w:t>
+              <w:t xml:space="preserve">   3  </w:t>
+            </w:r>
+            <w:r>
+              <w:rPr>
+                <w:rFonts w:ascii="Consolas" w:hAnsi="Consolas" w:eastAsia="Consolas"/>
+                <w:b w:val="0"/>
+                <w:sz w:val="16"/>
+              </w:rPr>
+              <w:t>test_ready = apply_preprocessing(test, params)   # reuse, never refit</w:t>
             </w:r>
           </w:p>
         </w:tc>
       </w:tr>
     </w:tbl>
+    <w:p/>
     <w:p>
-      <w:pPr>
-        <w:pStyle w:val="ListNumber"/>
-      </w:pPr>
+      <w:r>
+        <w:rPr>
+          <w:b w:val="0"/>
+          <w:i w:val="0"/>
+        </w:rPr>
+        <w:t xml:space="preserve">Split </w:t>
+      </w:r>
       <w:r>
         <w:rPr>
           <w:b/>
-        </w:rPr>
-        <w:t xml:space="preserve">Line 1. </w:t>
-      </w:r>
-      <w:r>
-        <w:rPr>
-          <w:b w:val="0"/>
-          <w:i w:val="0"/>
-        </w:rPr>
-        <w:t>The median includes test rows.</w:t>
+          <w:i w:val="0"/>
+        </w:rPr>
+        <w:t>first</w:t>
+      </w:r>
+      <w:r>
+        <w:rPr>
+          <w:b w:val="0"/>
+          <w:i w:val="0"/>
+        </w:rPr>
+        <w:t xml:space="preserve">, before any step that learns. In cross-validation, that means refitting the preprocessing inside every fold. Doing that by hand is error-prone. scikit-learn's </w:t>
+      </w:r>
+      <w:r>
+        <w:rPr>
+          <w:rFonts w:ascii="Consolas" w:hAnsi="Consolas" w:eastAsia="Consolas"/>
+          <w:b w:val="0"/>
+          <w:sz w:val="19"/>
+        </w:rPr>
+        <w:t>Pipeline</w:t>
+      </w:r>
+      <w:r>
+        <w:rPr>
+          <w:b w:val="0"/>
+          <w:i w:val="0"/>
+        </w:rPr>
+        <w:t xml:space="preserve"> does it for you (lesson B11-L2).</w:t>
       </w:r>
     </w:p>
     <w:p>
-      <w:pPr>
-        <w:pStyle w:val="ListNumber"/>
-      </w:pPr>
+      <w:r>
+        <w:rPr>
+          <w:b w:val="0"/>
+          <w:i w:val="0"/>
+        </w:rPr>
+        <w:t xml:space="preserve">Steps that do </w:t>
+      </w:r>
       <w:r>
         <w:rPr>
           <w:b/>
-        </w:rPr>
-        <w:t xml:space="preserve">Line 2. </w:t>
-      </w:r>
-      <w:r>
-        <w:rPr>
-          <w:b w:val="0"/>
-          <w:i w:val="0"/>
-        </w:rPr>
-        <w:t>Scaling parameters learned from test rows too.</w:t>
-      </w:r>
-    </w:p>
-    <w:p>
-      <w:pPr>
-        <w:pStyle w:val="ListNumber"/>
-      </w:pPr>
-      <w:r>
-        <w:rPr>
-          <w:b/>
-        </w:rPr>
-        <w:t xml:space="preserve">Line 3. </w:t>
-      </w:r>
-      <w:r>
-        <w:rPr>
-          <w:b w:val="0"/>
-          <w:i w:val="0"/>
-        </w:rPr>
-        <w:t>The split comes after the learning, too late.</w:t>
+          <w:i w:val="0"/>
+        </w:rPr>
+        <w:t>not</w:t>
+      </w:r>
+      <w:r>
+        <w:rPr>
+          <w:b w:val="0"/>
+          <w:i w:val="0"/>
+        </w:rPr>
+        <w:t xml:space="preserve"> learn are safe on the full data: fixed recodes from a codebook, unit conversions, parsing dates. Steps that learn include anything with </w:t>
+      </w:r>
+      <w:r>
+        <w:rPr>
+          <w:rFonts w:ascii="Consolas" w:hAnsi="Consolas" w:eastAsia="Consolas"/>
+          <w:b w:val="0"/>
+          <w:sz w:val="19"/>
+        </w:rPr>
+        <w:t>fit</w:t>
+      </w:r>
+      <w:r>
+        <w:rPr>
+          <w:b w:val="0"/>
+          <w:i w:val="0"/>
+        </w:rPr>
+        <w:t>, anything that computes a mean, a quantile, a list of categories or a correlation with the target.</w:t>
       </w:r>
     </w:p>
     <w:p>
@@ -2431,7 +2476,24 @@
         <w:pStyle w:val="Heading4"/>
       </w:pPr>
       <w:r>
-        <w:t>Worked example: strong code</w:t>
+        <w:t>Why it matters</w:t>
+      </w:r>
+    </w:p>
+    <w:p>
+      <w:r>
+        <w:rPr>
+          <w:b w:val="0"/>
+          <w:i w:val="0"/>
+        </w:rPr>
+        <w:t>A propensity model imputed missing income with the median of the full dataset and scaled every feature on the full dataset before the train/test split. It then selected features by their correlation with the target, also on the full data. The validation AUC was 0.79. On the next month's customers it was 0.66. Most of the gap came from the feature selection: it had fitted the noise in the test rows.</w:t>
+      </w:r>
+    </w:p>
+    <w:p>
+      <w:pPr>
+        <w:pStyle w:val="Heading4"/>
+      </w:pPr>
+      <w:r>
+        <w:t>Worked example: weak code</w:t>
       </w:r>
     </w:p>
     <w:tbl>
@@ -2457,19 +2519,19 @@
             <w:r>
               <w:rPr>
                 <w:rFonts w:ascii="Consolas" w:hAnsi="Consolas" w:eastAsia="Consolas"/>
-                <w:b w:val="0"/>
+                <w:b/>
                 <w:color w:val="5B6875"/>
                 <w:sz w:val="16"/>
               </w:rPr>
-              <w:t xml:space="preserve">   1  </w:t>
-            </w:r>
-            <w:r>
-              <w:rPr>
-                <w:rFonts w:ascii="Consolas" w:hAnsi="Consolas" w:eastAsia="Consolas"/>
-                <w:b w:val="0"/>
-                <w:sz w:val="16"/>
-              </w:rPr>
-              <w:t>import pandas as pd</w:t>
+              <w:t xml:space="preserve"> [1]  </w:t>
+            </w:r>
+            <w:r>
+              <w:rPr>
+                <w:rFonts w:ascii="Consolas" w:hAnsi="Consolas" w:eastAsia="Consolas"/>
+                <w:b w:val="0"/>
+                <w:sz w:val="16"/>
+              </w:rPr>
+              <w:t>df["income"] = df["income"].fillna(df["income"].median())</w:t>
             </w:r>
           </w:p>
           <w:p>
@@ -2480,19 +2542,19 @@
             <w:r>
               <w:rPr>
                 <w:rFonts w:ascii="Consolas" w:hAnsi="Consolas" w:eastAsia="Consolas"/>
-                <w:b w:val="0"/>
+                <w:b/>
                 <w:color w:val="5B6875"/>
                 <w:sz w:val="16"/>
               </w:rPr>
-              <w:t xml:space="preserve">   2  </w:t>
-            </w:r>
-            <w:r>
-              <w:rPr>
-                <w:rFonts w:ascii="Consolas" w:hAnsi="Consolas" w:eastAsia="Consolas"/>
-                <w:b w:val="0"/>
-                <w:sz w:val="16"/>
-              </w:rPr>
-              <w:t xml:space="preserve"> </w:t>
+              <w:t xml:space="preserve"> [2]  </w:t>
+            </w:r>
+            <w:r>
+              <w:rPr>
+                <w:rFonts w:ascii="Consolas" w:hAnsi="Consolas" w:eastAsia="Consolas"/>
+                <w:b w:val="0"/>
+                <w:sz w:val="16"/>
+              </w:rPr>
+              <w:t>df["income"] = (df["income"] - df["income"].mean()) / df["income"].std()</w:t>
             </w:r>
           </w:p>
           <w:p>
@@ -2503,249 +2565,19 @@
             <w:r>
               <w:rPr>
                 <w:rFonts w:ascii="Consolas" w:hAnsi="Consolas" w:eastAsia="Consolas"/>
-                <w:b w:val="0"/>
-                <w:color w:val="5B6875"/>
-                <w:sz w:val="16"/>
-              </w:rPr>
-              <w:t xml:space="preserve">   3  </w:t>
-            </w:r>
-            <w:r>
-              <w:rPr>
-                <w:rFonts w:ascii="Consolas" w:hAnsi="Consolas" w:eastAsia="Consolas"/>
-                <w:b w:val="0"/>
-                <w:sz w:val="16"/>
-              </w:rPr>
-              <w:t xml:space="preserve"> </w:t>
-            </w:r>
-          </w:p>
-          <w:p>
-            <w:pPr>
-              <w:spacing w:before="0" w:after="0" w:line="240" w:lineRule="auto"/>
-              <w:ind w:left="567" w:hanging="567"/>
-            </w:pPr>
-            <w:r>
-              <w:rPr>
-                <w:rFonts w:ascii="Consolas" w:hAnsi="Consolas" w:eastAsia="Consolas"/>
                 <w:b/>
                 <w:color w:val="5B6875"/>
                 <w:sz w:val="16"/>
               </w:rPr>
-              <w:t xml:space="preserve"> [1]  </w:t>
-            </w:r>
-            <w:r>
-              <w:rPr>
-                <w:rFonts w:ascii="Consolas" w:hAnsi="Consolas" w:eastAsia="Consolas"/>
-                <w:b w:val="0"/>
-                <w:sz w:val="16"/>
-              </w:rPr>
-              <w:t>def fit_income_prep(train: pd.DataFrame) -&gt; dict[str, float]:</w:t>
-            </w:r>
-          </w:p>
-          <w:p>
-            <w:pPr>
-              <w:spacing w:before="0" w:after="0" w:line="240" w:lineRule="auto"/>
-              <w:ind w:left="567" w:hanging="567"/>
-            </w:pPr>
-            <w:r>
-              <w:rPr>
-                <w:rFonts w:ascii="Consolas" w:hAnsi="Consolas" w:eastAsia="Consolas"/>
-                <w:b w:val="0"/>
-                <w:color w:val="5B6875"/>
-                <w:sz w:val="16"/>
-              </w:rPr>
-              <w:t xml:space="preserve">   5  </w:t>
-            </w:r>
-            <w:r>
-              <w:rPr>
-                <w:rFonts w:ascii="Consolas" w:hAnsi="Consolas" w:eastAsia="Consolas"/>
-                <w:b w:val="0"/>
-                <w:sz w:val="16"/>
-              </w:rPr>
-              <w:t xml:space="preserve">    """Learn median, mean and sd of income from training rows only."""</w:t>
-            </w:r>
-          </w:p>
-          <w:p>
-            <w:pPr>
-              <w:spacing w:before="0" w:after="0" w:line="240" w:lineRule="auto"/>
-              <w:ind w:left="567" w:hanging="567"/>
-            </w:pPr>
-            <w:r>
-              <w:rPr>
-                <w:rFonts w:ascii="Consolas" w:hAnsi="Consolas" w:eastAsia="Consolas"/>
-                <w:b w:val="0"/>
-                <w:color w:val="5B6875"/>
-                <w:sz w:val="16"/>
-              </w:rPr>
-              <w:t xml:space="preserve">   6  </w:t>
-            </w:r>
-            <w:r>
-              <w:rPr>
-                <w:rFonts w:ascii="Consolas" w:hAnsi="Consolas" w:eastAsia="Consolas"/>
-                <w:b w:val="0"/>
-                <w:sz w:val="16"/>
-              </w:rPr>
-              <w:t xml:space="preserve">    filled = train["income"].fillna(train["income"].median())</w:t>
-            </w:r>
-          </w:p>
-          <w:p>
-            <w:pPr>
-              <w:spacing w:before="0" w:after="0" w:line="240" w:lineRule="auto"/>
-              <w:ind w:left="567" w:hanging="567"/>
-            </w:pPr>
-            <w:r>
-              <w:rPr>
-                <w:rFonts w:ascii="Consolas" w:hAnsi="Consolas" w:eastAsia="Consolas"/>
-                <w:b w:val="0"/>
-                <w:color w:val="5B6875"/>
-                <w:sz w:val="16"/>
-              </w:rPr>
-              <w:t xml:space="preserve">   7  </w:t>
-            </w:r>
-            <w:r>
-              <w:rPr>
-                <w:rFonts w:ascii="Consolas" w:hAnsi="Consolas" w:eastAsia="Consolas"/>
-                <w:b w:val="0"/>
-                <w:sz w:val="16"/>
-              </w:rPr>
-              <w:t xml:space="preserve">    return {"median": float(train["income"].median()), "mean": float(filled.mean()), "sd": float(filled.std())}</w:t>
-            </w:r>
-          </w:p>
-          <w:p>
-            <w:pPr>
-              <w:spacing w:before="0" w:after="0" w:line="240" w:lineRule="auto"/>
-              <w:ind w:left="567" w:hanging="567"/>
-            </w:pPr>
-            <w:r>
-              <w:rPr>
-                <w:rFonts w:ascii="Consolas" w:hAnsi="Consolas" w:eastAsia="Consolas"/>
-                <w:b w:val="0"/>
-                <w:color w:val="5B6875"/>
-                <w:sz w:val="16"/>
-              </w:rPr>
-              <w:t xml:space="preserve">   8  </w:t>
-            </w:r>
-            <w:r>
-              <w:rPr>
-                <w:rFonts w:ascii="Consolas" w:hAnsi="Consolas" w:eastAsia="Consolas"/>
-                <w:b w:val="0"/>
-                <w:sz w:val="16"/>
-              </w:rPr>
-              <w:t xml:space="preserve"> </w:t>
-            </w:r>
-          </w:p>
-          <w:p>
-            <w:pPr>
-              <w:spacing w:before="0" w:after="0" w:line="240" w:lineRule="auto"/>
-              <w:ind w:left="567" w:hanging="567"/>
-            </w:pPr>
-            <w:r>
-              <w:rPr>
-                <w:rFonts w:ascii="Consolas" w:hAnsi="Consolas" w:eastAsia="Consolas"/>
-                <w:b w:val="0"/>
-                <w:color w:val="5B6875"/>
-                <w:sz w:val="16"/>
-              </w:rPr>
-              <w:t xml:space="preserve">   9  </w:t>
-            </w:r>
-            <w:r>
-              <w:rPr>
-                <w:rFonts w:ascii="Consolas" w:hAnsi="Consolas" w:eastAsia="Consolas"/>
-                <w:b w:val="0"/>
-                <w:sz w:val="16"/>
-              </w:rPr>
-              <w:t xml:space="preserve"> </w:t>
-            </w:r>
-          </w:p>
-          <w:p>
-            <w:pPr>
-              <w:spacing w:before="0" w:after="0" w:line="240" w:lineRule="auto"/>
-              <w:ind w:left="567" w:hanging="567"/>
-            </w:pPr>
-            <w:r>
-              <w:rPr>
-                <w:rFonts w:ascii="Consolas" w:hAnsi="Consolas" w:eastAsia="Consolas"/>
-                <w:b w:val="0"/>
-                <w:color w:val="5B6875"/>
-                <w:sz w:val="16"/>
-              </w:rPr>
-              <w:t xml:space="preserve">  10  </w:t>
-            </w:r>
-            <w:r>
-              <w:rPr>
-                <w:rFonts w:ascii="Consolas" w:hAnsi="Consolas" w:eastAsia="Consolas"/>
-                <w:b w:val="0"/>
-                <w:sz w:val="16"/>
-              </w:rPr>
-              <w:t>def apply_income_prep(df: pd.DataFrame, params: dict[str, float]) -&gt; pd.DataFrame:</w:t>
-            </w:r>
-          </w:p>
-          <w:p>
-            <w:pPr>
-              <w:spacing w:before="0" w:after="0" w:line="240" w:lineRule="auto"/>
-              <w:ind w:left="567" w:hanging="567"/>
-            </w:pPr>
-            <w:r>
-              <w:rPr>
-                <w:rFonts w:ascii="Consolas" w:hAnsi="Consolas" w:eastAsia="Consolas"/>
-                <w:b w:val="0"/>
-                <w:color w:val="5B6875"/>
-                <w:sz w:val="16"/>
-              </w:rPr>
-              <w:t xml:space="preserve">  11  </w:t>
-            </w:r>
-            <w:r>
-              <w:rPr>
-                <w:rFonts w:ascii="Consolas" w:hAnsi="Consolas" w:eastAsia="Consolas"/>
-                <w:b w:val="0"/>
-                <w:sz w:val="16"/>
-              </w:rPr>
-              <w:t xml:space="preserve">    """Impute and scale income with parameters learned elsewhere."""</w:t>
-            </w:r>
-          </w:p>
-          <w:p>
-            <w:pPr>
-              <w:spacing w:before="0" w:after="0" w:line="240" w:lineRule="auto"/>
-              <w:ind w:left="567" w:hanging="567"/>
-            </w:pPr>
-            <w:r>
-              <w:rPr>
-                <w:rFonts w:ascii="Consolas" w:hAnsi="Consolas" w:eastAsia="Consolas"/>
-                <w:b/>
-                <w:color w:val="5B6875"/>
-                <w:sz w:val="16"/>
-              </w:rPr>
-              <w:t xml:space="preserve"> [2]  </w:t>
-            </w:r>
-            <w:r>
-              <w:rPr>
-                <w:rFonts w:ascii="Consolas" w:hAnsi="Consolas" w:eastAsia="Consolas"/>
-                <w:b w:val="0"/>
-                <w:sz w:val="16"/>
-              </w:rPr>
-              <w:t xml:space="preserve">    filled = df["income"].fillna(params["median"])</w:t>
-            </w:r>
-          </w:p>
-          <w:p>
-            <w:pPr>
-              <w:spacing w:before="0" w:after="0" w:line="240" w:lineRule="auto"/>
-              <w:ind w:left="567" w:hanging="567"/>
-            </w:pPr>
-            <w:r>
-              <w:rPr>
-                <w:rFonts w:ascii="Consolas" w:hAnsi="Consolas" w:eastAsia="Consolas"/>
-                <w:b w:val="0"/>
-                <w:color w:val="5B6875"/>
-                <w:sz w:val="16"/>
-              </w:rPr>
-              <w:t xml:space="preserve">  13  </w:t>
-            </w:r>
-            <w:r>
-              <w:rPr>
-                <w:rFonts w:ascii="Consolas" w:hAnsi="Consolas" w:eastAsia="Consolas"/>
-                <w:b w:val="0"/>
-                <w:sz w:val="16"/>
-              </w:rPr>
-              <w:t xml:space="preserve">    return df.assign(income=(filled - params["mean"]) / params["sd"])</w:t>
+              <w:t xml:space="preserve"> [3]  </w:t>
+            </w:r>
+            <w:r>
+              <w:rPr>
+                <w:rFonts w:ascii="Consolas" w:hAnsi="Consolas" w:eastAsia="Consolas"/>
+                <w:b w:val="0"/>
+                <w:sz w:val="16"/>
+              </w:rPr>
+              <w:t>train, test = train_test_split(df, test_size=0.2, random_state=1)</w:t>
             </w:r>
           </w:p>
         </w:tc>
@@ -2759,14 +2591,14 @@
         <w:rPr>
           <w:b/>
         </w:rPr>
-        <w:t xml:space="preserve">Line 4. </w:t>
-      </w:r>
-      <w:r>
-        <w:rPr>
-          <w:b w:val="0"/>
-          <w:i w:val="0"/>
-        </w:rPr>
-        <w:t>Learning happens in one place, on training rows.</w:t>
+        <w:t xml:space="preserve">Line 1. </w:t>
+      </w:r>
+      <w:r>
+        <w:rPr>
+          <w:b w:val="0"/>
+          <w:i w:val="0"/>
+        </w:rPr>
+        <w:t>The median includes test rows.</w:t>
       </w:r>
     </w:p>
     <w:p>
@@ -2777,23 +2609,32 @@
         <w:rPr>
           <w:b/>
         </w:rPr>
-        <w:t xml:space="preserve">Line 12. </w:t>
-      </w:r>
-      <w:r>
-        <w:rPr>
-          <w:b w:val="0"/>
-          <w:i w:val="0"/>
-        </w:rPr>
-        <w:t>Applying reuses the learned values, for train and test alike.</w:t>
+        <w:t xml:space="preserve">Line 2. </w:t>
+      </w:r>
+      <w:r>
+        <w:rPr>
+          <w:b w:val="0"/>
+          <w:i w:val="0"/>
+        </w:rPr>
+        <w:t>Scaling parameters learned from test rows too.</w:t>
       </w:r>
     </w:p>
     <w:p>
-      <w:r>
-        <w:rPr>
-          <w:b w:val="0"/>
-          <w:i w:val="0"/>
-        </w:rPr>
-        <w:t>Split first. Fit every learning step on training rows. Apply the fitted parameters to everything else.</w:t>
+      <w:pPr>
+        <w:pStyle w:val="ListNumber"/>
+      </w:pPr>
+      <w:r>
+        <w:rPr>
+          <w:b/>
+        </w:rPr>
+        <w:t xml:space="preserve">Line 3. </w:t>
+      </w:r>
+      <w:r>
+        <w:rPr>
+          <w:b w:val="0"/>
+          <w:i w:val="0"/>
+        </w:rPr>
+        <w:t>The split comes after the learning, too late.</w:t>
       </w:r>
     </w:p>
     <w:p>
@@ -2801,206 +2642,7 @@
         <w:pStyle w:val="Heading4"/>
       </w:pPr>
       <w:r>
-        <w:t>Recap card</w:t>
-      </w:r>
-    </w:p>
-    <w:p>
-      <w:pPr>
-        <w:pStyle w:val="ListBullet"/>
-      </w:pPr>
-      <w:r>
-        <w:rPr>
-          <w:b/>
-          <w:i w:val="0"/>
-        </w:rPr>
-        <w:t>Train/test contamination</w:t>
-      </w:r>
-      <w:r>
-        <w:rPr>
-          <w:b w:val="0"/>
-          <w:i w:val="0"/>
-        </w:rPr>
-        <w:t xml:space="preserve"> A learning step saw test rows: imputation, scaling, encoding, selection.</w:t>
-      </w:r>
-    </w:p>
-    <w:p>
-      <w:pPr>
-        <w:pStyle w:val="ListBullet"/>
-      </w:pPr>
-      <w:r>
-        <w:rPr>
-          <w:b/>
-          <w:i w:val="0"/>
-        </w:rPr>
-        <w:t>Selection on all rows, noise data</w:t>
-      </w:r>
-      <w:r>
-        <w:rPr>
-          <w:b w:val="0"/>
-          <w:i w:val="0"/>
-        </w:rPr>
-        <w:t xml:space="preserve"> CV accuracy 0.85. Inside the folds: 0.48. The first number is a leak.</w:t>
-      </w:r>
-    </w:p>
-    <w:p>
-      <w:pPr>
-        <w:pStyle w:val="ListBullet"/>
-      </w:pPr>
-      <w:r>
-        <w:rPr>
-          <w:b/>
-          <w:i w:val="0"/>
-        </w:rPr>
-        <w:t>The manual rule</w:t>
-      </w:r>
-      <w:r>
-        <w:rPr>
-          <w:b w:val="0"/>
-          <w:i w:val="0"/>
-        </w:rPr>
-        <w:t xml:space="preserve"> Split first, fit on train, apply the fitted parameters to train and test.</w:t>
-      </w:r>
-    </w:p>
-    <w:p>
-      <w:pPr>
-        <w:pStyle w:val="ListBullet"/>
-      </w:pPr>
-      <w:r>
-        <w:rPr>
-          <w:b/>
-          <w:i w:val="0"/>
-        </w:rPr>
-        <w:t>Safe before the split</w:t>
-      </w:r>
-      <w:r>
-        <w:rPr>
-          <w:b w:val="0"/>
-          <w:i w:val="0"/>
-        </w:rPr>
-        <w:t xml:space="preserve"> Steps that learn nothing from the rows: fixed recodes, unit conversions, parsing.</w:t>
-      </w:r>
-    </w:p>
-    <w:p>
-      <w:pPr>
-        <w:pStyle w:val="Heading4"/>
-      </w:pPr>
-      <w:r>
-        <w:t>Practice</w:t>
-      </w:r>
-    </w:p>
-    <w:p>
-      <w:pPr>
-        <w:pStyle w:val="Heading5"/>
-      </w:pPr>
-      <w:r>
-        <w:t>Exercise 1. Multiple choice (level 1)</w:t>
-      </w:r>
-    </w:p>
-    <w:p>
-      <w:r>
-        <w:rPr>
-          <w:b w:val="0"/>
-          <w:i w:val="0"/>
-        </w:rPr>
-        <w:t>Which step is safe to run on the full dataset before the split?</w:t>
-      </w:r>
-    </w:p>
-    <w:p>
-      <w:pPr>
-        <w:pStyle w:val="ListBullet"/>
-      </w:pPr>
-      <w:r>
-        <w:rPr>
-          <w:b w:val="0"/>
-          <w:i w:val="0"/>
-        </w:rPr>
-        <w:t>a) Filling missing income with the median</w:t>
-      </w:r>
-    </w:p>
-    <w:p>
-      <w:pPr>
-        <w:pStyle w:val="ListBullet"/>
-      </w:pPr>
-      <w:r>
-        <w:rPr>
-          <w:b w:val="0"/>
-          <w:i w:val="0"/>
-        </w:rPr>
-        <w:t>b) Converting height from inches to centimetres</w:t>
-      </w:r>
-    </w:p>
-    <w:p>
-      <w:pPr>
-        <w:pStyle w:val="ListBullet"/>
-      </w:pPr>
-      <w:r>
-        <w:rPr>
-          <w:b w:val="0"/>
-          <w:i w:val="0"/>
-        </w:rPr>
-        <w:t>c) Selecting the 20 features most correlated with the target</w:t>
-      </w:r>
-    </w:p>
-    <w:p>
-      <w:pPr>
-        <w:pStyle w:val="ListBullet"/>
-      </w:pPr>
-      <w:r>
-        <w:rPr>
-          <w:b w:val="0"/>
-          <w:i w:val="0"/>
-        </w:rPr>
-        <w:t>d) Standardising features to mean 0 and sd 1</w:t>
-      </w:r>
-    </w:p>
-    <w:p>
-      <w:r>
-        <w:rPr>
-          <w:b/>
-          <w:i w:val="0"/>
-        </w:rPr>
-        <w:t>Why?</w:t>
-      </w:r>
-    </w:p>
-    <w:p>
-      <w:pPr>
-        <w:pStyle w:val="ListBullet"/>
-      </w:pPr>
-      <w:r>
-        <w:rPr>
-          <w:b w:val="0"/>
-          <w:i w:val="0"/>
-        </w:rPr>
-        <w:t>r1) A unit conversion uses a fixed constant. It learns nothing from the rows.</w:t>
-      </w:r>
-    </w:p>
-    <w:p>
-      <w:pPr>
-        <w:pStyle w:val="ListBullet"/>
-      </w:pPr>
-      <w:r>
-        <w:rPr>
-          <w:b w:val="0"/>
-          <w:i w:val="0"/>
-        </w:rPr>
-        <w:t>r2) Conversions happen before any modelling.</w:t>
-      </w:r>
-    </w:p>
-    <w:p>
-      <w:pPr>
-        <w:pStyle w:val="Heading5"/>
-      </w:pPr>
-      <w:r>
-        <w:t>Exercise 2. Predict the output (level 2)</w:t>
-      </w:r>
-    </w:p>
-    <w:p>
-      <w:r>
-        <w:rPr>
-          <w:b w:val="0"/>
-          <w:i w:val="0"/>
-        </w:rPr>
-        <w:t>Pure noise: 100 rows, 5,000 random features, random labels. The 20 best features are selected on all rows, then 5-fold CV is run. Roughly what accuracy does it print? (scikit-learn 1.8, seed 0)</w:t>
+        <w:t>Worked example: strong code</w:t>
       </w:r>
     </w:p>
     <w:tbl>
@@ -3038,7 +2680,7 @@
                 <w:b w:val="0"/>
                 <w:sz w:val="16"/>
               </w:rPr>
-              <w:t>import numpy as np</w:t>
+              <w:t>import pandas as pd</w:t>
             </w:r>
           </w:p>
           <w:p>
@@ -3061,7 +2703,7 @@
                 <w:b w:val="0"/>
                 <w:sz w:val="16"/>
               </w:rPr>
-              <w:t>from sklearn.feature_selection import SelectKBest, f_classif</w:t>
+              <w:t xml:space="preserve"> </w:t>
             </w:r>
           </w:p>
           <w:p>
@@ -3084,7 +2726,7 @@
                 <w:b w:val="0"/>
                 <w:sz w:val="16"/>
               </w:rPr>
-              <w:t>from sklearn.linear_model import LogisticRegression</w:t>
+              <w:t xml:space="preserve"> </w:t>
             </w:r>
           </w:p>
           <w:p>
@@ -3095,19 +2737,19 @@
             <w:r>
               <w:rPr>
                 <w:rFonts w:ascii="Consolas" w:hAnsi="Consolas" w:eastAsia="Consolas"/>
-                <w:b w:val="0"/>
+                <w:b/>
                 <w:color w:val="5B6875"/>
                 <w:sz w:val="16"/>
               </w:rPr>
-              <w:t xml:space="preserve">   4  </w:t>
-            </w:r>
-            <w:r>
-              <w:rPr>
-                <w:rFonts w:ascii="Consolas" w:hAnsi="Consolas" w:eastAsia="Consolas"/>
-                <w:b w:val="0"/>
-                <w:sz w:val="16"/>
-              </w:rPr>
-              <w:t>from sklearn.model_selection import cross_val_score</w:t>
+              <w:t xml:space="preserve"> [1]  </w:t>
+            </w:r>
+            <w:r>
+              <w:rPr>
+                <w:rFonts w:ascii="Consolas" w:hAnsi="Consolas" w:eastAsia="Consolas"/>
+                <w:b w:val="0"/>
+                <w:sz w:val="16"/>
+              </w:rPr>
+              <w:t>def fit_income_prep(train: pd.DataFrame) -&gt; dict[str, float]:</w:t>
             </w:r>
           </w:p>
           <w:p>
@@ -3130,7 +2772,7 @@
                 <w:b w:val="0"/>
                 <w:sz w:val="16"/>
               </w:rPr>
-              <w:t xml:space="preserve"> </w:t>
+              <w:t xml:space="preserve">    """Learn median, mean and sd of income from training rows only."""</w:t>
             </w:r>
           </w:p>
           <w:p>
@@ -3153,7 +2795,7 @@
                 <w:b w:val="0"/>
                 <w:sz w:val="16"/>
               </w:rPr>
-              <w:t>rng = np.random.default_rng(0)</w:t>
+              <w:t xml:space="preserve">    filled = train["income"].fillna(train["income"].median())</w:t>
             </w:r>
           </w:p>
           <w:p>
@@ -3176,7 +2818,7 @@
                 <w:b w:val="0"/>
                 <w:sz w:val="16"/>
               </w:rPr>
-              <w:t>X = rng.normal(size=(100, 5000))</w:t>
+              <w:t xml:space="preserve">    return {"median": float(train["income"].median()), "mean": float(filled.mean()), "sd": float(filled.std())}</w:t>
             </w:r>
           </w:p>
           <w:p>
@@ -3199,7 +2841,7 @@
                 <w:b w:val="0"/>
                 <w:sz w:val="16"/>
               </w:rPr>
-              <w:t>y = rng.integers(0, 2, 100)</w:t>
+              <w:t xml:space="preserve"> </w:t>
             </w:r>
           </w:p>
           <w:p>
@@ -3222,7 +2864,7 @@
                 <w:b w:val="0"/>
                 <w:sz w:val="16"/>
               </w:rPr>
-              <w:t>X_sel = SelectKBest(f_classif, k=20).fit_transform(X, y)</w:t>
+              <w:t xml:space="preserve"> </w:t>
             </w:r>
           </w:p>
           <w:p>
@@ -3245,19 +2887,224 @@
                 <w:b w:val="0"/>
                 <w:sz w:val="16"/>
               </w:rPr>
-              <w:t>print(round(cross_val_score(LogisticRegression(), X_sel, y, cv=5).mean(), 2))</w:t>
+              <w:t>def apply_income_prep(df: pd.DataFrame, params: dict[str, float]) -&gt; pd.DataFrame:</w:t>
+            </w:r>
+          </w:p>
+          <w:p>
+            <w:pPr>
+              <w:spacing w:before="0" w:after="0" w:line="240" w:lineRule="auto"/>
+              <w:ind w:left="567" w:hanging="567"/>
+            </w:pPr>
+            <w:r>
+              <w:rPr>
+                <w:rFonts w:ascii="Consolas" w:hAnsi="Consolas" w:eastAsia="Consolas"/>
+                <w:b w:val="0"/>
+                <w:color w:val="5B6875"/>
+                <w:sz w:val="16"/>
+              </w:rPr>
+              <w:t xml:space="preserve">  11  </w:t>
+            </w:r>
+            <w:r>
+              <w:rPr>
+                <w:rFonts w:ascii="Consolas" w:hAnsi="Consolas" w:eastAsia="Consolas"/>
+                <w:b w:val="0"/>
+                <w:sz w:val="16"/>
+              </w:rPr>
+              <w:t xml:space="preserve">    """Impute and scale income with parameters learned elsewhere."""</w:t>
+            </w:r>
+          </w:p>
+          <w:p>
+            <w:pPr>
+              <w:spacing w:before="0" w:after="0" w:line="240" w:lineRule="auto"/>
+              <w:ind w:left="567" w:hanging="567"/>
+            </w:pPr>
+            <w:r>
+              <w:rPr>
+                <w:rFonts w:ascii="Consolas" w:hAnsi="Consolas" w:eastAsia="Consolas"/>
+                <w:b/>
+                <w:color w:val="5B6875"/>
+                <w:sz w:val="16"/>
+              </w:rPr>
+              <w:t xml:space="preserve"> [2]  </w:t>
+            </w:r>
+            <w:r>
+              <w:rPr>
+                <w:rFonts w:ascii="Consolas" w:hAnsi="Consolas" w:eastAsia="Consolas"/>
+                <w:b w:val="0"/>
+                <w:sz w:val="16"/>
+              </w:rPr>
+              <w:t xml:space="preserve">    filled = df["income"].fillna(params["median"])</w:t>
+            </w:r>
+          </w:p>
+          <w:p>
+            <w:pPr>
+              <w:spacing w:before="0" w:after="0" w:line="240" w:lineRule="auto"/>
+              <w:ind w:left="567" w:hanging="567"/>
+            </w:pPr>
+            <w:r>
+              <w:rPr>
+                <w:rFonts w:ascii="Consolas" w:hAnsi="Consolas" w:eastAsia="Consolas"/>
+                <w:b w:val="0"/>
+                <w:color w:val="5B6875"/>
+                <w:sz w:val="16"/>
+              </w:rPr>
+              <w:t xml:space="preserve">  13  </w:t>
+            </w:r>
+            <w:r>
+              <w:rPr>
+                <w:rFonts w:ascii="Consolas" w:hAnsi="Consolas" w:eastAsia="Consolas"/>
+                <w:b w:val="0"/>
+                <w:sz w:val="16"/>
+              </w:rPr>
+              <w:t xml:space="preserve">    return df.assign(income=(filled - params["mean"]) / params["sd"])</w:t>
             </w:r>
           </w:p>
         </w:tc>
       </w:tr>
     </w:tbl>
-    <w:p/>
+    <w:p>
+      <w:pPr>
+        <w:pStyle w:val="ListNumber"/>
+      </w:pPr>
+      <w:r>
+        <w:rPr>
+          <w:b/>
+        </w:rPr>
+        <w:t xml:space="preserve">Line 4. </w:t>
+      </w:r>
+      <w:r>
+        <w:rPr>
+          <w:b w:val="0"/>
+          <w:i w:val="0"/>
+        </w:rPr>
+        <w:t>Learning happens in one place, on training rows.</w:t>
+      </w:r>
+    </w:p>
+    <w:p>
+      <w:pPr>
+        <w:pStyle w:val="ListNumber"/>
+      </w:pPr>
+      <w:r>
+        <w:rPr>
+          <w:b/>
+        </w:rPr>
+        <w:t xml:space="preserve">Line 12. </w:t>
+      </w:r>
+      <w:r>
+        <w:rPr>
+          <w:b w:val="0"/>
+          <w:i w:val="0"/>
+        </w:rPr>
+        <w:t>Applying reuses the learned values, for train and test alike.</w:t>
+      </w:r>
+    </w:p>
+    <w:p>
+      <w:r>
+        <w:rPr>
+          <w:b w:val="0"/>
+          <w:i w:val="0"/>
+        </w:rPr>
+        <w:t>Split first. Fit every learning step on training rows. Apply the fitted parameters to everything else.</w:t>
+      </w:r>
+    </w:p>
+    <w:p>
+      <w:pPr>
+        <w:pStyle w:val="Heading4"/>
+      </w:pPr>
+      <w:r>
+        <w:t>Recap card</w:t>
+      </w:r>
+    </w:p>
+    <w:p>
+      <w:pPr>
+        <w:pStyle w:val="ListBullet"/>
+      </w:pPr>
+      <w:r>
+        <w:rPr>
+          <w:b/>
+          <w:i w:val="0"/>
+        </w:rPr>
+        <w:t>Train/test contamination</w:t>
+      </w:r>
+      <w:r>
+        <w:rPr>
+          <w:b w:val="0"/>
+          <w:i w:val="0"/>
+        </w:rPr>
+        <w:t xml:space="preserve"> A learning step saw test rows: imputation, scaling, encoding, selection.</w:t>
+      </w:r>
+    </w:p>
+    <w:p>
+      <w:pPr>
+        <w:pStyle w:val="ListBullet"/>
+      </w:pPr>
+      <w:r>
+        <w:rPr>
+          <w:b/>
+          <w:i w:val="0"/>
+        </w:rPr>
+        <w:t>Selection on all rows, noise data</w:t>
+      </w:r>
+      <w:r>
+        <w:rPr>
+          <w:b w:val="0"/>
+          <w:i w:val="0"/>
+        </w:rPr>
+        <w:t xml:space="preserve"> CV accuracy 0.85. Inside the folds: 0.48. The first number is a leak.</w:t>
+      </w:r>
+    </w:p>
+    <w:p>
+      <w:pPr>
+        <w:pStyle w:val="ListBullet"/>
+      </w:pPr>
+      <w:r>
+        <w:rPr>
+          <w:b/>
+          <w:i w:val="0"/>
+        </w:rPr>
+        <w:t>The manual rule</w:t>
+      </w:r>
+      <w:r>
+        <w:rPr>
+          <w:b w:val="0"/>
+          <w:i w:val="0"/>
+        </w:rPr>
+        <w:t xml:space="preserve"> Split first, fit on train, apply the fitted parameters to train and test.</w:t>
+      </w:r>
+    </w:p>
+    <w:p>
+      <w:pPr>
+        <w:pStyle w:val="ListBullet"/>
+      </w:pPr>
+      <w:r>
+        <w:rPr>
+          <w:b/>
+          <w:i w:val="0"/>
+        </w:rPr>
+        <w:t>Safe before the split</w:t>
+      </w:r>
+      <w:r>
+        <w:rPr>
+          <w:b w:val="0"/>
+          <w:i w:val="0"/>
+        </w:rPr>
+        <w:t xml:space="preserve"> Steps that learn nothing from the rows: fixed recodes, unit conversions, parsing.</w:t>
+      </w:r>
+    </w:p>
+    <w:p>
+      <w:pPr>
+        <w:pStyle w:val="Heading4"/>
+      </w:pPr>
+      <w:r>
+        <w:t>Practice</w:t>
+      </w:r>
+    </w:p>
     <w:p>
       <w:pPr>
         <w:pStyle w:val="Heading5"/>
       </w:pPr>
       <w:r>
-        <w:t>Exercise 3. Fill the gap (level 2)</w:t>
+        <w:t>Exercise 1. Multiple choice (level 1)</w:t>
       </w:r>
     </w:p>
     <w:p>
@@ -3266,7 +3113,105 @@
           <w:b w:val="0"/>
           <w:i w:val="0"/>
         </w:rPr>
-        <w:t>Fit the scaler on training rows, then apply it to both sets.</w:t>
+        <w:t>Which step is safe to run on the full dataset before the split?</w:t>
+      </w:r>
+    </w:p>
+    <w:p>
+      <w:pPr>
+        <w:pStyle w:val="ListBullet"/>
+      </w:pPr>
+      <w:r>
+        <w:rPr>
+          <w:b w:val="0"/>
+          <w:i w:val="0"/>
+        </w:rPr>
+        <w:t>a) Filling missing income with the median</w:t>
+      </w:r>
+    </w:p>
+    <w:p>
+      <w:pPr>
+        <w:pStyle w:val="ListBullet"/>
+      </w:pPr>
+      <w:r>
+        <w:rPr>
+          <w:b w:val="0"/>
+          <w:i w:val="0"/>
+        </w:rPr>
+        <w:t>b) Converting height from inches to centimetres</w:t>
+      </w:r>
+    </w:p>
+    <w:p>
+      <w:pPr>
+        <w:pStyle w:val="ListBullet"/>
+      </w:pPr>
+      <w:r>
+        <w:rPr>
+          <w:b w:val="0"/>
+          <w:i w:val="0"/>
+        </w:rPr>
+        <w:t>c) Selecting the 20 features most correlated with the target</w:t>
+      </w:r>
+    </w:p>
+    <w:p>
+      <w:pPr>
+        <w:pStyle w:val="ListBullet"/>
+      </w:pPr>
+      <w:r>
+        <w:rPr>
+          <w:b w:val="0"/>
+          <w:i w:val="0"/>
+        </w:rPr>
+        <w:t>d) Standardising features to mean 0 and sd 1</w:t>
+      </w:r>
+    </w:p>
+    <w:p>
+      <w:r>
+        <w:rPr>
+          <w:b/>
+          <w:i w:val="0"/>
+        </w:rPr>
+        <w:t>Why?</w:t>
+      </w:r>
+    </w:p>
+    <w:p>
+      <w:pPr>
+        <w:pStyle w:val="ListBullet"/>
+      </w:pPr>
+      <w:r>
+        <w:rPr>
+          <w:b w:val="0"/>
+          <w:i w:val="0"/>
+        </w:rPr>
+        <w:t>r1) A unit conversion uses a fixed constant. It learns nothing from the rows.</w:t>
+      </w:r>
+    </w:p>
+    <w:p>
+      <w:pPr>
+        <w:pStyle w:val="ListBullet"/>
+      </w:pPr>
+      <w:r>
+        <w:rPr>
+          <w:b w:val="0"/>
+          <w:i w:val="0"/>
+        </w:rPr>
+        <w:t>r2) Conversions happen before any modelling.</w:t>
+      </w:r>
+    </w:p>
+    <w:p>
+      <w:pPr>
+        <w:pStyle w:val="Heading5"/>
+      </w:pPr>
+      <w:r>
+        <w:t>Exercise 2. Predict the output (level 2)</w:t>
+      </w:r>
+    </w:p>
+    <w:p>
+      <w:r>
+        <w:rPr>
+          <w:b w:val="0"/>
+          <w:i w:val="0"/>
+        </w:rPr>
+        <w:t>Pure noise: 100 rows, 5,000 random features, random labels. The 20 best features are selected on all rows, then 5-fold CV is run. Roughly what accuracy does it print? (scikit-learn 1.8, seed 0)</w:t>
       </w:r>
     </w:p>
     <w:tbl>
@@ -3304,7 +3249,7 @@
                 <w:b w:val="0"/>
                 <w:sz w:val="16"/>
               </w:rPr>
-              <w:t>scaler = StandardScaler().fit(_____(1))</w:t>
+              <w:t>import numpy as np</w:t>
             </w:r>
           </w:p>
           <w:p>
@@ -3327,7 +3272,7 @@
                 <w:b w:val="0"/>
                 <w:sz w:val="16"/>
               </w:rPr>
-              <w:t>X_train_s = scaler.transform(X_train)</w:t>
+              <w:t>from sklearn.feature_selection import SelectKBest, f_classif</w:t>
             </w:r>
           </w:p>
           <w:p>
@@ -3350,7 +3295,168 @@
                 <w:b w:val="0"/>
                 <w:sz w:val="16"/>
               </w:rPr>
-              <w:t>X_test_s = scaler._____(2)(X_test)</w:t>
+              <w:t>from sklearn.linear_model import LogisticRegression</w:t>
+            </w:r>
+          </w:p>
+          <w:p>
+            <w:pPr>
+              <w:spacing w:before="0" w:after="0" w:line="240" w:lineRule="auto"/>
+              <w:ind w:left="567" w:hanging="567"/>
+            </w:pPr>
+            <w:r>
+              <w:rPr>
+                <w:rFonts w:ascii="Consolas" w:hAnsi="Consolas" w:eastAsia="Consolas"/>
+                <w:b w:val="0"/>
+                <w:color w:val="5B6875"/>
+                <w:sz w:val="16"/>
+              </w:rPr>
+              <w:t xml:space="preserve">   4  </w:t>
+            </w:r>
+            <w:r>
+              <w:rPr>
+                <w:rFonts w:ascii="Consolas" w:hAnsi="Consolas" w:eastAsia="Consolas"/>
+                <w:b w:val="0"/>
+                <w:sz w:val="16"/>
+              </w:rPr>
+              <w:t>from sklearn.model_selection import cross_val_score</w:t>
+            </w:r>
+          </w:p>
+          <w:p>
+            <w:pPr>
+              <w:spacing w:before="0" w:after="0" w:line="240" w:lineRule="auto"/>
+              <w:ind w:left="567" w:hanging="567"/>
+            </w:pPr>
+            <w:r>
+              <w:rPr>
+                <w:rFonts w:ascii="Consolas" w:hAnsi="Consolas" w:eastAsia="Consolas"/>
+                <w:b w:val="0"/>
+                <w:color w:val="5B6875"/>
+                <w:sz w:val="16"/>
+              </w:rPr>
+              <w:t xml:space="preserve">   5  </w:t>
+            </w:r>
+            <w:r>
+              <w:rPr>
+                <w:rFonts w:ascii="Consolas" w:hAnsi="Consolas" w:eastAsia="Consolas"/>
+                <w:b w:val="0"/>
+                <w:sz w:val="16"/>
+              </w:rPr>
+              <w:t xml:space="preserve"> </w:t>
+            </w:r>
+          </w:p>
+          <w:p>
+            <w:pPr>
+              <w:spacing w:before="0" w:after="0" w:line="240" w:lineRule="auto"/>
+              <w:ind w:left="567" w:hanging="567"/>
+            </w:pPr>
+            <w:r>
+              <w:rPr>
+                <w:rFonts w:ascii="Consolas" w:hAnsi="Consolas" w:eastAsia="Consolas"/>
+                <w:b w:val="0"/>
+                <w:color w:val="5B6875"/>
+                <w:sz w:val="16"/>
+              </w:rPr>
+              <w:t xml:space="preserve">   6  </w:t>
+            </w:r>
+            <w:r>
+              <w:rPr>
+                <w:rFonts w:ascii="Consolas" w:hAnsi="Consolas" w:eastAsia="Consolas"/>
+                <w:b w:val="0"/>
+                <w:sz w:val="16"/>
+              </w:rPr>
+              <w:t>rng = np.random.default_rng(0)</w:t>
+            </w:r>
+          </w:p>
+          <w:p>
+            <w:pPr>
+              <w:spacing w:before="0" w:after="0" w:line="240" w:lineRule="auto"/>
+              <w:ind w:left="567" w:hanging="567"/>
+            </w:pPr>
+            <w:r>
+              <w:rPr>
+                <w:rFonts w:ascii="Consolas" w:hAnsi="Consolas" w:eastAsia="Consolas"/>
+                <w:b w:val="0"/>
+                <w:color w:val="5B6875"/>
+                <w:sz w:val="16"/>
+              </w:rPr>
+              <w:t xml:space="preserve">   7  </w:t>
+            </w:r>
+            <w:r>
+              <w:rPr>
+                <w:rFonts w:ascii="Consolas" w:hAnsi="Consolas" w:eastAsia="Consolas"/>
+                <w:b w:val="0"/>
+                <w:sz w:val="16"/>
+              </w:rPr>
+              <w:t>X = rng.normal(size=(100, 5000))</w:t>
+            </w:r>
+          </w:p>
+          <w:p>
+            <w:pPr>
+              <w:spacing w:before="0" w:after="0" w:line="240" w:lineRule="auto"/>
+              <w:ind w:left="567" w:hanging="567"/>
+            </w:pPr>
+            <w:r>
+              <w:rPr>
+                <w:rFonts w:ascii="Consolas" w:hAnsi="Consolas" w:eastAsia="Consolas"/>
+                <w:b w:val="0"/>
+                <w:color w:val="5B6875"/>
+                <w:sz w:val="16"/>
+              </w:rPr>
+              <w:t xml:space="preserve">   8  </w:t>
+            </w:r>
+            <w:r>
+              <w:rPr>
+                <w:rFonts w:ascii="Consolas" w:hAnsi="Consolas" w:eastAsia="Consolas"/>
+                <w:b w:val="0"/>
+                <w:sz w:val="16"/>
+              </w:rPr>
+              <w:t>y = rng.integers(0, 2, 100)</w:t>
+            </w:r>
+          </w:p>
+          <w:p>
+            <w:pPr>
+              <w:spacing w:before="0" w:after="0" w:line="240" w:lineRule="auto"/>
+              <w:ind w:left="567" w:hanging="567"/>
+            </w:pPr>
+            <w:r>
+              <w:rPr>
+                <w:rFonts w:ascii="Consolas" w:hAnsi="Consolas" w:eastAsia="Consolas"/>
+                <w:b w:val="0"/>
+                <w:color w:val="5B6875"/>
+                <w:sz w:val="16"/>
+              </w:rPr>
+              <w:t xml:space="preserve">   9  </w:t>
+            </w:r>
+            <w:r>
+              <w:rPr>
+                <w:rFonts w:ascii="Consolas" w:hAnsi="Consolas" w:eastAsia="Consolas"/>
+                <w:b w:val="0"/>
+                <w:sz w:val="16"/>
+              </w:rPr>
+              <w:t>X_sel = SelectKBest(f_classif, k=20).fit_transform(X, y)</w:t>
+            </w:r>
+          </w:p>
+          <w:p>
+            <w:pPr>
+              <w:spacing w:before="0" w:after="0" w:line="240" w:lineRule="auto"/>
+              <w:ind w:left="567" w:hanging="567"/>
+            </w:pPr>
+            <w:r>
+              <w:rPr>
+                <w:rFonts w:ascii="Consolas" w:hAnsi="Consolas" w:eastAsia="Consolas"/>
+                <w:b w:val="0"/>
+                <w:color w:val="5B6875"/>
+                <w:sz w:val="16"/>
+              </w:rPr>
+              <w:t xml:space="preserve">  10  </w:t>
+            </w:r>
+            <w:r>
+              <w:rPr>
+                <w:rFonts w:ascii="Consolas" w:hAnsi="Consolas" w:eastAsia="Consolas"/>
+                <w:b w:val="0"/>
+                <w:sz w:val="16"/>
+              </w:rPr>
+              <w:t>print(round(cross_val_score(LogisticRegression(), X_sel, y, cv=5).mean(), 2))</w:t>
             </w:r>
           </w:p>
         </w:tc>
@@ -3362,7 +3468,7 @@
         <w:pStyle w:val="Heading5"/>
       </w:pPr>
       <w:r>
-        <w:t>Exercise 4. Write the function (level 3)</w:t>
+        <w:t>Exercise 3. Fill the gap (level 2)</w:t>
       </w:r>
     </w:p>
     <w:p>
@@ -3371,206 +3477,7 @@
           <w:b w:val="0"/>
           <w:i w:val="0"/>
         </w:rPr>
-        <w:t xml:space="preserve">Write </w:t>
-      </w:r>
-      <w:r>
-        <w:rPr>
-          <w:rFonts w:ascii="Consolas" w:hAnsi="Consolas" w:eastAsia="Consolas"/>
-          <w:b w:val="0"/>
-          <w:sz w:val="19"/>
-        </w:rPr>
-        <w:t>fit_prep(train) -&gt; dict[str, float]</w:t>
-      </w:r>
-      <w:r>
-        <w:rPr>
-          <w:b w:val="0"/>
-          <w:i w:val="0"/>
-        </w:rPr>
-        <w:t xml:space="preserve"> and </w:t>
-      </w:r>
-      <w:r>
-        <w:rPr>
-          <w:rFonts w:ascii="Consolas" w:hAnsi="Consolas" w:eastAsia="Consolas"/>
-          <w:b w:val="0"/>
-          <w:sz w:val="19"/>
-        </w:rPr>
-        <w:t>apply_prep(df, params) -&gt; pd.DataFrame</w:t>
-      </w:r>
-      <w:r>
-        <w:rPr>
-          <w:b w:val="0"/>
-          <w:i w:val="0"/>
-        </w:rPr>
-        <w:t xml:space="preserve"> for the column </w:t>
-      </w:r>
-      <w:r>
-        <w:rPr>
-          <w:rFonts w:ascii="Consolas" w:hAnsi="Consolas" w:eastAsia="Consolas"/>
-          <w:b w:val="0"/>
-          <w:sz w:val="19"/>
-        </w:rPr>
-        <w:t>income</w:t>
-      </w:r>
-      <w:r>
-        <w:rPr>
-          <w:b w:val="0"/>
-          <w:i w:val="0"/>
-        </w:rPr>
-        <w:t>.</w:t>
-      </w:r>
-    </w:p>
-    <w:p>
-      <w:pPr>
-        <w:pStyle w:val="ListBullet"/>
-      </w:pPr>
-      <w:r>
-        <w:rPr>
-          <w:rFonts w:ascii="Consolas" w:hAnsi="Consolas" w:eastAsia="Consolas"/>
-          <w:b w:val="0"/>
-          <w:sz w:val="19"/>
-        </w:rPr>
-        <w:t>fit_prep</w:t>
-      </w:r>
-      <w:r>
-        <w:rPr>
-          <w:b w:val="0"/>
-          <w:i w:val="0"/>
-        </w:rPr>
-        <w:t xml:space="preserve"> learns </w:t>
-      </w:r>
-      <w:r>
-        <w:rPr>
-          <w:rFonts w:ascii="Consolas" w:hAnsi="Consolas" w:eastAsia="Consolas"/>
-          <w:b w:val="0"/>
-          <w:sz w:val="19"/>
-        </w:rPr>
-        <w:t>median</w:t>
-      </w:r>
-      <w:r>
-        <w:rPr>
-          <w:b w:val="0"/>
-          <w:i w:val="0"/>
-        </w:rPr>
-        <w:t xml:space="preserve"> of income, then fills missing values with it and learns </w:t>
-      </w:r>
-      <w:r>
-        <w:rPr>
-          <w:rFonts w:ascii="Consolas" w:hAnsi="Consolas" w:eastAsia="Consolas"/>
-          <w:b w:val="0"/>
-          <w:sz w:val="19"/>
-        </w:rPr>
-        <w:t>mean</w:t>
-      </w:r>
-      <w:r>
-        <w:rPr>
-          <w:b w:val="0"/>
-          <w:i w:val="0"/>
-        </w:rPr>
-        <w:t xml:space="preserve"> and </w:t>
-      </w:r>
-      <w:r>
-        <w:rPr>
-          <w:rFonts w:ascii="Consolas" w:hAnsi="Consolas" w:eastAsia="Consolas"/>
-          <w:b w:val="0"/>
-          <w:sz w:val="19"/>
-        </w:rPr>
-        <w:t>sd</w:t>
-      </w:r>
-      <w:r>
-        <w:rPr>
-          <w:b w:val="0"/>
-          <w:i w:val="0"/>
-        </w:rPr>
-        <w:t xml:space="preserve"> of the filled column. Training rows only.</w:t>
-      </w:r>
-    </w:p>
-    <w:p>
-      <w:pPr>
-        <w:pStyle w:val="ListBullet"/>
-      </w:pPr>
-      <w:r>
-        <w:rPr>
-          <w:rFonts w:ascii="Consolas" w:hAnsi="Consolas" w:eastAsia="Consolas"/>
-          <w:b w:val="0"/>
-          <w:sz w:val="19"/>
-        </w:rPr>
-        <w:t>apply_prep</w:t>
-      </w:r>
-      <w:r>
-        <w:rPr>
-          <w:b w:val="0"/>
-          <w:i w:val="0"/>
-        </w:rPr>
-        <w:t xml:space="preserve"> fills missing income with </w:t>
-      </w:r>
-      <w:r>
-        <w:rPr>
-          <w:rFonts w:ascii="Consolas" w:hAnsi="Consolas" w:eastAsia="Consolas"/>
-          <w:b w:val="0"/>
-          <w:sz w:val="19"/>
-        </w:rPr>
-        <w:t>params["median"]</w:t>
-      </w:r>
-      <w:r>
-        <w:rPr>
-          <w:b w:val="0"/>
-          <w:i w:val="0"/>
-        </w:rPr>
-        <w:t xml:space="preserve"> and returns a new frame with </w:t>
-      </w:r>
-      <w:r>
-        <w:rPr>
-          <w:rFonts w:ascii="Consolas" w:hAnsi="Consolas" w:eastAsia="Consolas"/>
-          <w:b w:val="0"/>
-          <w:sz w:val="19"/>
-        </w:rPr>
-        <w:t>income</w:t>
-      </w:r>
-      <w:r>
-        <w:rPr>
-          <w:b w:val="0"/>
-          <w:i w:val="0"/>
-        </w:rPr>
-        <w:t xml:space="preserve"> scaled as </w:t>
-      </w:r>
-      <w:r>
-        <w:rPr>
-          <w:rFonts w:ascii="Consolas" w:hAnsi="Consolas" w:eastAsia="Consolas"/>
-          <w:b w:val="0"/>
-          <w:sz w:val="19"/>
-        </w:rPr>
-        <w:t>(filled - mean) / sd</w:t>
-      </w:r>
-      <w:r>
-        <w:rPr>
-          <w:b w:val="0"/>
-          <w:i w:val="0"/>
-        </w:rPr>
-        <w:t xml:space="preserve">. If </w:t>
-      </w:r>
-      <w:r>
-        <w:rPr>
-          <w:rFonts w:ascii="Consolas" w:hAnsi="Consolas" w:eastAsia="Consolas"/>
-          <w:b w:val="0"/>
-          <w:sz w:val="19"/>
-        </w:rPr>
-        <w:t>sd</w:t>
-      </w:r>
-      <w:r>
-        <w:rPr>
-          <w:b w:val="0"/>
-          <w:i w:val="0"/>
-        </w:rPr>
-        <w:t xml:space="preserve"> is 0, set scaled income to 0.0.</w:t>
-      </w:r>
-    </w:p>
-    <w:p>
-      <w:r>
-        <w:rPr>
-          <w:b w:val="0"/>
-          <w:i w:val="0"/>
-        </w:rPr>
-        <w:t>Starter code:</w:t>
+        <w:t>Fit the scaler on training rows, then apply it to both sets.</w:t>
       </w:r>
     </w:p>
     <w:tbl>
@@ -3608,7 +3515,7 @@
                 <w:b w:val="0"/>
                 <w:sz w:val="16"/>
               </w:rPr>
-              <w:t>import pandas as pd</w:t>
+              <w:t>scaler = StandardScaler().fit(_____(1))</w:t>
             </w:r>
           </w:p>
           <w:p>
@@ -3631,7 +3538,7 @@
                 <w:b w:val="0"/>
                 <w:sz w:val="16"/>
               </w:rPr>
-              <w:t xml:space="preserve"> </w:t>
+              <w:t>X_train_s = scaler.transform(X_train)</w:t>
             </w:r>
           </w:p>
           <w:p>
@@ -3654,168 +3561,7 @@
                 <w:b w:val="0"/>
                 <w:sz w:val="16"/>
               </w:rPr>
-              <w:t xml:space="preserve"> </w:t>
-            </w:r>
-          </w:p>
-          <w:p>
-            <w:pPr>
-              <w:spacing w:before="0" w:after="0" w:line="240" w:lineRule="auto"/>
-              <w:ind w:left="567" w:hanging="567"/>
-            </w:pPr>
-            <w:r>
-              <w:rPr>
-                <w:rFonts w:ascii="Consolas" w:hAnsi="Consolas" w:eastAsia="Consolas"/>
-                <w:b w:val="0"/>
-                <w:color w:val="5B6875"/>
-                <w:sz w:val="16"/>
-              </w:rPr>
-              <w:t xml:space="preserve">   4  </w:t>
-            </w:r>
-            <w:r>
-              <w:rPr>
-                <w:rFonts w:ascii="Consolas" w:hAnsi="Consolas" w:eastAsia="Consolas"/>
-                <w:b w:val="0"/>
-                <w:sz w:val="16"/>
-              </w:rPr>
-              <w:t>def fit_prep(train):</w:t>
-            </w:r>
-          </w:p>
-          <w:p>
-            <w:pPr>
-              <w:spacing w:before="0" w:after="0" w:line="240" w:lineRule="auto"/>
-              <w:ind w:left="567" w:hanging="567"/>
-            </w:pPr>
-            <w:r>
-              <w:rPr>
-                <w:rFonts w:ascii="Consolas" w:hAnsi="Consolas" w:eastAsia="Consolas"/>
-                <w:b w:val="0"/>
-                <w:color w:val="5B6875"/>
-                <w:sz w:val="16"/>
-              </w:rPr>
-              <w:t xml:space="preserve">   5  </w:t>
-            </w:r>
-            <w:r>
-              <w:rPr>
-                <w:rFonts w:ascii="Consolas" w:hAnsi="Consolas" w:eastAsia="Consolas"/>
-                <w:b w:val="0"/>
-                <w:sz w:val="16"/>
-              </w:rPr>
-              <w:t xml:space="preserve">    return {}</w:t>
-            </w:r>
-          </w:p>
-          <w:p>
-            <w:pPr>
-              <w:spacing w:before="0" w:after="0" w:line="240" w:lineRule="auto"/>
-              <w:ind w:left="567" w:hanging="567"/>
-            </w:pPr>
-            <w:r>
-              <w:rPr>
-                <w:rFonts w:ascii="Consolas" w:hAnsi="Consolas" w:eastAsia="Consolas"/>
-                <w:b w:val="0"/>
-                <w:color w:val="5B6875"/>
-                <w:sz w:val="16"/>
-              </w:rPr>
-              <w:t xml:space="preserve">   6  </w:t>
-            </w:r>
-            <w:r>
-              <w:rPr>
-                <w:rFonts w:ascii="Consolas" w:hAnsi="Consolas" w:eastAsia="Consolas"/>
-                <w:b w:val="0"/>
-                <w:sz w:val="16"/>
-              </w:rPr>
-              <w:t xml:space="preserve"> </w:t>
-            </w:r>
-          </w:p>
-          <w:p>
-            <w:pPr>
-              <w:spacing w:before="0" w:after="0" w:line="240" w:lineRule="auto"/>
-              <w:ind w:left="567" w:hanging="567"/>
-            </w:pPr>
-            <w:r>
-              <w:rPr>
-                <w:rFonts w:ascii="Consolas" w:hAnsi="Consolas" w:eastAsia="Consolas"/>
-                <w:b w:val="0"/>
-                <w:color w:val="5B6875"/>
-                <w:sz w:val="16"/>
-              </w:rPr>
-              <w:t xml:space="preserve">   7  </w:t>
-            </w:r>
-            <w:r>
-              <w:rPr>
-                <w:rFonts w:ascii="Consolas" w:hAnsi="Consolas" w:eastAsia="Consolas"/>
-                <w:b w:val="0"/>
-                <w:sz w:val="16"/>
-              </w:rPr>
-              <w:t xml:space="preserve"> </w:t>
-            </w:r>
-          </w:p>
-          <w:p>
-            <w:pPr>
-              <w:spacing w:before="0" w:after="0" w:line="240" w:lineRule="auto"/>
-              <w:ind w:left="567" w:hanging="567"/>
-            </w:pPr>
-            <w:r>
-              <w:rPr>
-                <w:rFonts w:ascii="Consolas" w:hAnsi="Consolas" w:eastAsia="Consolas"/>
-                <w:b w:val="0"/>
-                <w:color w:val="5B6875"/>
-                <w:sz w:val="16"/>
-              </w:rPr>
-              <w:t xml:space="preserve">   8  </w:t>
-            </w:r>
-            <w:r>
-              <w:rPr>
-                <w:rFonts w:ascii="Consolas" w:hAnsi="Consolas" w:eastAsia="Consolas"/>
-                <w:b w:val="0"/>
-                <w:sz w:val="16"/>
-              </w:rPr>
-              <w:t>def apply_prep(df, params):</w:t>
-            </w:r>
-          </w:p>
-          <w:p>
-            <w:pPr>
-              <w:spacing w:before="0" w:after="0" w:line="240" w:lineRule="auto"/>
-              <w:ind w:left="567" w:hanging="567"/>
-            </w:pPr>
-            <w:r>
-              <w:rPr>
-                <w:rFonts w:ascii="Consolas" w:hAnsi="Consolas" w:eastAsia="Consolas"/>
-                <w:b w:val="0"/>
-                <w:color w:val="5B6875"/>
-                <w:sz w:val="16"/>
-              </w:rPr>
-              <w:t xml:space="preserve">   9  </w:t>
-            </w:r>
-            <w:r>
-              <w:rPr>
-                <w:rFonts w:ascii="Consolas" w:hAnsi="Consolas" w:eastAsia="Consolas"/>
-                <w:b w:val="0"/>
-                <w:sz w:val="16"/>
-              </w:rPr>
-              <w:t xml:space="preserve">    filled = df["income"].fillna(df["income"].median())</w:t>
-            </w:r>
-          </w:p>
-          <w:p>
-            <w:pPr>
-              <w:spacing w:before="0" w:after="0" w:line="240" w:lineRule="auto"/>
-              <w:ind w:left="567" w:hanging="567"/>
-            </w:pPr>
-            <w:r>
-              <w:rPr>
-                <w:rFonts w:ascii="Consolas" w:hAnsi="Consolas" w:eastAsia="Consolas"/>
-                <w:b w:val="0"/>
-                <w:color w:val="5B6875"/>
-                <w:sz w:val="16"/>
-              </w:rPr>
-              <w:t xml:space="preserve">  10  </w:t>
-            </w:r>
-            <w:r>
-              <w:rPr>
-                <w:rFonts w:ascii="Consolas" w:hAnsi="Consolas" w:eastAsia="Consolas"/>
-                <w:b w:val="0"/>
-                <w:sz w:val="16"/>
-              </w:rPr>
-              <w:t xml:space="preserve">    return df.assign(income=(filled - filled.mean()) / filled.std())</w:t>
+              <w:t>X_test_s = scaler._____(2)(X_test)</w:t>
             </w:r>
           </w:p>
         </w:tc>
@@ -3827,7 +3573,7 @@
         <w:pStyle w:val="Heading5"/>
       </w:pPr>
       <w:r>
-        <w:t>Exercise 5. Spot the bug (level 4)</w:t>
+        <w:t>Exercise 4. Write the function (level 3)</w:t>
       </w:r>
     </w:p>
     <w:p>
@@ -3836,7 +3582,263 @@
           <w:b w:val="0"/>
           <w:i w:val="0"/>
         </w:rPr>
-        <w:t>Target encoding replaces each region with its churn rate. The model's test AUC is far above its production AUC. Tap the line that leaks, and fix the function so the rates come from training rows only.</w:t>
+        <w:t xml:space="preserve">Write </w:t>
+      </w:r>
+      <w:r>
+        <w:rPr>
+          <w:rFonts w:ascii="Consolas" w:hAnsi="Consolas" w:eastAsia="Consolas"/>
+          <w:b w:val="0"/>
+          <w:sz w:val="19"/>
+        </w:rPr>
+        <w:t>fit_prep(train) -&gt; dict[str, float]</w:t>
+      </w:r>
+      <w:r>
+        <w:rPr>
+          <w:b w:val="0"/>
+          <w:i w:val="0"/>
+        </w:rPr>
+        <w:t xml:space="preserve"> and </w:t>
+      </w:r>
+      <w:r>
+        <w:rPr>
+          <w:rFonts w:ascii="Consolas" w:hAnsi="Consolas" w:eastAsia="Consolas"/>
+          <w:b w:val="0"/>
+          <w:sz w:val="19"/>
+        </w:rPr>
+        <w:t>apply_prep(df, params) -&gt; pd.DataFrame</w:t>
+      </w:r>
+      <w:r>
+        <w:rPr>
+          <w:b w:val="0"/>
+          <w:i w:val="0"/>
+        </w:rPr>
+        <w:t xml:space="preserve"> for the column </w:t>
+      </w:r>
+      <w:r>
+        <w:rPr>
+          <w:rFonts w:ascii="Consolas" w:hAnsi="Consolas" w:eastAsia="Consolas"/>
+          <w:b w:val="0"/>
+          <w:sz w:val="19"/>
+        </w:rPr>
+        <w:t>income</w:t>
+      </w:r>
+      <w:r>
+        <w:rPr>
+          <w:b w:val="0"/>
+          <w:i w:val="0"/>
+        </w:rPr>
+        <w:t>.</w:t>
+      </w:r>
+    </w:p>
+    <w:p>
+      <w:pPr>
+        <w:pStyle w:val="ListBullet"/>
+      </w:pPr>
+      <w:r>
+        <w:rPr>
+          <w:rFonts w:ascii="Consolas" w:hAnsi="Consolas" w:eastAsia="Consolas"/>
+          <w:b w:val="0"/>
+          <w:sz w:val="19"/>
+        </w:rPr>
+        <w:t>fit_prep</w:t>
+      </w:r>
+      <w:r>
+        <w:rPr>
+          <w:b w:val="0"/>
+          <w:i w:val="0"/>
+        </w:rPr>
+        <w:t xml:space="preserve"> learns </w:t>
+      </w:r>
+      <w:r>
+        <w:rPr>
+          <w:rFonts w:ascii="Consolas" w:hAnsi="Consolas" w:eastAsia="Consolas"/>
+          <w:b w:val="0"/>
+          <w:sz w:val="19"/>
+        </w:rPr>
+        <w:t>median</w:t>
+      </w:r>
+      <w:r>
+        <w:rPr>
+          <w:b w:val="0"/>
+          <w:i w:val="0"/>
+        </w:rPr>
+        <w:t xml:space="preserve"> of income, then fills missing values with it and learns </w:t>
+      </w:r>
+      <w:r>
+        <w:rPr>
+          <w:rFonts w:ascii="Consolas" w:hAnsi="Consolas" w:eastAsia="Consolas"/>
+          <w:b w:val="0"/>
+          <w:sz w:val="19"/>
+        </w:rPr>
+        <w:t>mean</w:t>
+      </w:r>
+      <w:r>
+        <w:rPr>
+          <w:b w:val="0"/>
+          <w:i w:val="0"/>
+        </w:rPr>
+        <w:t xml:space="preserve"> and </w:t>
+      </w:r>
+      <w:r>
+        <w:rPr>
+          <w:rFonts w:ascii="Consolas" w:hAnsi="Consolas" w:eastAsia="Consolas"/>
+          <w:b w:val="0"/>
+          <w:sz w:val="19"/>
+        </w:rPr>
+        <w:t>sd</w:t>
+      </w:r>
+      <w:r>
+        <w:rPr>
+          <w:b w:val="0"/>
+          <w:i w:val="0"/>
+        </w:rPr>
+        <w:t xml:space="preserve"> of the filled column. Training rows only.</w:t>
+      </w:r>
+    </w:p>
+    <w:p>
+      <w:pPr>
+        <w:pStyle w:val="ListBullet"/>
+      </w:pPr>
+      <w:r>
+        <w:rPr>
+          <w:rFonts w:ascii="Consolas" w:hAnsi="Consolas" w:eastAsia="Consolas"/>
+          <w:b w:val="0"/>
+          <w:sz w:val="19"/>
+        </w:rPr>
+        <w:t>apply_prep</w:t>
+      </w:r>
+      <w:r>
+        <w:rPr>
+          <w:b w:val="0"/>
+          <w:i w:val="0"/>
+        </w:rPr>
+        <w:t xml:space="preserve"> fills missing income with </w:t>
+      </w:r>
+      <w:r>
+        <w:rPr>
+          <w:rFonts w:ascii="Consolas" w:hAnsi="Consolas" w:eastAsia="Consolas"/>
+          <w:b w:val="0"/>
+          <w:sz w:val="19"/>
+        </w:rPr>
+        <w:t>params["median"]</w:t>
+      </w:r>
+      <w:r>
+        <w:rPr>
+          <w:b w:val="0"/>
+          <w:i w:val="0"/>
+        </w:rPr>
+        <w:t xml:space="preserve"> and returns a new frame with </w:t>
+      </w:r>
+      <w:r>
+        <w:rPr>
+          <w:rFonts w:ascii="Consolas" w:hAnsi="Consolas" w:eastAsia="Consolas"/>
+          <w:b w:val="0"/>
+          <w:sz w:val="19"/>
+        </w:rPr>
+        <w:t>income</w:t>
+      </w:r>
+      <w:r>
+        <w:rPr>
+          <w:b w:val="0"/>
+          <w:i w:val="0"/>
+        </w:rPr>
+        <w:t xml:space="preserve"> scaled as </w:t>
+      </w:r>
+      <w:r>
+        <w:rPr>
+          <w:rFonts w:ascii="Consolas" w:hAnsi="Consolas" w:eastAsia="Consolas"/>
+          <w:b w:val="0"/>
+          <w:sz w:val="19"/>
+        </w:rPr>
+        <w:t>(filled - mean) / sd</w:t>
+      </w:r>
+      <w:r>
+        <w:rPr>
+          <w:b w:val="0"/>
+          <w:i w:val="0"/>
+        </w:rPr>
+        <w:t xml:space="preserve">. If </w:t>
+      </w:r>
+      <w:r>
+        <w:rPr>
+          <w:rFonts w:ascii="Consolas" w:hAnsi="Consolas" w:eastAsia="Consolas"/>
+          <w:b w:val="0"/>
+          <w:sz w:val="19"/>
+        </w:rPr>
+        <w:t>sd</w:t>
+      </w:r>
+      <w:r>
+        <w:rPr>
+          <w:b w:val="0"/>
+          <w:i w:val="0"/>
+        </w:rPr>
+        <w:t xml:space="preserve"> is 0, set scaled income to 0.0.</w:t>
+      </w:r>
+    </w:p>
+    <w:p>
+      <w:r>
+        <w:rPr>
+          <w:b w:val="0"/>
+          <w:i w:val="0"/>
+        </w:rPr>
+        <w:t>Your code must pass these checks:</w:t>
+      </w:r>
+    </w:p>
+    <w:p>
+      <w:pPr>
+        <w:pStyle w:val="ListBullet"/>
+      </w:pPr>
+      <w:r>
+        <w:rPr>
+          <w:b w:val="0"/>
+          <w:i w:val="0"/>
+        </w:rPr>
+        <w:t>Learn the median, then mean and sd of income after filling with that median.</w:t>
+      </w:r>
+    </w:p>
+    <w:p>
+      <w:pPr>
+        <w:pStyle w:val="ListBullet"/>
+      </w:pPr>
+      <w:r>
+        <w:rPr>
+          <w:b w:val="0"/>
+          <w:i w:val="0"/>
+        </w:rPr>
+        <w:t>Test rows must use the training median, mean and sd, not their own.</w:t>
+      </w:r>
+    </w:p>
+    <w:p>
+      <w:pPr>
+        <w:pStyle w:val="ListBullet"/>
+      </w:pPr>
+      <w:r>
+        <w:rPr>
+          <w:b w:val="0"/>
+          <w:i w:val="0"/>
+        </w:rPr>
+        <w:t>When sd is 0, scaled income must be 0.0.</w:t>
+      </w:r>
+    </w:p>
+    <w:p>
+      <w:pPr>
+        <w:pStyle w:val="ListBullet"/>
+      </w:pPr>
+      <w:r>
+        <w:rPr>
+          <w:b w:val="0"/>
+          <w:i w:val="0"/>
+        </w:rPr>
+        <w:t>The input frame changed. Return a new one.</w:t>
+      </w:r>
+    </w:p>
+    <w:p>
+      <w:r>
+        <w:rPr>
+          <w:b w:val="0"/>
+          <w:i w:val="0"/>
+        </w:rPr>
+        <w:t>Shape of the answer. The reference solution defines these names. Write the bodies yourself.</w:t>
       </w:r>
     </w:p>
     <w:tbl>
@@ -3874,7 +3876,7 @@
                 <w:b w:val="0"/>
                 <w:sz w:val="16"/>
               </w:rPr>
-              <w:t>import pandas as pd</w:t>
+              <w:t># Learn imputation and scaling parameters for income from training rows.</w:t>
             </w:r>
           </w:p>
           <w:p>
@@ -3897,7 +3899,7 @@
                 <w:b w:val="0"/>
                 <w:sz w:val="16"/>
               </w:rPr>
-              <w:t xml:space="preserve"> </w:t>
+              <w:t>def fit_prep(train: pd.DataFrame) -&gt; dict[str, float]: ...</w:t>
             </w:r>
           </w:p>
           <w:p>
@@ -3943,7 +3945,7 @@
                 <w:b w:val="0"/>
                 <w:sz w:val="16"/>
               </w:rPr>
-              <w:t>def encode_region(train: pd.DataFrame, test: pd.DataFrame) -&gt; tuple[pd.DataFrame, pd.DataFrame]:</w:t>
+              <w:t># Impute and scale income with parameters learned from training rows.</w:t>
             </w:r>
           </w:p>
           <w:p>
@@ -3966,7 +3968,7 @@
                 <w:b w:val="0"/>
                 <w:sz w:val="16"/>
               </w:rPr>
-              <w:t xml:space="preserve">    """Replace region with its churn rate."""</w:t>
+              <w:t>def apply_prep(</w:t>
             </w:r>
           </w:p>
           <w:p>
@@ -3989,7 +3991,7 @@
                 <w:b w:val="0"/>
                 <w:sz w:val="16"/>
               </w:rPr>
-              <w:t xml:space="preserve">    both = pd.concat([train, test])</w:t>
+              <w:t xml:space="preserve">    df: pd.DataFrame,</w:t>
             </w:r>
           </w:p>
           <w:p>
@@ -4012,7 +4014,7 @@
                 <w:b w:val="0"/>
                 <w:sz w:val="16"/>
               </w:rPr>
-              <w:t xml:space="preserve">    rates = both.groupby("region")["churned"].mean()</w:t>
+              <w:t xml:space="preserve">    params: dict[str, float],</w:t>
             </w:r>
           </w:p>
           <w:p>
@@ -4035,7 +4037,7 @@
                 <w:b w:val="0"/>
                 <w:sz w:val="16"/>
               </w:rPr>
-              <w:t xml:space="preserve">    return train.assign(region=train["region"].map(rates)), test.assign(region=test["region"].map(rates))</w:t>
+              <w:t>) -&gt; pd.DataFrame: ...</w:t>
             </w:r>
           </w:p>
         </w:tc>
@@ -4046,96 +4048,9 @@
       <w:r>
         <w:rPr>
           <w:b w:val="0"/>
-          <w:i/>
-        </w:rPr>
-        <w:t>Write down the line number of the bug. Then write the fix.</w:t>
-      </w:r>
-    </w:p>
-    <w:p>
-      <w:pPr>
-        <w:pStyle w:val="Heading4"/>
-      </w:pPr>
-      <w:r>
-        <w:t>Sources</w:t>
-      </w:r>
-    </w:p>
-    <w:p>
-      <w:pPr>
-        <w:pStyle w:val="ListBullet"/>
-      </w:pPr>
-      <w:r>
-        <w:rPr>
-          <w:b w:val="0"/>
-          <w:i w:val="0"/>
-        </w:rPr>
-        <w:t>SelectKBest(k=20) on all rows of 100 x 5,000 noise gives 0.85 CV accuracy; inside a Pipeline, 0.48. (verified: Run on scikit-learn 1.8.0 and 1.9.1 with NumPy 2.4.6 in this repository (seed 0).)</w:t>
-      </w:r>
-    </w:p>
-    <w:p>
-      <w:pPr>
-        <w:pStyle w:val="ListBullet"/>
-      </w:pPr>
-      <w:r>
-        <w:rPr>
-          <w:b w:val="0"/>
-          <w:i w:val="0"/>
-        </w:rPr>
-        <w:t>scikit-learn provides TargetEncoder with internal cross fitting. (verified: scikit-learn 1.8 API reference; sklearn.preprocessing.TargetEncoder imported in this repository.)</w:t>
-      </w:r>
-    </w:p>
-    <w:p>
-      <w:pPr>
-        <w:pStyle w:val="Heading3"/>
-      </w:pPr>
-      <w:r>
-        <w:t>B10-L3 Time-safe features and point-in-time joins</w:t>
-      </w:r>
-    </w:p>
-    <w:p>
-      <w:pPr>
-        <w:pStyle w:val="Heading4"/>
-      </w:pPr>
-      <w:r>
-        <w:t>Concept</w:t>
-      </w:r>
-    </w:p>
-    <w:p>
-      <w:r>
-        <w:rPr>
-          <w:b w:val="0"/>
-          <w:i w:val="0"/>
-        </w:rPr>
-        <w:t xml:space="preserve">When rows have dates, every feature must be computed </w:t>
-      </w:r>
-      <w:r>
-        <w:rPr>
-          <w:b/>
-          <w:i w:val="0"/>
-        </w:rPr>
-        <w:t>as of</w:t>
-      </w:r>
-      <w:r>
-        <w:rPr>
-          <w:b w:val="0"/>
-          <w:i w:val="0"/>
-        </w:rPr>
-        <w:t xml:space="preserve"> the row's own date, using only earlier data. Three tools in pandas 3.0 cover most cases.</w:t>
-      </w:r>
-    </w:p>
-    <w:p>
-      <w:r>
-        <w:rPr>
-          <w:b/>
-          <w:i w:val="0"/>
-        </w:rPr>
-        <w:t>Prior-only aggregates.</w:t>
-      </w:r>
-      <w:r>
-        <w:rPr>
-          <w:b w:val="0"/>
-          <w:i w:val="0"/>
-        </w:rPr>
-        <w:t xml:space="preserve"> "Total spend before this order" must exclude the current order. Take the running total and subtract the current value, or shift first:</w:t>
+          <w:i w:val="0"/>
+        </w:rPr>
+        <w:t>Starter code:</w:t>
       </w:r>
     </w:p>
     <w:tbl>
@@ -4173,7 +4088,7 @@
                 <w:b w:val="0"/>
                 <w:sz w:val="16"/>
               </w:rPr>
-              <w:t>orders = orders.sort_values(["customer", "ordered_at"])</w:t>
+              <w:t>import pandas as pd</w:t>
             </w:r>
           </w:p>
           <w:p>
@@ -4196,7 +4111,191 @@
                 <w:b w:val="0"/>
                 <w:sz w:val="16"/>
               </w:rPr>
-              <w:t>prior = orders.groupby("customer")["spend"].cumsum() - orders["spend"]</w:t>
+              <w:t xml:space="preserve"> </w:t>
+            </w:r>
+          </w:p>
+          <w:p>
+            <w:pPr>
+              <w:spacing w:before="0" w:after="0" w:line="240" w:lineRule="auto"/>
+              <w:ind w:left="567" w:hanging="567"/>
+            </w:pPr>
+            <w:r>
+              <w:rPr>
+                <w:rFonts w:ascii="Consolas" w:hAnsi="Consolas" w:eastAsia="Consolas"/>
+                <w:b w:val="0"/>
+                <w:color w:val="5B6875"/>
+                <w:sz w:val="16"/>
+              </w:rPr>
+              <w:t xml:space="preserve">   3  </w:t>
+            </w:r>
+            <w:r>
+              <w:rPr>
+                <w:rFonts w:ascii="Consolas" w:hAnsi="Consolas" w:eastAsia="Consolas"/>
+                <w:b w:val="0"/>
+                <w:sz w:val="16"/>
+              </w:rPr>
+              <w:t xml:space="preserve"> </w:t>
+            </w:r>
+          </w:p>
+          <w:p>
+            <w:pPr>
+              <w:spacing w:before="0" w:after="0" w:line="240" w:lineRule="auto"/>
+              <w:ind w:left="567" w:hanging="567"/>
+            </w:pPr>
+            <w:r>
+              <w:rPr>
+                <w:rFonts w:ascii="Consolas" w:hAnsi="Consolas" w:eastAsia="Consolas"/>
+                <w:b w:val="0"/>
+                <w:color w:val="5B6875"/>
+                <w:sz w:val="16"/>
+              </w:rPr>
+              <w:t xml:space="preserve">   4  </w:t>
+            </w:r>
+            <w:r>
+              <w:rPr>
+                <w:rFonts w:ascii="Consolas" w:hAnsi="Consolas" w:eastAsia="Consolas"/>
+                <w:b w:val="0"/>
+                <w:sz w:val="16"/>
+              </w:rPr>
+              <w:t>def fit_prep(train):</w:t>
+            </w:r>
+          </w:p>
+          <w:p>
+            <w:pPr>
+              <w:spacing w:before="0" w:after="0" w:line="240" w:lineRule="auto"/>
+              <w:ind w:left="567" w:hanging="567"/>
+            </w:pPr>
+            <w:r>
+              <w:rPr>
+                <w:rFonts w:ascii="Consolas" w:hAnsi="Consolas" w:eastAsia="Consolas"/>
+                <w:b w:val="0"/>
+                <w:color w:val="5B6875"/>
+                <w:sz w:val="16"/>
+              </w:rPr>
+              <w:t xml:space="preserve">   5  </w:t>
+            </w:r>
+            <w:r>
+              <w:rPr>
+                <w:rFonts w:ascii="Consolas" w:hAnsi="Consolas" w:eastAsia="Consolas"/>
+                <w:b w:val="0"/>
+                <w:sz w:val="16"/>
+              </w:rPr>
+              <w:t xml:space="preserve">    return {}</w:t>
+            </w:r>
+          </w:p>
+          <w:p>
+            <w:pPr>
+              <w:spacing w:before="0" w:after="0" w:line="240" w:lineRule="auto"/>
+              <w:ind w:left="567" w:hanging="567"/>
+            </w:pPr>
+            <w:r>
+              <w:rPr>
+                <w:rFonts w:ascii="Consolas" w:hAnsi="Consolas" w:eastAsia="Consolas"/>
+                <w:b w:val="0"/>
+                <w:color w:val="5B6875"/>
+                <w:sz w:val="16"/>
+              </w:rPr>
+              <w:t xml:space="preserve">   6  </w:t>
+            </w:r>
+            <w:r>
+              <w:rPr>
+                <w:rFonts w:ascii="Consolas" w:hAnsi="Consolas" w:eastAsia="Consolas"/>
+                <w:b w:val="0"/>
+                <w:sz w:val="16"/>
+              </w:rPr>
+              <w:t xml:space="preserve"> </w:t>
+            </w:r>
+          </w:p>
+          <w:p>
+            <w:pPr>
+              <w:spacing w:before="0" w:after="0" w:line="240" w:lineRule="auto"/>
+              <w:ind w:left="567" w:hanging="567"/>
+            </w:pPr>
+            <w:r>
+              <w:rPr>
+                <w:rFonts w:ascii="Consolas" w:hAnsi="Consolas" w:eastAsia="Consolas"/>
+                <w:b w:val="0"/>
+                <w:color w:val="5B6875"/>
+                <w:sz w:val="16"/>
+              </w:rPr>
+              <w:t xml:space="preserve">   7  </w:t>
+            </w:r>
+            <w:r>
+              <w:rPr>
+                <w:rFonts w:ascii="Consolas" w:hAnsi="Consolas" w:eastAsia="Consolas"/>
+                <w:b w:val="0"/>
+                <w:sz w:val="16"/>
+              </w:rPr>
+              <w:t xml:space="preserve"> </w:t>
+            </w:r>
+          </w:p>
+          <w:p>
+            <w:pPr>
+              <w:spacing w:before="0" w:after="0" w:line="240" w:lineRule="auto"/>
+              <w:ind w:left="567" w:hanging="567"/>
+            </w:pPr>
+            <w:r>
+              <w:rPr>
+                <w:rFonts w:ascii="Consolas" w:hAnsi="Consolas" w:eastAsia="Consolas"/>
+                <w:b w:val="0"/>
+                <w:color w:val="5B6875"/>
+                <w:sz w:val="16"/>
+              </w:rPr>
+              <w:t xml:space="preserve">   8  </w:t>
+            </w:r>
+            <w:r>
+              <w:rPr>
+                <w:rFonts w:ascii="Consolas" w:hAnsi="Consolas" w:eastAsia="Consolas"/>
+                <w:b w:val="0"/>
+                <w:sz w:val="16"/>
+              </w:rPr>
+              <w:t>def apply_prep(df, params):</w:t>
+            </w:r>
+          </w:p>
+          <w:p>
+            <w:pPr>
+              <w:spacing w:before="0" w:after="0" w:line="240" w:lineRule="auto"/>
+              <w:ind w:left="567" w:hanging="567"/>
+            </w:pPr>
+            <w:r>
+              <w:rPr>
+                <w:rFonts w:ascii="Consolas" w:hAnsi="Consolas" w:eastAsia="Consolas"/>
+                <w:b w:val="0"/>
+                <w:color w:val="5B6875"/>
+                <w:sz w:val="16"/>
+              </w:rPr>
+              <w:t xml:space="preserve">   9  </w:t>
+            </w:r>
+            <w:r>
+              <w:rPr>
+                <w:rFonts w:ascii="Consolas" w:hAnsi="Consolas" w:eastAsia="Consolas"/>
+                <w:b w:val="0"/>
+                <w:sz w:val="16"/>
+              </w:rPr>
+              <w:t xml:space="preserve">    filled = df["income"].fillna(df["income"].median())</w:t>
+            </w:r>
+          </w:p>
+          <w:p>
+            <w:pPr>
+              <w:spacing w:before="0" w:after="0" w:line="240" w:lineRule="auto"/>
+              <w:ind w:left="567" w:hanging="567"/>
+            </w:pPr>
+            <w:r>
+              <w:rPr>
+                <w:rFonts w:ascii="Consolas" w:hAnsi="Consolas" w:eastAsia="Consolas"/>
+                <w:b w:val="0"/>
+                <w:color w:val="5B6875"/>
+                <w:sz w:val="16"/>
+              </w:rPr>
+              <w:t xml:space="preserve">  10  </w:t>
+            </w:r>
+            <w:r>
+              <w:rPr>
+                <w:rFonts w:ascii="Consolas" w:hAnsi="Consolas" w:eastAsia="Consolas"/>
+                <w:b w:val="0"/>
+                <w:sz w:val="16"/>
+              </w:rPr>
+              <w:t xml:space="preserve">    return df.assign(income=(filled - filled.mean()) / filled.std())</w:t>
             </w:r>
           </w:p>
         </w:tc>
@@ -4204,63 +4303,20 @@
     </w:tbl>
     <w:p/>
     <w:p>
-      <w:r>
-        <w:rPr>
-          <w:b/>
-          <w:i w:val="0"/>
-        </w:rPr>
-        <w:t>Point-in-time joins.</w:t>
-      </w:r>
-      <w:r>
-        <w:rPr>
-          <w:b w:val="0"/>
-          <w:i w:val="0"/>
-        </w:rPr>
-        <w:t xml:space="preserve"> To attach the latest satisfaction score </w:t>
-      </w:r>
-      <w:r>
-        <w:rPr>
-          <w:b/>
-          <w:i w:val="0"/>
-        </w:rPr>
-        <w:t>before</w:t>
-      </w:r>
-      <w:r>
-        <w:rPr>
-          <w:b w:val="0"/>
-          <w:i w:val="0"/>
-        </w:rPr>
-        <w:t xml:space="preserve"> each prediction date, use </w:t>
-      </w:r>
-      <w:r>
-        <w:rPr>
-          <w:rFonts w:ascii="Consolas" w:hAnsi="Consolas" w:eastAsia="Consolas"/>
-          <w:b w:val="0"/>
-          <w:sz w:val="19"/>
-        </w:rPr>
-        <w:t>pd.merge_asof</w:t>
-      </w:r>
-      <w:r>
-        <w:rPr>
-          <w:b w:val="0"/>
-          <w:i w:val="0"/>
-        </w:rPr>
-        <w:t xml:space="preserve">. It matches each left row with the last right row whose key is at or before it, within the same </w:t>
-      </w:r>
-      <w:r>
-        <w:rPr>
-          <w:rFonts w:ascii="Consolas" w:hAnsi="Consolas" w:eastAsia="Consolas"/>
-          <w:b w:val="0"/>
-          <w:sz w:val="19"/>
-        </w:rPr>
-        <w:t>by</w:t>
-      </w:r>
-      <w:r>
-        <w:rPr>
-          <w:b w:val="0"/>
-          <w:i w:val="0"/>
-        </w:rPr>
-        <w:t xml:space="preserve"> group. Both frames must be sorted on the key.</w:t>
+      <w:pPr>
+        <w:pStyle w:val="Heading5"/>
+      </w:pPr>
+      <w:r>
+        <w:t>Exercise 5. Spot the bug (level 4)</w:t>
+      </w:r>
+    </w:p>
+    <w:p>
+      <w:r>
+        <w:rPr>
+          <w:b w:val="0"/>
+          <w:i w:val="0"/>
+        </w:rPr>
+        <w:t>Target encoding replaces each region with its churn rate. The model's test AUC is far above its production AUC. Tap the line that leaks, and fix the function so the rates come from training rows only.</w:t>
       </w:r>
     </w:p>
     <w:tbl>
@@ -4298,7 +4354,7 @@
                 <w:b w:val="0"/>
                 <w:sz w:val="16"/>
               </w:rPr>
-              <w:t>pd.merge_asof(preds.sort_values("as_of"), scores.sort_values("scored_at"),</w:t>
+              <w:t>import pandas as pd</w:t>
             </w:r>
           </w:p>
           <w:p>
@@ -4321,7 +4377,7 @@
                 <w:b w:val="0"/>
                 <w:sz w:val="16"/>
               </w:rPr>
-              <w:t xml:space="preserve">              left_on="as_of", right_on="scored_at", by="customer",</w:t>
+              <w:t xml:space="preserve"> </w:t>
             </w:r>
           </w:p>
           <w:p>
@@ -4344,7 +4400,122 @@
                 <w:b w:val="0"/>
                 <w:sz w:val="16"/>
               </w:rPr>
-              <w:t xml:space="preserve">              allow_exact_matches=False)</w:t>
+              <w:t xml:space="preserve"> </w:t>
+            </w:r>
+          </w:p>
+          <w:p>
+            <w:pPr>
+              <w:spacing w:before="0" w:after="0" w:line="240" w:lineRule="auto"/>
+              <w:ind w:left="567" w:hanging="567"/>
+            </w:pPr>
+            <w:r>
+              <w:rPr>
+                <w:rFonts w:ascii="Consolas" w:hAnsi="Consolas" w:eastAsia="Consolas"/>
+                <w:b w:val="0"/>
+                <w:color w:val="5B6875"/>
+                <w:sz w:val="16"/>
+              </w:rPr>
+              <w:t xml:space="preserve">   4  </w:t>
+            </w:r>
+            <w:r>
+              <w:rPr>
+                <w:rFonts w:ascii="Consolas" w:hAnsi="Consolas" w:eastAsia="Consolas"/>
+                <w:b w:val="0"/>
+                <w:sz w:val="16"/>
+              </w:rPr>
+              <w:t>def encode_region(train: pd.DataFrame, test: pd.DataFrame) -&gt; tuple[pd.DataFrame, pd.DataFrame]:</w:t>
+            </w:r>
+          </w:p>
+          <w:p>
+            <w:pPr>
+              <w:spacing w:before="0" w:after="0" w:line="240" w:lineRule="auto"/>
+              <w:ind w:left="567" w:hanging="567"/>
+            </w:pPr>
+            <w:r>
+              <w:rPr>
+                <w:rFonts w:ascii="Consolas" w:hAnsi="Consolas" w:eastAsia="Consolas"/>
+                <w:b w:val="0"/>
+                <w:color w:val="5B6875"/>
+                <w:sz w:val="16"/>
+              </w:rPr>
+              <w:t xml:space="preserve">   5  </w:t>
+            </w:r>
+            <w:r>
+              <w:rPr>
+                <w:rFonts w:ascii="Consolas" w:hAnsi="Consolas" w:eastAsia="Consolas"/>
+                <w:b w:val="0"/>
+                <w:sz w:val="16"/>
+              </w:rPr>
+              <w:t xml:space="preserve">    """Replace region with its churn rate."""</w:t>
+            </w:r>
+          </w:p>
+          <w:p>
+            <w:pPr>
+              <w:spacing w:before="0" w:after="0" w:line="240" w:lineRule="auto"/>
+              <w:ind w:left="567" w:hanging="567"/>
+            </w:pPr>
+            <w:r>
+              <w:rPr>
+                <w:rFonts w:ascii="Consolas" w:hAnsi="Consolas" w:eastAsia="Consolas"/>
+                <w:b w:val="0"/>
+                <w:color w:val="5B6875"/>
+                <w:sz w:val="16"/>
+              </w:rPr>
+              <w:t xml:space="preserve">   6  </w:t>
+            </w:r>
+            <w:r>
+              <w:rPr>
+                <w:rFonts w:ascii="Consolas" w:hAnsi="Consolas" w:eastAsia="Consolas"/>
+                <w:b w:val="0"/>
+                <w:sz w:val="16"/>
+              </w:rPr>
+              <w:t xml:space="preserve">    both = pd.concat([train, test])</w:t>
+            </w:r>
+          </w:p>
+          <w:p>
+            <w:pPr>
+              <w:spacing w:before="0" w:after="0" w:line="240" w:lineRule="auto"/>
+              <w:ind w:left="567" w:hanging="567"/>
+            </w:pPr>
+            <w:r>
+              <w:rPr>
+                <w:rFonts w:ascii="Consolas" w:hAnsi="Consolas" w:eastAsia="Consolas"/>
+                <w:b w:val="0"/>
+                <w:color w:val="5B6875"/>
+                <w:sz w:val="16"/>
+              </w:rPr>
+              <w:t xml:space="preserve">   7  </w:t>
+            </w:r>
+            <w:r>
+              <w:rPr>
+                <w:rFonts w:ascii="Consolas" w:hAnsi="Consolas" w:eastAsia="Consolas"/>
+                <w:b w:val="0"/>
+                <w:sz w:val="16"/>
+              </w:rPr>
+              <w:t xml:space="preserve">    rates = both.groupby("region")["churned"].mean()</w:t>
+            </w:r>
+          </w:p>
+          <w:p>
+            <w:pPr>
+              <w:spacing w:before="0" w:after="0" w:line="240" w:lineRule="auto"/>
+              <w:ind w:left="567" w:hanging="567"/>
+            </w:pPr>
+            <w:r>
+              <w:rPr>
+                <w:rFonts w:ascii="Consolas" w:hAnsi="Consolas" w:eastAsia="Consolas"/>
+                <w:b w:val="0"/>
+                <w:color w:val="5B6875"/>
+                <w:sz w:val="16"/>
+              </w:rPr>
+              <w:t xml:space="preserve">   8  </w:t>
+            </w:r>
+            <w:r>
+              <w:rPr>
+                <w:rFonts w:ascii="Consolas" w:hAnsi="Consolas" w:eastAsia="Consolas"/>
+                <w:b w:val="0"/>
+                <w:sz w:val="16"/>
+              </w:rPr>
+              <w:t xml:space="preserve">    return train.assign(region=train["region"].map(rates)), test.assign(region=test["region"].map(rates))</w:t>
             </w:r>
           </w:p>
         </w:tc>
@@ -4355,122 +4526,9 @@
       <w:r>
         <w:rPr>
           <w:b w:val="0"/>
-          <w:i w:val="0"/>
-        </w:rPr>
-        <w:t xml:space="preserve">The default </w:t>
-      </w:r>
-      <w:r>
-        <w:rPr>
-          <w:rFonts w:ascii="Consolas" w:hAnsi="Consolas" w:eastAsia="Consolas"/>
-          <w:b w:val="0"/>
-          <w:sz w:val="19"/>
-        </w:rPr>
-        <w:t>allow_exact_matches=True</w:t>
-      </w:r>
-      <w:r>
-        <w:rPr>
-          <w:b w:val="0"/>
-          <w:i w:val="0"/>
-        </w:rPr>
-        <w:t xml:space="preserve"> also matches a score recorded </w:t>
-      </w:r>
-      <w:r>
-        <w:rPr>
-          <w:b/>
-          <w:i w:val="0"/>
-        </w:rPr>
-        <w:t>at the same timestamp</w:t>
-      </w:r>
-      <w:r>
-        <w:rPr>
-          <w:b w:val="0"/>
-          <w:i w:val="0"/>
-        </w:rPr>
-        <w:t xml:space="preserve"> as the prediction. If that score could only be known after the prediction was made, set it to </w:t>
-      </w:r>
-      <w:r>
-        <w:rPr>
-          <w:rFonts w:ascii="Consolas" w:hAnsi="Consolas" w:eastAsia="Consolas"/>
-          <w:b w:val="0"/>
-          <w:sz w:val="19"/>
-        </w:rPr>
-        <w:t>False</w:t>
-      </w:r>
-      <w:r>
-        <w:rPr>
-          <w:b w:val="0"/>
-          <w:i w:val="0"/>
-        </w:rPr>
-        <w:t xml:space="preserve">. A plain </w:t>
-      </w:r>
-      <w:r>
-        <w:rPr>
-          <w:rFonts w:ascii="Consolas" w:hAnsi="Consolas" w:eastAsia="Consolas"/>
-          <w:b w:val="0"/>
-          <w:sz w:val="19"/>
-        </w:rPr>
-        <w:t>merge</w:t>
-      </w:r>
-      <w:r>
-        <w:rPr>
-          <w:b w:val="0"/>
-          <w:i w:val="0"/>
-        </w:rPr>
-        <w:t xml:space="preserve"> on customer followed by "take the latest" silently uses scores from the future.</w:t>
-      </w:r>
-    </w:p>
-    <w:p>
-      <w:r>
-        <w:rPr>
-          <w:b/>
-          <w:i w:val="0"/>
-        </w:rPr>
-        <w:t>Time-based splits.</w:t>
-      </w:r>
-      <w:r>
-        <w:rPr>
-          <w:b w:val="0"/>
-          <w:i w:val="0"/>
-        </w:rPr>
-        <w:t xml:space="preserve"> Random splits put next month's rows in training and last month's in test. For anything you will use forward in time, split by date: train on data up to a cut-off, test on data after it. scikit-learn's </w:t>
-      </w:r>
-      <w:r>
-        <w:rPr>
-          <w:rFonts w:ascii="Consolas" w:hAnsi="Consolas" w:eastAsia="Consolas"/>
-          <w:b w:val="0"/>
-          <w:sz w:val="19"/>
-        </w:rPr>
-        <w:t>TimeSeriesSplit</w:t>
-      </w:r>
-      <w:r>
-        <w:rPr>
-          <w:b w:val="0"/>
-          <w:i w:val="0"/>
-        </w:rPr>
-        <w:t xml:space="preserve"> gives expanding windows for cross-validation.</w:t>
-      </w:r>
-    </w:p>
-    <w:p>
-      <w:r>
-        <w:rPr>
-          <w:b w:val="0"/>
-          <w:i w:val="0"/>
-        </w:rPr>
-        <w:t xml:space="preserve">Build a small </w:t>
-      </w:r>
-      <w:r>
-        <w:rPr>
-          <w:b/>
-          <w:i w:val="0"/>
-        </w:rPr>
-        <w:t>as-of test</w:t>
-      </w:r>
-      <w:r>
-        <w:rPr>
-          <w:b w:val="0"/>
-          <w:i w:val="0"/>
-        </w:rPr>
-        <w:t xml:space="preserve"> for every time feature: a customer with events before and after the prediction date, and an assertion that only the earlier events count. It catches most mistakes in a few lines.</w:t>
+          <w:i/>
+        </w:rPr>
+        <w:t>Write down the line number of the bug. Then write the fix.</w:t>
       </w:r>
     </w:p>
     <w:p>
@@ -4478,25 +4536,39 @@
         <w:pStyle w:val="Heading4"/>
       </w:pPr>
       <w:r>
-        <w:t>Why it matters</w:t>
+        <w:t>Sources</w:t>
       </w:r>
     </w:p>
     <w:p>
-      <w:r>
-        <w:rPr>
-          <w:b w:val="0"/>
-          <w:i w:val="0"/>
-        </w:rPr>
-        <w:t>A next-purchase model used "customer's total orders" as a feature, computed once over the full order table. For each training row, the count included orders placed after the row's date, including the very purchase the model was trying to predict. Validation AUC was 0.91. In production, where the future does not exist yet, it was 0.68.</w:t>
+      <w:pPr>
+        <w:pStyle w:val="ListBullet"/>
+      </w:pPr>
+      <w:r>
+        <w:rPr>
+          <w:b w:val="0"/>
+          <w:i w:val="0"/>
+        </w:rPr>
+        <w:t>SelectKBest(k=20) on all rows of 100 x 5,000 noise gives 0.85 CV accuracy; inside a Pipeline, 0.48. (verified: Run on scikit-learn 1.8.0 and 1.9.1 with NumPy 2.4.6 in this repository (seed 0).)</w:t>
       </w:r>
     </w:p>
     <w:p>
-      <w:r>
-        <w:rPr>
-          <w:b w:val="0"/>
-          <w:i w:val="0"/>
-        </w:rPr>
-        <w:t>Recomputing the count as prior orders only brought validation down to 0.70. That was the model's true performance, and the team finally had an honest number to improve.</w:t>
+      <w:pPr>
+        <w:pStyle w:val="ListBullet"/>
+      </w:pPr>
+      <w:r>
+        <w:rPr>
+          <w:b w:val="0"/>
+          <w:i w:val="0"/>
+        </w:rPr>
+        <w:t>scikit-learn provides TargetEncoder with internal cross fitting. (verified: scikit-learn 1.8 API reference; sklearn.preprocessing.TargetEncoder imported in this repository.)</w:t>
+      </w:r>
+    </w:p>
+    <w:p>
+      <w:pPr>
+        <w:pStyle w:val="Heading3"/>
+      </w:pPr>
+      <w:r>
+        <w:t>B10-L3 Time-safe features and point-in-time joins</w:t>
       </w:r>
     </w:p>
     <w:p>
@@ -4504,7 +4576,46 @@
         <w:pStyle w:val="Heading4"/>
       </w:pPr>
       <w:r>
-        <w:t>Worked example: weak code</w:t>
+        <w:t>Concept</w:t>
+      </w:r>
+    </w:p>
+    <w:p>
+      <w:r>
+        <w:rPr>
+          <w:b w:val="0"/>
+          <w:i w:val="0"/>
+        </w:rPr>
+        <w:t xml:space="preserve">When rows have dates, every feature must be computed </w:t>
+      </w:r>
+      <w:r>
+        <w:rPr>
+          <w:b/>
+          <w:i w:val="0"/>
+        </w:rPr>
+        <w:t>as of</w:t>
+      </w:r>
+      <w:r>
+        <w:rPr>
+          <w:b w:val="0"/>
+          <w:i w:val="0"/>
+        </w:rPr>
+        <w:t xml:space="preserve"> the row's own date, using only earlier data. Three tools in pandas 3.0 cover most cases.</w:t>
+      </w:r>
+    </w:p>
+    <w:p>
+      <w:r>
+        <w:rPr>
+          <w:b/>
+          <w:i w:val="0"/>
+        </w:rPr>
+        <w:t>Prior-only aggregates.</w:t>
+      </w:r>
+      <w:r>
+        <w:rPr>
+          <w:b w:val="0"/>
+          <w:i w:val="0"/>
+        </w:rPr>
+        <w:t xml:space="preserve"> "Total spend before this order" must exclude the current order. Take the running total and subtract the current value, or shift first:</w:t>
       </w:r>
     </w:p>
     <w:tbl>
@@ -4530,19 +4641,19 @@
             <w:r>
               <w:rPr>
                 <w:rFonts w:ascii="Consolas" w:hAnsi="Consolas" w:eastAsia="Consolas"/>
-                <w:b/>
+                <w:b w:val="0"/>
                 <w:color w:val="5B6875"/>
                 <w:sz w:val="16"/>
               </w:rPr>
-              <w:t xml:space="preserve"> [1]  </w:t>
-            </w:r>
-            <w:r>
-              <w:rPr>
-                <w:rFonts w:ascii="Consolas" w:hAnsi="Consolas" w:eastAsia="Consolas"/>
-                <w:b w:val="0"/>
-                <w:sz w:val="16"/>
-              </w:rPr>
-              <w:t>totals = orders.groupby("customer")["spend"].sum().rename("total_spend")</w:t>
+              <w:t xml:space="preserve">   1  </w:t>
+            </w:r>
+            <w:r>
+              <w:rPr>
+                <w:rFonts w:ascii="Consolas" w:hAnsi="Consolas" w:eastAsia="Consolas"/>
+                <w:b w:val="0"/>
+                <w:sz w:val="16"/>
+              </w:rPr>
+              <w:t>orders = orders.sort_values(["customer", "ordered_at"])</w:t>
             </w:r>
           </w:p>
           <w:p>
@@ -4565,77 +4676,71 @@
                 <w:b w:val="0"/>
                 <w:sz w:val="16"/>
               </w:rPr>
-              <w:t>rows = orders.merge(totals, on="customer")</w:t>
-            </w:r>
-          </w:p>
-          <w:p>
-            <w:pPr>
-              <w:spacing w:before="0" w:after="0" w:line="240" w:lineRule="auto"/>
-              <w:ind w:left="567" w:hanging="567"/>
-            </w:pPr>
-            <w:r>
-              <w:rPr>
-                <w:rFonts w:ascii="Consolas" w:hAnsi="Consolas" w:eastAsia="Consolas"/>
-                <w:b/>
-                <w:color w:val="5B6875"/>
-                <w:sz w:val="16"/>
-              </w:rPr>
-              <w:t xml:space="preserve"> [2]  </w:t>
-            </w:r>
-            <w:r>
-              <w:rPr>
-                <w:rFonts w:ascii="Consolas" w:hAnsi="Consolas" w:eastAsia="Consolas"/>
-                <w:b w:val="0"/>
-                <w:sz w:val="16"/>
-              </w:rPr>
-              <w:t>train, test = train_test_split(rows, test_size=0.2)</w:t>
+              <w:t>prior = orders.groupby("customer")["spend"].cumsum() - orders["spend"]</w:t>
             </w:r>
           </w:p>
         </w:tc>
       </w:tr>
     </w:tbl>
+    <w:p/>
     <w:p>
-      <w:pPr>
-        <w:pStyle w:val="ListNumber"/>
-      </w:pPr>
       <w:r>
         <w:rPr>
           <w:b/>
-        </w:rPr>
-        <w:t xml:space="preserve">Line 1. </w:t>
-      </w:r>
-      <w:r>
-        <w:rPr>
-          <w:b w:val="0"/>
-          <w:i w:val="0"/>
-        </w:rPr>
-        <w:t>One total per customer across all time: every row sees its own future.</w:t>
-      </w:r>
-    </w:p>
-    <w:p>
-      <w:pPr>
-        <w:pStyle w:val="ListNumber"/>
-      </w:pPr>
+          <w:i w:val="0"/>
+        </w:rPr>
+        <w:t>Point-in-time joins.</w:t>
+      </w:r>
+      <w:r>
+        <w:rPr>
+          <w:b w:val="0"/>
+          <w:i w:val="0"/>
+        </w:rPr>
+        <w:t xml:space="preserve"> To attach the latest satisfaction score </w:t>
+      </w:r>
       <w:r>
         <w:rPr>
           <w:b/>
-        </w:rPr>
-        <w:t xml:space="preserve">Line 3. </w:t>
-      </w:r>
-      <w:r>
-        <w:rPr>
-          <w:b w:val="0"/>
-          <w:i w:val="0"/>
-        </w:rPr>
-        <w:t>Random split: training rows come from after test rows.</w:t>
-      </w:r>
-    </w:p>
-    <w:p>
-      <w:pPr>
-        <w:pStyle w:val="Heading4"/>
-      </w:pPr>
-      <w:r>
-        <w:t>Worked example: strong code</w:t>
+          <w:i w:val="0"/>
+        </w:rPr>
+        <w:t>before</w:t>
+      </w:r>
+      <w:r>
+        <w:rPr>
+          <w:b w:val="0"/>
+          <w:i w:val="0"/>
+        </w:rPr>
+        <w:t xml:space="preserve"> each prediction date, use </w:t>
+      </w:r>
+      <w:r>
+        <w:rPr>
+          <w:rFonts w:ascii="Consolas" w:hAnsi="Consolas" w:eastAsia="Consolas"/>
+          <w:b w:val="0"/>
+          <w:sz w:val="19"/>
+        </w:rPr>
+        <w:t>pd.merge_asof</w:t>
+      </w:r>
+      <w:r>
+        <w:rPr>
+          <w:b w:val="0"/>
+          <w:i w:val="0"/>
+        </w:rPr>
+        <w:t xml:space="preserve">. It matches each left row with the last right row whose key is at or before it, within the same </w:t>
+      </w:r>
+      <w:r>
+        <w:rPr>
+          <w:rFonts w:ascii="Consolas" w:hAnsi="Consolas" w:eastAsia="Consolas"/>
+          <w:b w:val="0"/>
+          <w:sz w:val="19"/>
+        </w:rPr>
+        <w:t>by</w:t>
+      </w:r>
+      <w:r>
+        <w:rPr>
+          <w:b w:val="0"/>
+          <w:i w:val="0"/>
+        </w:rPr>
+        <w:t xml:space="preserve"> group. Both frames must be sorted on the key.</w:t>
       </w:r>
     </w:p>
     <w:tbl>
@@ -4673,7 +4778,7 @@
                 <w:b w:val="0"/>
                 <w:sz w:val="16"/>
               </w:rPr>
-              <w:t>import pandas as pd</w:t>
+              <w:t>pd.merge_asof(preds.sort_values("as_of"), scores.sort_values("scored_at"),</w:t>
             </w:r>
           </w:p>
           <w:p>
@@ -4696,7 +4801,7 @@
                 <w:b w:val="0"/>
                 <w:sz w:val="16"/>
               </w:rPr>
-              <w:t xml:space="preserve"> </w:t>
+              <w:t xml:space="preserve">              left_on="as_of", right_on="scored_at", by="customer",</w:t>
             </w:r>
           </w:p>
           <w:p>
@@ -4719,395 +4824,133 @@
                 <w:b w:val="0"/>
                 <w:sz w:val="16"/>
               </w:rPr>
-              <w:t xml:space="preserve"> </w:t>
-            </w:r>
-          </w:p>
-          <w:p>
-            <w:pPr>
-              <w:spacing w:before="0" w:after="0" w:line="240" w:lineRule="auto"/>
-              <w:ind w:left="567" w:hanging="567"/>
-            </w:pPr>
-            <w:r>
-              <w:rPr>
-                <w:rFonts w:ascii="Consolas" w:hAnsi="Consolas" w:eastAsia="Consolas"/>
-                <w:b w:val="0"/>
-                <w:color w:val="5B6875"/>
-                <w:sz w:val="16"/>
-              </w:rPr>
-              <w:t xml:space="preserve">   4  </w:t>
-            </w:r>
-            <w:r>
-              <w:rPr>
-                <w:rFonts w:ascii="Consolas" w:hAnsi="Consolas" w:eastAsia="Consolas"/>
-                <w:b w:val="0"/>
-                <w:sz w:val="16"/>
-              </w:rPr>
-              <w:t>def add_prior_spend(orders: pd.DataFrame) -&gt; pd.DataFrame:</w:t>
-            </w:r>
-          </w:p>
-          <w:p>
-            <w:pPr>
-              <w:spacing w:before="0" w:after="0" w:line="240" w:lineRule="auto"/>
-              <w:ind w:left="567" w:hanging="567"/>
-            </w:pPr>
-            <w:r>
-              <w:rPr>
-                <w:rFonts w:ascii="Consolas" w:hAnsi="Consolas" w:eastAsia="Consolas"/>
-                <w:b w:val="0"/>
-                <w:color w:val="5B6875"/>
-                <w:sz w:val="16"/>
-              </w:rPr>
-              <w:t xml:space="preserve">   5  </w:t>
-            </w:r>
-            <w:r>
-              <w:rPr>
-                <w:rFonts w:ascii="Consolas" w:hAnsi="Consolas" w:eastAsia="Consolas"/>
-                <w:b w:val="0"/>
-                <w:sz w:val="16"/>
-              </w:rPr>
-              <w:t xml:space="preserve">    """Spend and order count before each order, per customer. Grain: one row per order."""</w:t>
-            </w:r>
-          </w:p>
-          <w:p>
-            <w:pPr>
-              <w:spacing w:before="0" w:after="0" w:line="240" w:lineRule="auto"/>
-              <w:ind w:left="567" w:hanging="567"/>
-            </w:pPr>
-            <w:r>
-              <w:rPr>
-                <w:rFonts w:ascii="Consolas" w:hAnsi="Consolas" w:eastAsia="Consolas"/>
-                <w:b w:val="0"/>
-                <w:color w:val="5B6875"/>
-                <w:sz w:val="16"/>
-              </w:rPr>
-              <w:t xml:space="preserve">   6  </w:t>
-            </w:r>
-            <w:r>
-              <w:rPr>
-                <w:rFonts w:ascii="Consolas" w:hAnsi="Consolas" w:eastAsia="Consolas"/>
-                <w:b w:val="0"/>
-                <w:sz w:val="16"/>
-              </w:rPr>
-              <w:t xml:space="preserve">    o = orders.sort_values(["customer", "ordered_at"])</w:t>
-            </w:r>
-          </w:p>
-          <w:p>
-            <w:pPr>
-              <w:spacing w:before="0" w:after="0" w:line="240" w:lineRule="auto"/>
-              <w:ind w:left="567" w:hanging="567"/>
-            </w:pPr>
-            <w:r>
-              <w:rPr>
-                <w:rFonts w:ascii="Consolas" w:hAnsi="Consolas" w:eastAsia="Consolas"/>
-                <w:b w:val="0"/>
-                <w:color w:val="5B6875"/>
-                <w:sz w:val="16"/>
-              </w:rPr>
-              <w:t xml:space="preserve">   7  </w:t>
-            </w:r>
-            <w:r>
-              <w:rPr>
-                <w:rFonts w:ascii="Consolas" w:hAnsi="Consolas" w:eastAsia="Consolas"/>
-                <w:b w:val="0"/>
-                <w:sz w:val="16"/>
-              </w:rPr>
-              <w:t xml:space="preserve">    grp = o.groupby("customer")["spend"]</w:t>
-            </w:r>
-          </w:p>
-          <w:p>
-            <w:pPr>
-              <w:spacing w:before="0" w:after="0" w:line="240" w:lineRule="auto"/>
-              <w:ind w:left="567" w:hanging="567"/>
-            </w:pPr>
-            <w:r>
-              <w:rPr>
-                <w:rFonts w:ascii="Consolas" w:hAnsi="Consolas" w:eastAsia="Consolas"/>
-                <w:b w:val="0"/>
-                <w:color w:val="5B6875"/>
-                <w:sz w:val="16"/>
-              </w:rPr>
-              <w:t xml:space="preserve">   8  </w:t>
-            </w:r>
-            <w:r>
-              <w:rPr>
-                <w:rFonts w:ascii="Consolas" w:hAnsi="Consolas" w:eastAsia="Consolas"/>
-                <w:b w:val="0"/>
-                <w:sz w:val="16"/>
-              </w:rPr>
-              <w:t xml:space="preserve">    return o.assign(</w:t>
-            </w:r>
-          </w:p>
-          <w:p>
-            <w:pPr>
-              <w:spacing w:before="0" w:after="0" w:line="240" w:lineRule="auto"/>
-              <w:ind w:left="567" w:hanging="567"/>
-            </w:pPr>
-            <w:r>
-              <w:rPr>
-                <w:rFonts w:ascii="Consolas" w:hAnsi="Consolas" w:eastAsia="Consolas"/>
-                <w:b/>
-                <w:color w:val="5B6875"/>
-                <w:sz w:val="16"/>
-              </w:rPr>
-              <w:t xml:space="preserve"> [1]  </w:t>
-            </w:r>
-            <w:r>
-              <w:rPr>
-                <w:rFonts w:ascii="Consolas" w:hAnsi="Consolas" w:eastAsia="Consolas"/>
-                <w:b w:val="0"/>
-                <w:sz w:val="16"/>
-              </w:rPr>
-              <w:t xml:space="preserve">        prior_spend=grp.cumsum() - o["spend"],</w:t>
-            </w:r>
-          </w:p>
-          <w:p>
-            <w:pPr>
-              <w:spacing w:before="0" w:after="0" w:line="240" w:lineRule="auto"/>
-              <w:ind w:left="567" w:hanging="567"/>
-            </w:pPr>
-            <w:r>
-              <w:rPr>
-                <w:rFonts w:ascii="Consolas" w:hAnsi="Consolas" w:eastAsia="Consolas"/>
-                <w:b/>
-                <w:color w:val="5B6875"/>
-                <w:sz w:val="16"/>
-              </w:rPr>
-              <w:t xml:space="preserve"> [2]  </w:t>
-            </w:r>
-            <w:r>
-              <w:rPr>
-                <w:rFonts w:ascii="Consolas" w:hAnsi="Consolas" w:eastAsia="Consolas"/>
-                <w:b w:val="0"/>
-                <w:sz w:val="16"/>
-              </w:rPr>
-              <w:t xml:space="preserve">        prior_orders=o.groupby("customer").cumcount(),</w:t>
-            </w:r>
-          </w:p>
-          <w:p>
-            <w:pPr>
-              <w:spacing w:before="0" w:after="0" w:line="240" w:lineRule="auto"/>
-              <w:ind w:left="567" w:hanging="567"/>
-            </w:pPr>
-            <w:r>
-              <w:rPr>
-                <w:rFonts w:ascii="Consolas" w:hAnsi="Consolas" w:eastAsia="Consolas"/>
-                <w:b w:val="0"/>
-                <w:color w:val="5B6875"/>
-                <w:sz w:val="16"/>
-              </w:rPr>
-              <w:t xml:space="preserve">  11  </w:t>
-            </w:r>
-            <w:r>
-              <w:rPr>
-                <w:rFonts w:ascii="Consolas" w:hAnsi="Consolas" w:eastAsia="Consolas"/>
-                <w:b w:val="0"/>
-                <w:sz w:val="16"/>
-              </w:rPr>
-              <w:t xml:space="preserve">    )</w:t>
-            </w:r>
-          </w:p>
-          <w:p>
-            <w:pPr>
-              <w:spacing w:before="0" w:after="0" w:line="240" w:lineRule="auto"/>
-              <w:ind w:left="567" w:hanging="567"/>
-            </w:pPr>
-            <w:r>
-              <w:rPr>
-                <w:rFonts w:ascii="Consolas" w:hAnsi="Consolas" w:eastAsia="Consolas"/>
-                <w:b w:val="0"/>
-                <w:color w:val="5B6875"/>
-                <w:sz w:val="16"/>
-              </w:rPr>
-              <w:t xml:space="preserve">  12  </w:t>
-            </w:r>
-            <w:r>
-              <w:rPr>
-                <w:rFonts w:ascii="Consolas" w:hAnsi="Consolas" w:eastAsia="Consolas"/>
-                <w:b w:val="0"/>
-                <w:sz w:val="16"/>
-              </w:rPr>
-              <w:t xml:space="preserve"> </w:t>
-            </w:r>
-          </w:p>
-          <w:p>
-            <w:pPr>
-              <w:spacing w:before="0" w:after="0" w:line="240" w:lineRule="auto"/>
-              <w:ind w:left="567" w:hanging="567"/>
-            </w:pPr>
-            <w:r>
-              <w:rPr>
-                <w:rFonts w:ascii="Consolas" w:hAnsi="Consolas" w:eastAsia="Consolas"/>
-                <w:b w:val="0"/>
-                <w:color w:val="5B6875"/>
-                <w:sz w:val="16"/>
-              </w:rPr>
-              <w:t xml:space="preserve">  13  </w:t>
-            </w:r>
-            <w:r>
-              <w:rPr>
-                <w:rFonts w:ascii="Consolas" w:hAnsi="Consolas" w:eastAsia="Consolas"/>
-                <w:b w:val="0"/>
-                <w:sz w:val="16"/>
-              </w:rPr>
-              <w:t xml:space="preserve"> </w:t>
-            </w:r>
-          </w:p>
-          <w:p>
-            <w:pPr>
-              <w:spacing w:before="0" w:after="0" w:line="240" w:lineRule="auto"/>
-              <w:ind w:left="567" w:hanging="567"/>
-            </w:pPr>
-            <w:r>
-              <w:rPr>
-                <w:rFonts w:ascii="Consolas" w:hAnsi="Consolas" w:eastAsia="Consolas"/>
-                <w:b w:val="0"/>
-                <w:color w:val="5B6875"/>
-                <w:sz w:val="16"/>
-              </w:rPr>
-              <w:t xml:space="preserve">  14  </w:t>
-            </w:r>
-            <w:r>
-              <w:rPr>
-                <w:rFonts w:ascii="Consolas" w:hAnsi="Consolas" w:eastAsia="Consolas"/>
-                <w:b w:val="0"/>
-                <w:sz w:val="16"/>
-              </w:rPr>
-              <w:t>def time_split(df: pd.DataFrame, date_col: str, cutoff: pd.Timestamp) -&gt; tuple[pd.DataFrame, pd.DataFrame]:</w:t>
-            </w:r>
-          </w:p>
-          <w:p>
-            <w:pPr>
-              <w:spacing w:before="0" w:after="0" w:line="240" w:lineRule="auto"/>
-              <w:ind w:left="567" w:hanging="567"/>
-            </w:pPr>
-            <w:r>
-              <w:rPr>
-                <w:rFonts w:ascii="Consolas" w:hAnsi="Consolas" w:eastAsia="Consolas"/>
-                <w:b w:val="0"/>
-                <w:color w:val="5B6875"/>
-                <w:sz w:val="16"/>
-              </w:rPr>
-              <w:t xml:space="preserve">  15  </w:t>
-            </w:r>
-            <w:r>
-              <w:rPr>
-                <w:rFonts w:ascii="Consolas" w:hAnsi="Consolas" w:eastAsia="Consolas"/>
-                <w:b w:val="0"/>
-                <w:sz w:val="16"/>
-              </w:rPr>
-              <w:t xml:space="preserve">    """Train on rows before cutoff, test on rows at or after it."""</w:t>
-            </w:r>
-          </w:p>
-          <w:p>
-            <w:pPr>
-              <w:spacing w:before="0" w:after="0" w:line="240" w:lineRule="auto"/>
-              <w:ind w:left="567" w:hanging="567"/>
-            </w:pPr>
-            <w:r>
-              <w:rPr>
-                <w:rFonts w:ascii="Consolas" w:hAnsi="Consolas" w:eastAsia="Consolas"/>
-                <w:b/>
-                <w:color w:val="5B6875"/>
-                <w:sz w:val="16"/>
-              </w:rPr>
-              <w:t xml:space="preserve"> [3]  </w:t>
-            </w:r>
-            <w:r>
-              <w:rPr>
-                <w:rFonts w:ascii="Consolas" w:hAnsi="Consolas" w:eastAsia="Consolas"/>
-                <w:b w:val="0"/>
-                <w:sz w:val="16"/>
-              </w:rPr>
-              <w:t xml:space="preserve">    before = df[date_col] &lt; cutoff</w:t>
-            </w:r>
-          </w:p>
-          <w:p>
-            <w:pPr>
-              <w:spacing w:before="0" w:after="0" w:line="240" w:lineRule="auto"/>
-              <w:ind w:left="567" w:hanging="567"/>
-            </w:pPr>
-            <w:r>
-              <w:rPr>
-                <w:rFonts w:ascii="Consolas" w:hAnsi="Consolas" w:eastAsia="Consolas"/>
-                <w:b w:val="0"/>
-                <w:color w:val="5B6875"/>
-                <w:sz w:val="16"/>
-              </w:rPr>
-              <w:t xml:space="preserve">  17  </w:t>
-            </w:r>
-            <w:r>
-              <w:rPr>
-                <w:rFonts w:ascii="Consolas" w:hAnsi="Consolas" w:eastAsia="Consolas"/>
-                <w:b w:val="0"/>
-                <w:sz w:val="16"/>
-              </w:rPr>
-              <w:t xml:space="preserve">    return df[before], df[~before]</w:t>
+              <w:t xml:space="preserve">              allow_exact_matches=False)</w:t>
             </w:r>
           </w:p>
         </w:tc>
       </w:tr>
     </w:tbl>
+    <w:p/>
     <w:p>
-      <w:pPr>
-        <w:pStyle w:val="ListNumber"/>
-      </w:pPr>
+      <w:r>
+        <w:rPr>
+          <w:b w:val="0"/>
+          <w:i w:val="0"/>
+        </w:rPr>
+        <w:t xml:space="preserve">The default </w:t>
+      </w:r>
+      <w:r>
+        <w:rPr>
+          <w:rFonts w:ascii="Consolas" w:hAnsi="Consolas" w:eastAsia="Consolas"/>
+          <w:b w:val="0"/>
+          <w:sz w:val="19"/>
+        </w:rPr>
+        <w:t>allow_exact_matches=True</w:t>
+      </w:r>
+      <w:r>
+        <w:rPr>
+          <w:b w:val="0"/>
+          <w:i w:val="0"/>
+        </w:rPr>
+        <w:t xml:space="preserve"> also matches a score recorded </w:t>
+      </w:r>
       <w:r>
         <w:rPr>
           <w:b/>
-        </w:rPr>
-        <w:t xml:space="preserve">Line 9. </w:t>
-      </w:r>
-      <w:r>
-        <w:rPr>
-          <w:b w:val="0"/>
-          <w:i w:val="0"/>
-        </w:rPr>
-        <w:t>Running total minus the current order: only earlier orders count.</w:t>
+          <w:i w:val="0"/>
+        </w:rPr>
+        <w:t>at the same timestamp</w:t>
+      </w:r>
+      <w:r>
+        <w:rPr>
+          <w:b w:val="0"/>
+          <w:i w:val="0"/>
+        </w:rPr>
+        <w:t xml:space="preserve"> as the prediction. If that score could only be known after the prediction was made, set it to </w:t>
+      </w:r>
+      <w:r>
+        <w:rPr>
+          <w:rFonts w:ascii="Consolas" w:hAnsi="Consolas" w:eastAsia="Consolas"/>
+          <w:b w:val="0"/>
+          <w:sz w:val="19"/>
+        </w:rPr>
+        <w:t>False</w:t>
+      </w:r>
+      <w:r>
+        <w:rPr>
+          <w:b w:val="0"/>
+          <w:i w:val="0"/>
+        </w:rPr>
+        <w:t xml:space="preserve">. A plain </w:t>
+      </w:r>
+      <w:r>
+        <w:rPr>
+          <w:rFonts w:ascii="Consolas" w:hAnsi="Consolas" w:eastAsia="Consolas"/>
+          <w:b w:val="0"/>
+          <w:sz w:val="19"/>
+        </w:rPr>
+        <w:t>merge</w:t>
+      </w:r>
+      <w:r>
+        <w:rPr>
+          <w:b w:val="0"/>
+          <w:i w:val="0"/>
+        </w:rPr>
+        <w:t xml:space="preserve"> on customer followed by "take the latest" silently uses scores from the future.</w:t>
       </w:r>
     </w:p>
     <w:p>
-      <w:pPr>
-        <w:pStyle w:val="ListNumber"/>
-      </w:pPr>
       <w:r>
         <w:rPr>
           <w:b/>
-        </w:rPr>
-        <w:t xml:space="preserve">Line 10. </w:t>
-      </w:r>
-      <w:r>
-        <w:rPr>
-          <w:b w:val="0"/>
-          <w:i w:val="0"/>
-        </w:rPr>
-        <w:t>cumcount starts at 0, so it counts earlier orders only.</w:t>
+          <w:i w:val="0"/>
+        </w:rPr>
+        <w:t>Time-based splits.</w:t>
+      </w:r>
+      <w:r>
+        <w:rPr>
+          <w:b w:val="0"/>
+          <w:i w:val="0"/>
+        </w:rPr>
+        <w:t xml:space="preserve"> Random splits put next month's rows in training and last month's in test. For anything you will use forward in time, split by date: train on data up to a cut-off, test on data after it. scikit-learn's </w:t>
+      </w:r>
+      <w:r>
+        <w:rPr>
+          <w:rFonts w:ascii="Consolas" w:hAnsi="Consolas" w:eastAsia="Consolas"/>
+          <w:b w:val="0"/>
+          <w:sz w:val="19"/>
+        </w:rPr>
+        <w:t>TimeSeriesSplit</w:t>
+      </w:r>
+      <w:r>
+        <w:rPr>
+          <w:b w:val="0"/>
+          <w:i w:val="0"/>
+        </w:rPr>
+        <w:t xml:space="preserve"> gives expanding windows for cross-validation.</w:t>
       </w:r>
     </w:p>
     <w:p>
-      <w:pPr>
-        <w:pStyle w:val="ListNumber"/>
-      </w:pPr>
+      <w:r>
+        <w:rPr>
+          <w:b w:val="0"/>
+          <w:i w:val="0"/>
+        </w:rPr>
+        <w:t xml:space="preserve">Build a small </w:t>
+      </w:r>
       <w:r>
         <w:rPr>
           <w:b/>
-        </w:rPr>
-        <w:t xml:space="preserve">Line 16. </w:t>
-      </w:r>
-      <w:r>
-        <w:rPr>
-          <w:b w:val="0"/>
-          <w:i w:val="0"/>
-        </w:rPr>
-        <w:t>A time split: the test set is the future, as in production.</w:t>
-      </w:r>
-    </w:p>
-    <w:p>
-      <w:r>
-        <w:rPr>
-          <w:b w:val="0"/>
-          <w:i w:val="0"/>
-        </w:rPr>
-        <w:t>Compute every feature as of the row's date, join with merge_asof, and split by time.</w:t>
+          <w:i w:val="0"/>
+        </w:rPr>
+        <w:t>as-of test</w:t>
+      </w:r>
+      <w:r>
+        <w:rPr>
+          <w:b w:val="0"/>
+          <w:i w:val="0"/>
+        </w:rPr>
+        <w:t xml:space="preserve"> for every time feature: a customer with events before and after the prediction date, and an assertion that only the earlier events count. It catches most mistakes in a few lines.</w:t>
       </w:r>
     </w:p>
     <w:p>
@@ -5115,83 +4958,25 @@
         <w:pStyle w:val="Heading4"/>
       </w:pPr>
       <w:r>
-        <w:t>Recap card</w:t>
+        <w:t>Why it matters</w:t>
       </w:r>
     </w:p>
     <w:p>
-      <w:pPr>
-        <w:pStyle w:val="ListBullet"/>
-      </w:pPr>
-      <w:r>
-        <w:rPr>
-          <w:b/>
-          <w:i w:val="0"/>
-        </w:rPr>
-        <w:t>Prior-only running total</w:t>
-      </w:r>
-      <w:r>
-        <w:rPr>
-          <w:b w:val="0"/>
-          <w:i w:val="0"/>
-        </w:rPr>
-        <w:t xml:space="preserve"> groupby(key)[col].cumsum() - col, after sorting by key and date.</w:t>
+      <w:r>
+        <w:rPr>
+          <w:b w:val="0"/>
+          <w:i w:val="0"/>
+        </w:rPr>
+        <w:t>A next-purchase model used "customer's total orders" as a feature, computed once over the full order table. For each training row, the count included orders placed after the row's date, including the very purchase the model was trying to predict. Validation AUC was 0.91. In production, where the future does not exist yet, it was 0.68.</w:t>
       </w:r>
     </w:p>
     <w:p>
-      <w:pPr>
-        <w:pStyle w:val="ListBullet"/>
-      </w:pPr>
-      <w:r>
-        <w:rPr>
-          <w:b/>
-          <w:i w:val="0"/>
-        </w:rPr>
-        <w:t>Point-in-time join in pandas</w:t>
-      </w:r>
-      <w:r>
-        <w:rPr>
-          <w:b w:val="0"/>
-          <w:i w:val="0"/>
-        </w:rPr>
-        <w:t xml:space="preserve"> pd.merge_asof(left, right, left_on, right_on, by=..., allow_exact_matches=False), both sorted.</w:t>
-      </w:r>
-    </w:p>
-    <w:p>
-      <w:pPr>
-        <w:pStyle w:val="ListBullet"/>
-      </w:pPr>
-      <w:r>
-        <w:rPr>
-          <w:b/>
-          <w:i w:val="0"/>
-        </w:rPr>
-        <w:t>merge_asof default for equal timestamps</w:t>
-      </w:r>
-      <w:r>
-        <w:rPr>
-          <w:b w:val="0"/>
-          <w:i w:val="0"/>
-        </w:rPr>
-        <w:t xml:space="preserve"> allow_exact_matches=True: same-time rows match. Set False when they would not be known yet.</w:t>
-      </w:r>
-    </w:p>
-    <w:p>
-      <w:pPr>
-        <w:pStyle w:val="ListBullet"/>
-      </w:pPr>
-      <w:r>
-        <w:rPr>
-          <w:b/>
-          <w:i w:val="0"/>
-        </w:rPr>
-        <w:t>Split for forward-looking models</w:t>
-      </w:r>
-      <w:r>
-        <w:rPr>
-          <w:b w:val="0"/>
-          <w:i w:val="0"/>
-        </w:rPr>
-        <w:t xml:space="preserve"> By time: train before a cut-off, test after. TimeSeriesSplit for CV.</w:t>
+      <w:r>
+        <w:rPr>
+          <w:b w:val="0"/>
+          <w:i w:val="0"/>
+        </w:rPr>
+        <w:t>Recomputing the count as prior orders only brought validation down to 0.70. That was the model's true performance, and the team finally had an honest number to improve.</w:t>
       </w:r>
     </w:p>
     <w:p>
@@ -5199,122 +4984,7 @@
         <w:pStyle w:val="Heading4"/>
       </w:pPr>
       <w:r>
-        <w:t>Practice</w:t>
-      </w:r>
-    </w:p>
-    <w:p>
-      <w:pPr>
-        <w:pStyle w:val="Heading5"/>
-      </w:pPr>
-      <w:r>
-        <w:t>Exercise 1. Multiple choice (level 1)</w:t>
-      </w:r>
-    </w:p>
-    <w:p>
-      <w:r>
-        <w:rPr>
-          <w:b w:val="0"/>
-          <w:i w:val="0"/>
-        </w:rPr>
-        <w:t>A model will score customers each month, going forward. How should you split the historical data for validation?</w:t>
-      </w:r>
-    </w:p>
-    <w:p>
-      <w:pPr>
-        <w:pStyle w:val="ListBullet"/>
-      </w:pPr>
-      <w:r>
-        <w:rPr>
-          <w:b w:val="0"/>
-          <w:i w:val="0"/>
-        </w:rPr>
-        <w:t>a) Random 80/20 split</w:t>
-      </w:r>
-    </w:p>
-    <w:p>
-      <w:pPr>
-        <w:pStyle w:val="ListBullet"/>
-      </w:pPr>
-      <w:r>
-        <w:rPr>
-          <w:b w:val="0"/>
-          <w:i w:val="0"/>
-        </w:rPr>
-        <w:t>b) Train on months up to a cut-off, test on later months</w:t>
-      </w:r>
-    </w:p>
-    <w:p>
-      <w:pPr>
-        <w:pStyle w:val="ListBullet"/>
-      </w:pPr>
-      <w:r>
-        <w:rPr>
-          <w:b w:val="0"/>
-          <w:i w:val="0"/>
-        </w:rPr>
-        <w:t>c) Test on the earliest months, train on later ones</w:t>
-      </w:r>
-    </w:p>
-    <w:p>
-      <w:pPr>
-        <w:pStyle w:val="ListBullet"/>
-      </w:pPr>
-      <w:r>
-        <w:rPr>
-          <w:b w:val="0"/>
-          <w:i w:val="0"/>
-        </w:rPr>
-        <w:t>d) No split: use training accuracy</w:t>
-      </w:r>
-    </w:p>
-    <w:p>
-      <w:r>
-        <w:rPr>
-          <w:b/>
-          <w:i w:val="0"/>
-        </w:rPr>
-        <w:t>Why?</w:t>
-      </w:r>
-    </w:p>
-    <w:p>
-      <w:pPr>
-        <w:pStyle w:val="ListBullet"/>
-      </w:pPr>
-      <w:r>
-        <w:rPr>
-          <w:b w:val="0"/>
-          <w:i w:val="0"/>
-        </w:rPr>
-        <w:t>r1) It matches production, where the model predicts a future it has not seen.</w:t>
-      </w:r>
-    </w:p>
-    <w:p>
-      <w:pPr>
-        <w:pStyle w:val="ListBullet"/>
-      </w:pPr>
-      <w:r>
-        <w:rPr>
-          <w:b w:val="0"/>
-          <w:i w:val="0"/>
-        </w:rPr>
-        <w:t>r2) Recent data is always more accurate.</w:t>
-      </w:r>
-    </w:p>
-    <w:p>
-      <w:pPr>
-        <w:pStyle w:val="Heading5"/>
-      </w:pPr>
-      <w:r>
-        <w:t>Exercise 2. Predict the output (level 2)</w:t>
-      </w:r>
-    </w:p>
-    <w:p>
-      <w:r>
-        <w:rPr>
-          <w:b w:val="0"/>
-          <w:i w:val="0"/>
-        </w:rPr>
-        <w:t>What does this print? (pandas 3.0)</w:t>
+        <w:t>Worked example: weak code</w:t>
       </w:r>
     </w:p>
     <w:tbl>
@@ -5340,19 +5010,19 @@
             <w:r>
               <w:rPr>
                 <w:rFonts w:ascii="Consolas" w:hAnsi="Consolas" w:eastAsia="Consolas"/>
-                <w:b w:val="0"/>
+                <w:b/>
                 <w:color w:val="5B6875"/>
                 <w:sz w:val="16"/>
               </w:rPr>
-              <w:t xml:space="preserve">   1  </w:t>
-            </w:r>
-            <w:r>
-              <w:rPr>
-                <w:rFonts w:ascii="Consolas" w:hAnsi="Consolas" w:eastAsia="Consolas"/>
-                <w:b w:val="0"/>
-                <w:sz w:val="16"/>
-              </w:rPr>
-              <w:t>import pandas as pd</w:t>
+              <w:t xml:space="preserve"> [1]  </w:t>
+            </w:r>
+            <w:r>
+              <w:rPr>
+                <w:rFonts w:ascii="Consolas" w:hAnsi="Consolas" w:eastAsia="Consolas"/>
+                <w:b w:val="0"/>
+                <w:sz w:val="16"/>
+              </w:rPr>
+              <w:t>totals = orders.groupby("customer")["spend"].sum().rename("total_spend")</w:t>
             </w:r>
           </w:p>
           <w:p>
@@ -5375,7 +5045,7 @@
                 <w:b w:val="0"/>
                 <w:sz w:val="16"/>
               </w:rPr>
-              <w:t xml:space="preserve"> </w:t>
+              <w:t>rows = orders.merge(totals, on="customer")</w:t>
             </w:r>
           </w:p>
           <w:p>
@@ -5386,201 +5056,66 @@
             <w:r>
               <w:rPr>
                 <w:rFonts w:ascii="Consolas" w:hAnsi="Consolas" w:eastAsia="Consolas"/>
-                <w:b w:val="0"/>
+                <w:b/>
                 <w:color w:val="5B6875"/>
                 <w:sz w:val="16"/>
               </w:rPr>
-              <w:t xml:space="preserve">   3  </w:t>
-            </w:r>
-            <w:r>
-              <w:rPr>
-                <w:rFonts w:ascii="Consolas" w:hAnsi="Consolas" w:eastAsia="Consolas"/>
-                <w:b w:val="0"/>
-                <w:sz w:val="16"/>
-              </w:rPr>
-              <w:t>preds = pd.DataFrame({"customer": ["c1"], "as_of": pd.to_datetime(["2026-04-01"])})</w:t>
-            </w:r>
-          </w:p>
-          <w:p>
-            <w:pPr>
-              <w:spacing w:before="0" w:after="0" w:line="240" w:lineRule="auto"/>
-              <w:ind w:left="567" w:hanging="567"/>
-            </w:pPr>
-            <w:r>
-              <w:rPr>
-                <w:rFonts w:ascii="Consolas" w:hAnsi="Consolas" w:eastAsia="Consolas"/>
-                <w:b w:val="0"/>
-                <w:color w:val="5B6875"/>
-                <w:sz w:val="16"/>
-              </w:rPr>
-              <w:t xml:space="preserve">   4  </w:t>
-            </w:r>
-            <w:r>
-              <w:rPr>
-                <w:rFonts w:ascii="Consolas" w:hAnsi="Consolas" w:eastAsia="Consolas"/>
-                <w:b w:val="0"/>
-                <w:sz w:val="16"/>
-              </w:rPr>
-              <w:t>scores = pd.DataFrame({</w:t>
-            </w:r>
-          </w:p>
-          <w:p>
-            <w:pPr>
-              <w:spacing w:before="0" w:after="0" w:line="240" w:lineRule="auto"/>
-              <w:ind w:left="567" w:hanging="567"/>
-            </w:pPr>
-            <w:r>
-              <w:rPr>
-                <w:rFonts w:ascii="Consolas" w:hAnsi="Consolas" w:eastAsia="Consolas"/>
-                <w:b w:val="0"/>
-                <w:color w:val="5B6875"/>
-                <w:sz w:val="16"/>
-              </w:rPr>
-              <w:t xml:space="preserve">   5  </w:t>
-            </w:r>
-            <w:r>
-              <w:rPr>
-                <w:rFonts w:ascii="Consolas" w:hAnsi="Consolas" w:eastAsia="Consolas"/>
-                <w:b w:val="0"/>
-                <w:sz w:val="16"/>
-              </w:rPr>
-              <w:t xml:space="preserve">    "customer": ["c1", "c1"],</w:t>
-            </w:r>
-          </w:p>
-          <w:p>
-            <w:pPr>
-              <w:spacing w:before="0" w:after="0" w:line="240" w:lineRule="auto"/>
-              <w:ind w:left="567" w:hanging="567"/>
-            </w:pPr>
-            <w:r>
-              <w:rPr>
-                <w:rFonts w:ascii="Consolas" w:hAnsi="Consolas" w:eastAsia="Consolas"/>
-                <w:b w:val="0"/>
-                <w:color w:val="5B6875"/>
-                <w:sz w:val="16"/>
-              </w:rPr>
-              <w:t xml:space="preserve">   6  </w:t>
-            </w:r>
-            <w:r>
-              <w:rPr>
-                <w:rFonts w:ascii="Consolas" w:hAnsi="Consolas" w:eastAsia="Consolas"/>
-                <w:b w:val="0"/>
-                <w:sz w:val="16"/>
-              </w:rPr>
-              <w:t xml:space="preserve">    "scored_at": pd.to_datetime(["2026-02-15", "2026-04-01"]),</w:t>
-            </w:r>
-          </w:p>
-          <w:p>
-            <w:pPr>
-              <w:spacing w:before="0" w:after="0" w:line="240" w:lineRule="auto"/>
-              <w:ind w:left="567" w:hanging="567"/>
-            </w:pPr>
-            <w:r>
-              <w:rPr>
-                <w:rFonts w:ascii="Consolas" w:hAnsi="Consolas" w:eastAsia="Consolas"/>
-                <w:b w:val="0"/>
-                <w:color w:val="5B6875"/>
-                <w:sz w:val="16"/>
-              </w:rPr>
-              <w:t xml:space="preserve">   7  </w:t>
-            </w:r>
-            <w:r>
-              <w:rPr>
-                <w:rFonts w:ascii="Consolas" w:hAnsi="Consolas" w:eastAsia="Consolas"/>
-                <w:b w:val="0"/>
-                <w:sz w:val="16"/>
-              </w:rPr>
-              <w:t xml:space="preserve">    "nps": [3, 9],</w:t>
-            </w:r>
-          </w:p>
-          <w:p>
-            <w:pPr>
-              <w:spacing w:before="0" w:after="0" w:line="240" w:lineRule="auto"/>
-              <w:ind w:left="567" w:hanging="567"/>
-            </w:pPr>
-            <w:r>
-              <w:rPr>
-                <w:rFonts w:ascii="Consolas" w:hAnsi="Consolas" w:eastAsia="Consolas"/>
-                <w:b w:val="0"/>
-                <w:color w:val="5B6875"/>
-                <w:sz w:val="16"/>
-              </w:rPr>
-              <w:t xml:space="preserve">   8  </w:t>
-            </w:r>
-            <w:r>
-              <w:rPr>
-                <w:rFonts w:ascii="Consolas" w:hAnsi="Consolas" w:eastAsia="Consolas"/>
-                <w:b w:val="0"/>
-                <w:sz w:val="16"/>
-              </w:rPr>
-              <w:t>})</w:t>
-            </w:r>
-          </w:p>
-          <w:p>
-            <w:pPr>
-              <w:spacing w:before="0" w:after="0" w:line="240" w:lineRule="auto"/>
-              <w:ind w:left="567" w:hanging="567"/>
-            </w:pPr>
-            <w:r>
-              <w:rPr>
-                <w:rFonts w:ascii="Consolas" w:hAnsi="Consolas" w:eastAsia="Consolas"/>
-                <w:b w:val="0"/>
-                <w:color w:val="5B6875"/>
-                <w:sz w:val="16"/>
-              </w:rPr>
-              <w:t xml:space="preserve">   9  </w:t>
-            </w:r>
-            <w:r>
-              <w:rPr>
-                <w:rFonts w:ascii="Consolas" w:hAnsi="Consolas" w:eastAsia="Consolas"/>
-                <w:b w:val="0"/>
-                <w:sz w:val="16"/>
-              </w:rPr>
-              <w:t>out = pd.merge_asof(preds, scores, left_on="as_of", right_on="scored_at", by="customer")</w:t>
-            </w:r>
-          </w:p>
-          <w:p>
-            <w:pPr>
-              <w:spacing w:before="0" w:after="0" w:line="240" w:lineRule="auto"/>
-              <w:ind w:left="567" w:hanging="567"/>
-            </w:pPr>
-            <w:r>
-              <w:rPr>
-                <w:rFonts w:ascii="Consolas" w:hAnsi="Consolas" w:eastAsia="Consolas"/>
-                <w:b w:val="0"/>
-                <w:color w:val="5B6875"/>
-                <w:sz w:val="16"/>
-              </w:rPr>
-              <w:t xml:space="preserve">  10  </w:t>
-            </w:r>
-            <w:r>
-              <w:rPr>
-                <w:rFonts w:ascii="Consolas" w:hAnsi="Consolas" w:eastAsia="Consolas"/>
-                <w:b w:val="0"/>
-                <w:sz w:val="16"/>
-              </w:rPr>
-              <w:t>print(out["nps"].iloc[0])</w:t>
+              <w:t xml:space="preserve"> [2]  </w:t>
+            </w:r>
+            <w:r>
+              <w:rPr>
+                <w:rFonts w:ascii="Consolas" w:hAnsi="Consolas" w:eastAsia="Consolas"/>
+                <w:b w:val="0"/>
+                <w:sz w:val="16"/>
+              </w:rPr>
+              <w:t>train, test = train_test_split(rows, test_size=0.2)</w:t>
             </w:r>
           </w:p>
         </w:tc>
       </w:tr>
     </w:tbl>
-    <w:p/>
     <w:p>
       <w:pPr>
-        <w:pStyle w:val="Heading5"/>
+        <w:pStyle w:val="ListNumber"/>
       </w:pPr>
       <w:r>
-        <w:t>Exercise 3. Fill the gap (level 2)</w:t>
+        <w:rPr>
+          <w:b/>
+        </w:rPr>
+        <w:t xml:space="preserve">Line 1. </w:t>
+      </w:r>
+      <w:r>
+        <w:rPr>
+          <w:b w:val="0"/>
+          <w:i w:val="0"/>
+        </w:rPr>
+        <w:t>One total per customer across all time: every row sees its own future.</w:t>
       </w:r>
     </w:p>
     <w:p>
-      <w:r>
-        <w:rPr>
-          <w:b w:val="0"/>
-          <w:i w:val="0"/>
-        </w:rPr>
-        <w:t>Attach the latest earlier score to each prediction row, excluding same-timestamp scores.</w:t>
+      <w:pPr>
+        <w:pStyle w:val="ListNumber"/>
+      </w:pPr>
+      <w:r>
+        <w:rPr>
+          <w:b/>
+        </w:rPr>
+        <w:t xml:space="preserve">Line 3. </w:t>
+      </w:r>
+      <w:r>
+        <w:rPr>
+          <w:b w:val="0"/>
+          <w:i w:val="0"/>
+        </w:rPr>
+        <w:t>Random split: training rows come from after test rows.</w:t>
+      </w:r>
+    </w:p>
+    <w:p>
+      <w:pPr>
+        <w:pStyle w:val="Heading4"/>
+      </w:pPr>
+      <w:r>
+        <w:t>Worked example: strong code</w:t>
       </w:r>
     </w:p>
     <w:tbl>
@@ -5618,7 +5153,893 @@
                 <w:b w:val="0"/>
                 <w:sz w:val="16"/>
               </w:rPr>
-              <w:t>pd._____(1)(preds, scores, left_on="as_of", right_on="scored_at", by="customer", allow_exact_matches=_____(2))</w:t>
+              <w:t>import pandas as pd</w:t>
+            </w:r>
+          </w:p>
+          <w:p>
+            <w:pPr>
+              <w:spacing w:before="0" w:after="0" w:line="240" w:lineRule="auto"/>
+              <w:ind w:left="567" w:hanging="567"/>
+            </w:pPr>
+            <w:r>
+              <w:rPr>
+                <w:rFonts w:ascii="Consolas" w:hAnsi="Consolas" w:eastAsia="Consolas"/>
+                <w:b w:val="0"/>
+                <w:color w:val="5B6875"/>
+                <w:sz w:val="16"/>
+              </w:rPr>
+              <w:t xml:space="preserve">   2  </w:t>
+            </w:r>
+            <w:r>
+              <w:rPr>
+                <w:rFonts w:ascii="Consolas" w:hAnsi="Consolas" w:eastAsia="Consolas"/>
+                <w:b w:val="0"/>
+                <w:sz w:val="16"/>
+              </w:rPr>
+              <w:t xml:space="preserve"> </w:t>
+            </w:r>
+          </w:p>
+          <w:p>
+            <w:pPr>
+              <w:spacing w:before="0" w:after="0" w:line="240" w:lineRule="auto"/>
+              <w:ind w:left="567" w:hanging="567"/>
+            </w:pPr>
+            <w:r>
+              <w:rPr>
+                <w:rFonts w:ascii="Consolas" w:hAnsi="Consolas" w:eastAsia="Consolas"/>
+                <w:b w:val="0"/>
+                <w:color w:val="5B6875"/>
+                <w:sz w:val="16"/>
+              </w:rPr>
+              <w:t xml:space="preserve">   3  </w:t>
+            </w:r>
+            <w:r>
+              <w:rPr>
+                <w:rFonts w:ascii="Consolas" w:hAnsi="Consolas" w:eastAsia="Consolas"/>
+                <w:b w:val="0"/>
+                <w:sz w:val="16"/>
+              </w:rPr>
+              <w:t xml:space="preserve"> </w:t>
+            </w:r>
+          </w:p>
+          <w:p>
+            <w:pPr>
+              <w:spacing w:before="0" w:after="0" w:line="240" w:lineRule="auto"/>
+              <w:ind w:left="567" w:hanging="567"/>
+            </w:pPr>
+            <w:r>
+              <w:rPr>
+                <w:rFonts w:ascii="Consolas" w:hAnsi="Consolas" w:eastAsia="Consolas"/>
+                <w:b w:val="0"/>
+                <w:color w:val="5B6875"/>
+                <w:sz w:val="16"/>
+              </w:rPr>
+              <w:t xml:space="preserve">   4  </w:t>
+            </w:r>
+            <w:r>
+              <w:rPr>
+                <w:rFonts w:ascii="Consolas" w:hAnsi="Consolas" w:eastAsia="Consolas"/>
+                <w:b w:val="0"/>
+                <w:sz w:val="16"/>
+              </w:rPr>
+              <w:t>def add_prior_spend(orders: pd.DataFrame) -&gt; pd.DataFrame:</w:t>
+            </w:r>
+          </w:p>
+          <w:p>
+            <w:pPr>
+              <w:spacing w:before="0" w:after="0" w:line="240" w:lineRule="auto"/>
+              <w:ind w:left="567" w:hanging="567"/>
+            </w:pPr>
+            <w:r>
+              <w:rPr>
+                <w:rFonts w:ascii="Consolas" w:hAnsi="Consolas" w:eastAsia="Consolas"/>
+                <w:b w:val="0"/>
+                <w:color w:val="5B6875"/>
+                <w:sz w:val="16"/>
+              </w:rPr>
+              <w:t xml:space="preserve">   5  </w:t>
+            </w:r>
+            <w:r>
+              <w:rPr>
+                <w:rFonts w:ascii="Consolas" w:hAnsi="Consolas" w:eastAsia="Consolas"/>
+                <w:b w:val="0"/>
+                <w:sz w:val="16"/>
+              </w:rPr>
+              <w:t xml:space="preserve">    """Spend and order count before each order, per customer. Grain: one row per order."""</w:t>
+            </w:r>
+          </w:p>
+          <w:p>
+            <w:pPr>
+              <w:spacing w:before="0" w:after="0" w:line="240" w:lineRule="auto"/>
+              <w:ind w:left="567" w:hanging="567"/>
+            </w:pPr>
+            <w:r>
+              <w:rPr>
+                <w:rFonts w:ascii="Consolas" w:hAnsi="Consolas" w:eastAsia="Consolas"/>
+                <w:b w:val="0"/>
+                <w:color w:val="5B6875"/>
+                <w:sz w:val="16"/>
+              </w:rPr>
+              <w:t xml:space="preserve">   6  </w:t>
+            </w:r>
+            <w:r>
+              <w:rPr>
+                <w:rFonts w:ascii="Consolas" w:hAnsi="Consolas" w:eastAsia="Consolas"/>
+                <w:b w:val="0"/>
+                <w:sz w:val="16"/>
+              </w:rPr>
+              <w:t xml:space="preserve">    o = orders.sort_values(["customer", "ordered_at"])</w:t>
+            </w:r>
+          </w:p>
+          <w:p>
+            <w:pPr>
+              <w:spacing w:before="0" w:after="0" w:line="240" w:lineRule="auto"/>
+              <w:ind w:left="567" w:hanging="567"/>
+            </w:pPr>
+            <w:r>
+              <w:rPr>
+                <w:rFonts w:ascii="Consolas" w:hAnsi="Consolas" w:eastAsia="Consolas"/>
+                <w:b w:val="0"/>
+                <w:color w:val="5B6875"/>
+                <w:sz w:val="16"/>
+              </w:rPr>
+              <w:t xml:space="preserve">   7  </w:t>
+            </w:r>
+            <w:r>
+              <w:rPr>
+                <w:rFonts w:ascii="Consolas" w:hAnsi="Consolas" w:eastAsia="Consolas"/>
+                <w:b w:val="0"/>
+                <w:sz w:val="16"/>
+              </w:rPr>
+              <w:t xml:space="preserve">    grp = o.groupby("customer")["spend"]</w:t>
+            </w:r>
+          </w:p>
+          <w:p>
+            <w:pPr>
+              <w:spacing w:before="0" w:after="0" w:line="240" w:lineRule="auto"/>
+              <w:ind w:left="567" w:hanging="567"/>
+            </w:pPr>
+            <w:r>
+              <w:rPr>
+                <w:rFonts w:ascii="Consolas" w:hAnsi="Consolas" w:eastAsia="Consolas"/>
+                <w:b w:val="0"/>
+                <w:color w:val="5B6875"/>
+                <w:sz w:val="16"/>
+              </w:rPr>
+              <w:t xml:space="preserve">   8  </w:t>
+            </w:r>
+            <w:r>
+              <w:rPr>
+                <w:rFonts w:ascii="Consolas" w:hAnsi="Consolas" w:eastAsia="Consolas"/>
+                <w:b w:val="0"/>
+                <w:sz w:val="16"/>
+              </w:rPr>
+              <w:t xml:space="preserve">    return o.assign(</w:t>
+            </w:r>
+          </w:p>
+          <w:p>
+            <w:pPr>
+              <w:spacing w:before="0" w:after="0" w:line="240" w:lineRule="auto"/>
+              <w:ind w:left="567" w:hanging="567"/>
+            </w:pPr>
+            <w:r>
+              <w:rPr>
+                <w:rFonts w:ascii="Consolas" w:hAnsi="Consolas" w:eastAsia="Consolas"/>
+                <w:b/>
+                <w:color w:val="5B6875"/>
+                <w:sz w:val="16"/>
+              </w:rPr>
+              <w:t xml:space="preserve"> [1]  </w:t>
+            </w:r>
+            <w:r>
+              <w:rPr>
+                <w:rFonts w:ascii="Consolas" w:hAnsi="Consolas" w:eastAsia="Consolas"/>
+                <w:b w:val="0"/>
+                <w:sz w:val="16"/>
+              </w:rPr>
+              <w:t xml:space="preserve">        prior_spend=grp.cumsum() - o["spend"],</w:t>
+            </w:r>
+          </w:p>
+          <w:p>
+            <w:pPr>
+              <w:spacing w:before="0" w:after="0" w:line="240" w:lineRule="auto"/>
+              <w:ind w:left="567" w:hanging="567"/>
+            </w:pPr>
+            <w:r>
+              <w:rPr>
+                <w:rFonts w:ascii="Consolas" w:hAnsi="Consolas" w:eastAsia="Consolas"/>
+                <w:b/>
+                <w:color w:val="5B6875"/>
+                <w:sz w:val="16"/>
+              </w:rPr>
+              <w:t xml:space="preserve"> [2]  </w:t>
+            </w:r>
+            <w:r>
+              <w:rPr>
+                <w:rFonts w:ascii="Consolas" w:hAnsi="Consolas" w:eastAsia="Consolas"/>
+                <w:b w:val="0"/>
+                <w:sz w:val="16"/>
+              </w:rPr>
+              <w:t xml:space="preserve">        prior_orders=o.groupby("customer").cumcount(),</w:t>
+            </w:r>
+          </w:p>
+          <w:p>
+            <w:pPr>
+              <w:spacing w:before="0" w:after="0" w:line="240" w:lineRule="auto"/>
+              <w:ind w:left="567" w:hanging="567"/>
+            </w:pPr>
+            <w:r>
+              <w:rPr>
+                <w:rFonts w:ascii="Consolas" w:hAnsi="Consolas" w:eastAsia="Consolas"/>
+                <w:b w:val="0"/>
+                <w:color w:val="5B6875"/>
+                <w:sz w:val="16"/>
+              </w:rPr>
+              <w:t xml:space="preserve">  11  </w:t>
+            </w:r>
+            <w:r>
+              <w:rPr>
+                <w:rFonts w:ascii="Consolas" w:hAnsi="Consolas" w:eastAsia="Consolas"/>
+                <w:b w:val="0"/>
+                <w:sz w:val="16"/>
+              </w:rPr>
+              <w:t xml:space="preserve">    )</w:t>
+            </w:r>
+          </w:p>
+          <w:p>
+            <w:pPr>
+              <w:spacing w:before="0" w:after="0" w:line="240" w:lineRule="auto"/>
+              <w:ind w:left="567" w:hanging="567"/>
+            </w:pPr>
+            <w:r>
+              <w:rPr>
+                <w:rFonts w:ascii="Consolas" w:hAnsi="Consolas" w:eastAsia="Consolas"/>
+                <w:b w:val="0"/>
+                <w:color w:val="5B6875"/>
+                <w:sz w:val="16"/>
+              </w:rPr>
+              <w:t xml:space="preserve">  12  </w:t>
+            </w:r>
+            <w:r>
+              <w:rPr>
+                <w:rFonts w:ascii="Consolas" w:hAnsi="Consolas" w:eastAsia="Consolas"/>
+                <w:b w:val="0"/>
+                <w:sz w:val="16"/>
+              </w:rPr>
+              <w:t xml:space="preserve"> </w:t>
+            </w:r>
+          </w:p>
+          <w:p>
+            <w:pPr>
+              <w:spacing w:before="0" w:after="0" w:line="240" w:lineRule="auto"/>
+              <w:ind w:left="567" w:hanging="567"/>
+            </w:pPr>
+            <w:r>
+              <w:rPr>
+                <w:rFonts w:ascii="Consolas" w:hAnsi="Consolas" w:eastAsia="Consolas"/>
+                <w:b w:val="0"/>
+                <w:color w:val="5B6875"/>
+                <w:sz w:val="16"/>
+              </w:rPr>
+              <w:t xml:space="preserve">  13  </w:t>
+            </w:r>
+            <w:r>
+              <w:rPr>
+                <w:rFonts w:ascii="Consolas" w:hAnsi="Consolas" w:eastAsia="Consolas"/>
+                <w:b w:val="0"/>
+                <w:sz w:val="16"/>
+              </w:rPr>
+              <w:t xml:space="preserve"> </w:t>
+            </w:r>
+          </w:p>
+          <w:p>
+            <w:pPr>
+              <w:spacing w:before="0" w:after="0" w:line="240" w:lineRule="auto"/>
+              <w:ind w:left="567" w:hanging="567"/>
+            </w:pPr>
+            <w:r>
+              <w:rPr>
+                <w:rFonts w:ascii="Consolas" w:hAnsi="Consolas" w:eastAsia="Consolas"/>
+                <w:b w:val="0"/>
+                <w:color w:val="5B6875"/>
+                <w:sz w:val="16"/>
+              </w:rPr>
+              <w:t xml:space="preserve">  14  </w:t>
+            </w:r>
+            <w:r>
+              <w:rPr>
+                <w:rFonts w:ascii="Consolas" w:hAnsi="Consolas" w:eastAsia="Consolas"/>
+                <w:b w:val="0"/>
+                <w:sz w:val="16"/>
+              </w:rPr>
+              <w:t>def time_split(df: pd.DataFrame, date_col: str, cutoff: pd.Timestamp) -&gt; tuple[pd.DataFrame, pd.DataFrame]:</w:t>
+            </w:r>
+          </w:p>
+          <w:p>
+            <w:pPr>
+              <w:spacing w:before="0" w:after="0" w:line="240" w:lineRule="auto"/>
+              <w:ind w:left="567" w:hanging="567"/>
+            </w:pPr>
+            <w:r>
+              <w:rPr>
+                <w:rFonts w:ascii="Consolas" w:hAnsi="Consolas" w:eastAsia="Consolas"/>
+                <w:b w:val="0"/>
+                <w:color w:val="5B6875"/>
+                <w:sz w:val="16"/>
+              </w:rPr>
+              <w:t xml:space="preserve">  15  </w:t>
+            </w:r>
+            <w:r>
+              <w:rPr>
+                <w:rFonts w:ascii="Consolas" w:hAnsi="Consolas" w:eastAsia="Consolas"/>
+                <w:b w:val="0"/>
+                <w:sz w:val="16"/>
+              </w:rPr>
+              <w:t xml:space="preserve">    """Train on rows before cutoff, test on rows at or after it."""</w:t>
+            </w:r>
+          </w:p>
+          <w:p>
+            <w:pPr>
+              <w:spacing w:before="0" w:after="0" w:line="240" w:lineRule="auto"/>
+              <w:ind w:left="567" w:hanging="567"/>
+            </w:pPr>
+            <w:r>
+              <w:rPr>
+                <w:rFonts w:ascii="Consolas" w:hAnsi="Consolas" w:eastAsia="Consolas"/>
+                <w:b/>
+                <w:color w:val="5B6875"/>
+                <w:sz w:val="16"/>
+              </w:rPr>
+              <w:t xml:space="preserve"> [3]  </w:t>
+            </w:r>
+            <w:r>
+              <w:rPr>
+                <w:rFonts w:ascii="Consolas" w:hAnsi="Consolas" w:eastAsia="Consolas"/>
+                <w:b w:val="0"/>
+                <w:sz w:val="16"/>
+              </w:rPr>
+              <w:t xml:space="preserve">    before = df[date_col] &lt; cutoff</w:t>
+            </w:r>
+          </w:p>
+          <w:p>
+            <w:pPr>
+              <w:spacing w:before="0" w:after="0" w:line="240" w:lineRule="auto"/>
+              <w:ind w:left="567" w:hanging="567"/>
+            </w:pPr>
+            <w:r>
+              <w:rPr>
+                <w:rFonts w:ascii="Consolas" w:hAnsi="Consolas" w:eastAsia="Consolas"/>
+                <w:b w:val="0"/>
+                <w:color w:val="5B6875"/>
+                <w:sz w:val="16"/>
+              </w:rPr>
+              <w:t xml:space="preserve">  17  </w:t>
+            </w:r>
+            <w:r>
+              <w:rPr>
+                <w:rFonts w:ascii="Consolas" w:hAnsi="Consolas" w:eastAsia="Consolas"/>
+                <w:b w:val="0"/>
+                <w:sz w:val="16"/>
+              </w:rPr>
+              <w:t xml:space="preserve">    return df[before], df[~before]</w:t>
+            </w:r>
+          </w:p>
+        </w:tc>
+      </w:tr>
+    </w:tbl>
+    <w:p>
+      <w:pPr>
+        <w:pStyle w:val="ListNumber"/>
+      </w:pPr>
+      <w:r>
+        <w:rPr>
+          <w:b/>
+        </w:rPr>
+        <w:t xml:space="preserve">Line 9. </w:t>
+      </w:r>
+      <w:r>
+        <w:rPr>
+          <w:b w:val="0"/>
+          <w:i w:val="0"/>
+        </w:rPr>
+        <w:t>Running total minus the current order: only earlier orders count.</w:t>
+      </w:r>
+    </w:p>
+    <w:p>
+      <w:pPr>
+        <w:pStyle w:val="ListNumber"/>
+      </w:pPr>
+      <w:r>
+        <w:rPr>
+          <w:b/>
+        </w:rPr>
+        <w:t xml:space="preserve">Line 10. </w:t>
+      </w:r>
+      <w:r>
+        <w:rPr>
+          <w:b w:val="0"/>
+          <w:i w:val="0"/>
+        </w:rPr>
+        <w:t>cumcount starts at 0, so it counts earlier orders only.</w:t>
+      </w:r>
+    </w:p>
+    <w:p>
+      <w:pPr>
+        <w:pStyle w:val="ListNumber"/>
+      </w:pPr>
+      <w:r>
+        <w:rPr>
+          <w:b/>
+        </w:rPr>
+        <w:t xml:space="preserve">Line 16. </w:t>
+      </w:r>
+      <w:r>
+        <w:rPr>
+          <w:b w:val="0"/>
+          <w:i w:val="0"/>
+        </w:rPr>
+        <w:t>A time split: the test set is the future, as in production.</w:t>
+      </w:r>
+    </w:p>
+    <w:p>
+      <w:r>
+        <w:rPr>
+          <w:b w:val="0"/>
+          <w:i w:val="0"/>
+        </w:rPr>
+        <w:t>Compute every feature as of the row's date, join with merge_asof, and split by time.</w:t>
+      </w:r>
+    </w:p>
+    <w:p>
+      <w:pPr>
+        <w:pStyle w:val="Heading4"/>
+      </w:pPr>
+      <w:r>
+        <w:t>Recap card</w:t>
+      </w:r>
+    </w:p>
+    <w:p>
+      <w:pPr>
+        <w:pStyle w:val="ListBullet"/>
+      </w:pPr>
+      <w:r>
+        <w:rPr>
+          <w:b/>
+          <w:i w:val="0"/>
+        </w:rPr>
+        <w:t>Prior-only running total</w:t>
+      </w:r>
+      <w:r>
+        <w:rPr>
+          <w:b w:val="0"/>
+          <w:i w:val="0"/>
+        </w:rPr>
+        <w:t xml:space="preserve"> groupby(key)[col].cumsum() - col, after sorting by key and date.</w:t>
+      </w:r>
+    </w:p>
+    <w:p>
+      <w:pPr>
+        <w:pStyle w:val="ListBullet"/>
+      </w:pPr>
+      <w:r>
+        <w:rPr>
+          <w:b/>
+          <w:i w:val="0"/>
+        </w:rPr>
+        <w:t>Point-in-time join in pandas</w:t>
+      </w:r>
+      <w:r>
+        <w:rPr>
+          <w:b w:val="0"/>
+          <w:i w:val="0"/>
+        </w:rPr>
+        <w:t xml:space="preserve"> pd.merge_asof(left, right, left_on, right_on, by=..., allow_exact_matches=False), both sorted.</w:t>
+      </w:r>
+    </w:p>
+    <w:p>
+      <w:pPr>
+        <w:pStyle w:val="ListBullet"/>
+      </w:pPr>
+      <w:r>
+        <w:rPr>
+          <w:b/>
+          <w:i w:val="0"/>
+        </w:rPr>
+        <w:t>merge_asof default for equal timestamps</w:t>
+      </w:r>
+      <w:r>
+        <w:rPr>
+          <w:b w:val="0"/>
+          <w:i w:val="0"/>
+        </w:rPr>
+        <w:t xml:space="preserve"> allow_exact_matches=True: same-time rows match. Set False when they would not be known yet.</w:t>
+      </w:r>
+    </w:p>
+    <w:p>
+      <w:pPr>
+        <w:pStyle w:val="ListBullet"/>
+      </w:pPr>
+      <w:r>
+        <w:rPr>
+          <w:b/>
+          <w:i w:val="0"/>
+        </w:rPr>
+        <w:t>Split for forward-looking models</w:t>
+      </w:r>
+      <w:r>
+        <w:rPr>
+          <w:b w:val="0"/>
+          <w:i w:val="0"/>
+        </w:rPr>
+        <w:t xml:space="preserve"> By time: train before a cut-off, test after. TimeSeriesSplit for CV.</w:t>
+      </w:r>
+    </w:p>
+    <w:p>
+      <w:pPr>
+        <w:pStyle w:val="Heading4"/>
+      </w:pPr>
+      <w:r>
+        <w:t>Practice</w:t>
+      </w:r>
+    </w:p>
+    <w:p>
+      <w:pPr>
+        <w:pStyle w:val="Heading5"/>
+      </w:pPr>
+      <w:r>
+        <w:t>Exercise 1. Multiple choice (level 1)</w:t>
+      </w:r>
+    </w:p>
+    <w:p>
+      <w:r>
+        <w:rPr>
+          <w:b w:val="0"/>
+          <w:i w:val="0"/>
+        </w:rPr>
+        <w:t>A model will score customers each month, going forward. How should you split the historical data for validation?</w:t>
+      </w:r>
+    </w:p>
+    <w:p>
+      <w:pPr>
+        <w:pStyle w:val="ListBullet"/>
+      </w:pPr>
+      <w:r>
+        <w:rPr>
+          <w:b w:val="0"/>
+          <w:i w:val="0"/>
+        </w:rPr>
+        <w:t>a) Random 80/20 split</w:t>
+      </w:r>
+    </w:p>
+    <w:p>
+      <w:pPr>
+        <w:pStyle w:val="ListBullet"/>
+      </w:pPr>
+      <w:r>
+        <w:rPr>
+          <w:b w:val="0"/>
+          <w:i w:val="0"/>
+        </w:rPr>
+        <w:t>b) Train on months up to a cut-off, test on later months</w:t>
+      </w:r>
+    </w:p>
+    <w:p>
+      <w:pPr>
+        <w:pStyle w:val="ListBullet"/>
+      </w:pPr>
+      <w:r>
+        <w:rPr>
+          <w:b w:val="0"/>
+          <w:i w:val="0"/>
+        </w:rPr>
+        <w:t>c) Test on the earliest months, train on later ones</w:t>
+      </w:r>
+    </w:p>
+    <w:p>
+      <w:pPr>
+        <w:pStyle w:val="ListBullet"/>
+      </w:pPr>
+      <w:r>
+        <w:rPr>
+          <w:b w:val="0"/>
+          <w:i w:val="0"/>
+        </w:rPr>
+        <w:t>d) No split: use training accuracy</w:t>
+      </w:r>
+    </w:p>
+    <w:p>
+      <w:r>
+        <w:rPr>
+          <w:b/>
+          <w:i w:val="0"/>
+        </w:rPr>
+        <w:t>Why?</w:t>
+      </w:r>
+    </w:p>
+    <w:p>
+      <w:pPr>
+        <w:pStyle w:val="ListBullet"/>
+      </w:pPr>
+      <w:r>
+        <w:rPr>
+          <w:b w:val="0"/>
+          <w:i w:val="0"/>
+        </w:rPr>
+        <w:t>r1) It matches production, where the model predicts a future it has not seen.</w:t>
+      </w:r>
+    </w:p>
+    <w:p>
+      <w:pPr>
+        <w:pStyle w:val="ListBullet"/>
+      </w:pPr>
+      <w:r>
+        <w:rPr>
+          <w:b w:val="0"/>
+          <w:i w:val="0"/>
+        </w:rPr>
+        <w:t>r2) Recent data is always more accurate.</w:t>
+      </w:r>
+    </w:p>
+    <w:p>
+      <w:pPr>
+        <w:pStyle w:val="Heading5"/>
+      </w:pPr>
+      <w:r>
+        <w:t>Exercise 2. Predict the output (level 2)</w:t>
+      </w:r>
+    </w:p>
+    <w:p>
+      <w:r>
+        <w:rPr>
+          <w:b w:val="0"/>
+          <w:i w:val="0"/>
+        </w:rPr>
+        <w:t>What does this print? (pandas 3.0)</w:t>
+      </w:r>
+    </w:p>
+    <w:tbl>
+      <w:tblPr>
+        <w:tblW w:type="auto" w:w="0"/>
+        <w:jc w:val="left"/>
+        <w:tblLook w:firstColumn="1" w:firstRow="1" w:lastColumn="0" w:lastRow="0" w:noHBand="0" w:noVBand="1" w:val="04A0"/>
+      </w:tblPr>
+      <w:tblGrid>
+        <w:gridCol w:w="8221"/>
+      </w:tblGrid>
+      <w:tr>
+        <w:tc>
+          <w:tcPr>
+            <w:tcW w:type="dxa" w:w="8221"/>
+            <w:shd w:val="clear" w:color="auto" w:fill="F2F4F7"/>
+          </w:tcPr>
+          <w:p>
+            <w:pPr>
+              <w:spacing w:before="0" w:after="0" w:line="240" w:lineRule="auto"/>
+              <w:ind w:left="567" w:hanging="567"/>
+            </w:pPr>
+            <w:r>
+              <w:rPr>
+                <w:rFonts w:ascii="Consolas" w:hAnsi="Consolas" w:eastAsia="Consolas"/>
+                <w:b w:val="0"/>
+                <w:color w:val="5B6875"/>
+                <w:sz w:val="16"/>
+              </w:rPr>
+              <w:t xml:space="preserve">   1  </w:t>
+            </w:r>
+            <w:r>
+              <w:rPr>
+                <w:rFonts w:ascii="Consolas" w:hAnsi="Consolas" w:eastAsia="Consolas"/>
+                <w:b w:val="0"/>
+                <w:sz w:val="16"/>
+              </w:rPr>
+              <w:t>import pandas as pd</w:t>
+            </w:r>
+          </w:p>
+          <w:p>
+            <w:pPr>
+              <w:spacing w:before="0" w:after="0" w:line="240" w:lineRule="auto"/>
+              <w:ind w:left="567" w:hanging="567"/>
+            </w:pPr>
+            <w:r>
+              <w:rPr>
+                <w:rFonts w:ascii="Consolas" w:hAnsi="Consolas" w:eastAsia="Consolas"/>
+                <w:b w:val="0"/>
+                <w:color w:val="5B6875"/>
+                <w:sz w:val="16"/>
+              </w:rPr>
+              <w:t xml:space="preserve">   2  </w:t>
+            </w:r>
+            <w:r>
+              <w:rPr>
+                <w:rFonts w:ascii="Consolas" w:hAnsi="Consolas" w:eastAsia="Consolas"/>
+                <w:b w:val="0"/>
+                <w:sz w:val="16"/>
+              </w:rPr>
+              <w:t xml:space="preserve"> </w:t>
+            </w:r>
+          </w:p>
+          <w:p>
+            <w:pPr>
+              <w:spacing w:before="0" w:after="0" w:line="240" w:lineRule="auto"/>
+              <w:ind w:left="567" w:hanging="567"/>
+            </w:pPr>
+            <w:r>
+              <w:rPr>
+                <w:rFonts w:ascii="Consolas" w:hAnsi="Consolas" w:eastAsia="Consolas"/>
+                <w:b w:val="0"/>
+                <w:color w:val="5B6875"/>
+                <w:sz w:val="16"/>
+              </w:rPr>
+              <w:t xml:space="preserve">   3  </w:t>
+            </w:r>
+            <w:r>
+              <w:rPr>
+                <w:rFonts w:ascii="Consolas" w:hAnsi="Consolas" w:eastAsia="Consolas"/>
+                <w:b w:val="0"/>
+                <w:sz w:val="16"/>
+              </w:rPr>
+              <w:t>preds = pd.DataFrame({"customer": ["c1"], "as_of": pd.to_datetime(["2026-04-01"])})</w:t>
+            </w:r>
+          </w:p>
+          <w:p>
+            <w:pPr>
+              <w:spacing w:before="0" w:after="0" w:line="240" w:lineRule="auto"/>
+              <w:ind w:left="567" w:hanging="567"/>
+            </w:pPr>
+            <w:r>
+              <w:rPr>
+                <w:rFonts w:ascii="Consolas" w:hAnsi="Consolas" w:eastAsia="Consolas"/>
+                <w:b w:val="0"/>
+                <w:color w:val="5B6875"/>
+                <w:sz w:val="16"/>
+              </w:rPr>
+              <w:t xml:space="preserve">   4  </w:t>
+            </w:r>
+            <w:r>
+              <w:rPr>
+                <w:rFonts w:ascii="Consolas" w:hAnsi="Consolas" w:eastAsia="Consolas"/>
+                <w:b w:val="0"/>
+                <w:sz w:val="16"/>
+              </w:rPr>
+              <w:t>scores = pd.DataFrame({</w:t>
+            </w:r>
+          </w:p>
+          <w:p>
+            <w:pPr>
+              <w:spacing w:before="0" w:after="0" w:line="240" w:lineRule="auto"/>
+              <w:ind w:left="567" w:hanging="567"/>
+            </w:pPr>
+            <w:r>
+              <w:rPr>
+                <w:rFonts w:ascii="Consolas" w:hAnsi="Consolas" w:eastAsia="Consolas"/>
+                <w:b w:val="0"/>
+                <w:color w:val="5B6875"/>
+                <w:sz w:val="16"/>
+              </w:rPr>
+              <w:t xml:space="preserve">   5  </w:t>
+            </w:r>
+            <w:r>
+              <w:rPr>
+                <w:rFonts w:ascii="Consolas" w:hAnsi="Consolas" w:eastAsia="Consolas"/>
+                <w:b w:val="0"/>
+                <w:sz w:val="16"/>
+              </w:rPr>
+              <w:t xml:space="preserve">    "customer": ["c1", "c1"],</w:t>
+            </w:r>
+          </w:p>
+          <w:p>
+            <w:pPr>
+              <w:spacing w:before="0" w:after="0" w:line="240" w:lineRule="auto"/>
+              <w:ind w:left="567" w:hanging="567"/>
+            </w:pPr>
+            <w:r>
+              <w:rPr>
+                <w:rFonts w:ascii="Consolas" w:hAnsi="Consolas" w:eastAsia="Consolas"/>
+                <w:b w:val="0"/>
+                <w:color w:val="5B6875"/>
+                <w:sz w:val="16"/>
+              </w:rPr>
+              <w:t xml:space="preserve">   6  </w:t>
+            </w:r>
+            <w:r>
+              <w:rPr>
+                <w:rFonts w:ascii="Consolas" w:hAnsi="Consolas" w:eastAsia="Consolas"/>
+                <w:b w:val="0"/>
+                <w:sz w:val="16"/>
+              </w:rPr>
+              <w:t xml:space="preserve">    "scored_at": pd.to_datetime(["2026-02-15", "2026-04-01"]),</w:t>
+            </w:r>
+          </w:p>
+          <w:p>
+            <w:pPr>
+              <w:spacing w:before="0" w:after="0" w:line="240" w:lineRule="auto"/>
+              <w:ind w:left="567" w:hanging="567"/>
+            </w:pPr>
+            <w:r>
+              <w:rPr>
+                <w:rFonts w:ascii="Consolas" w:hAnsi="Consolas" w:eastAsia="Consolas"/>
+                <w:b w:val="0"/>
+                <w:color w:val="5B6875"/>
+                <w:sz w:val="16"/>
+              </w:rPr>
+              <w:t xml:space="preserve">   7  </w:t>
+            </w:r>
+            <w:r>
+              <w:rPr>
+                <w:rFonts w:ascii="Consolas" w:hAnsi="Consolas" w:eastAsia="Consolas"/>
+                <w:b w:val="0"/>
+                <w:sz w:val="16"/>
+              </w:rPr>
+              <w:t xml:space="preserve">    "nps": [3, 9],</w:t>
+            </w:r>
+          </w:p>
+          <w:p>
+            <w:pPr>
+              <w:spacing w:before="0" w:after="0" w:line="240" w:lineRule="auto"/>
+              <w:ind w:left="567" w:hanging="567"/>
+            </w:pPr>
+            <w:r>
+              <w:rPr>
+                <w:rFonts w:ascii="Consolas" w:hAnsi="Consolas" w:eastAsia="Consolas"/>
+                <w:b w:val="0"/>
+                <w:color w:val="5B6875"/>
+                <w:sz w:val="16"/>
+              </w:rPr>
+              <w:t xml:space="preserve">   8  </w:t>
+            </w:r>
+            <w:r>
+              <w:rPr>
+                <w:rFonts w:ascii="Consolas" w:hAnsi="Consolas" w:eastAsia="Consolas"/>
+                <w:b w:val="0"/>
+                <w:sz w:val="16"/>
+              </w:rPr>
+              <w:t>})</w:t>
+            </w:r>
+          </w:p>
+          <w:p>
+            <w:pPr>
+              <w:spacing w:before="0" w:after="0" w:line="240" w:lineRule="auto"/>
+              <w:ind w:left="567" w:hanging="567"/>
+            </w:pPr>
+            <w:r>
+              <w:rPr>
+                <w:rFonts w:ascii="Consolas" w:hAnsi="Consolas" w:eastAsia="Consolas"/>
+                <w:b w:val="0"/>
+                <w:color w:val="5B6875"/>
+                <w:sz w:val="16"/>
+              </w:rPr>
+              <w:t xml:space="preserve">   9  </w:t>
+            </w:r>
+            <w:r>
+              <w:rPr>
+                <w:rFonts w:ascii="Consolas" w:hAnsi="Consolas" w:eastAsia="Consolas"/>
+                <w:b w:val="0"/>
+                <w:sz w:val="16"/>
+              </w:rPr>
+              <w:t>out = pd.merge_asof(preds, scores, left_on="as_of", right_on="scored_at", by="customer")</w:t>
+            </w:r>
+          </w:p>
+          <w:p>
+            <w:pPr>
+              <w:spacing w:before="0" w:after="0" w:line="240" w:lineRule="auto"/>
+              <w:ind w:left="567" w:hanging="567"/>
+            </w:pPr>
+            <w:r>
+              <w:rPr>
+                <w:rFonts w:ascii="Consolas" w:hAnsi="Consolas" w:eastAsia="Consolas"/>
+                <w:b w:val="0"/>
+                <w:color w:val="5B6875"/>
+                <w:sz w:val="16"/>
+              </w:rPr>
+              <w:t xml:space="preserve">  10  </w:t>
+            </w:r>
+            <w:r>
+              <w:rPr>
+                <w:rFonts w:ascii="Consolas" w:hAnsi="Consolas" w:eastAsia="Consolas"/>
+                <w:b w:val="0"/>
+                <w:sz w:val="16"/>
+              </w:rPr>
+              <w:t>print(out["nps"].iloc[0])</w:t>
             </w:r>
           </w:p>
         </w:tc>
@@ -5630,6 +6051,65 @@
         <w:pStyle w:val="Heading5"/>
       </w:pPr>
       <w:r>
+        <w:t>Exercise 3. Fill the gap (level 2)</w:t>
+      </w:r>
+    </w:p>
+    <w:p>
+      <w:r>
+        <w:rPr>
+          <w:b w:val="0"/>
+          <w:i w:val="0"/>
+        </w:rPr>
+        <w:t>Attach the latest earlier score to each prediction row, excluding same-timestamp scores.</w:t>
+      </w:r>
+    </w:p>
+    <w:tbl>
+      <w:tblPr>
+        <w:tblW w:type="auto" w:w="0"/>
+        <w:jc w:val="left"/>
+        <w:tblLook w:firstColumn="1" w:firstRow="1" w:lastColumn="0" w:lastRow="0" w:noHBand="0" w:noVBand="1" w:val="04A0"/>
+      </w:tblPr>
+      <w:tblGrid>
+        <w:gridCol w:w="8221"/>
+      </w:tblGrid>
+      <w:tr>
+        <w:tc>
+          <w:tcPr>
+            <w:tcW w:type="dxa" w:w="8221"/>
+            <w:shd w:val="clear" w:color="auto" w:fill="F2F4F7"/>
+          </w:tcPr>
+          <w:p>
+            <w:pPr>
+              <w:spacing w:before="0" w:after="0" w:line="240" w:lineRule="auto"/>
+              <w:ind w:left="567" w:hanging="567"/>
+            </w:pPr>
+            <w:r>
+              <w:rPr>
+                <w:rFonts w:ascii="Consolas" w:hAnsi="Consolas" w:eastAsia="Consolas"/>
+                <w:b w:val="0"/>
+                <w:color w:val="5B6875"/>
+                <w:sz w:val="16"/>
+              </w:rPr>
+              <w:t xml:space="preserve">   1  </w:t>
+            </w:r>
+            <w:r>
+              <w:rPr>
+                <w:rFonts w:ascii="Consolas" w:hAnsi="Consolas" w:eastAsia="Consolas"/>
+                <w:b w:val="0"/>
+                <w:sz w:val="16"/>
+              </w:rPr>
+              <w:t>pd._____(1)(preds, scores, left_on="as_of", right_on="scored_at", by="customer", allow_exact_matches=_____(2))</w:t>
+            </w:r>
+          </w:p>
+        </w:tc>
+      </w:tr>
+    </w:tbl>
+    <w:p/>
+    <w:p>
+      <w:pPr>
+        <w:pStyle w:val="Heading5"/>
+      </w:pPr>
+      <w:r>
         <w:t>Exercise 4. Write the function (level 3)</w:t>
       </w:r>
     </w:p>
@@ -5801,6 +6281,125 @@
         <w:t>: number of earlier orders by the same customer (0 for the first).</w:t>
       </w:r>
     </w:p>
+    <w:p>
+      <w:r>
+        <w:rPr>
+          <w:b w:val="0"/>
+          <w:i w:val="0"/>
+        </w:rPr>
+        <w:t>Your code must pass these checks:</w:t>
+      </w:r>
+    </w:p>
+    <w:p>
+      <w:pPr>
+        <w:pStyle w:val="ListBullet"/>
+      </w:pPr>
+      <w:r>
+        <w:rPr>
+          <w:b w:val="0"/>
+          <w:i w:val="0"/>
+        </w:rPr>
+        <w:t>prior_spend must sum earlier orders only, per customer, in date order.</w:t>
+      </w:r>
+    </w:p>
+    <w:p>
+      <w:pPr>
+        <w:pStyle w:val="ListBullet"/>
+      </w:pPr>
+      <w:r>
+        <w:rPr>
+          <w:b w:val="0"/>
+          <w:i w:val="0"/>
+        </w:rPr>
+        <w:t>prior_orders must count earlier orders only, starting at 0.</w:t>
+      </w:r>
+    </w:p>
+    <w:p>
+      <w:pPr>
+        <w:pStyle w:val="ListBullet"/>
+      </w:pPr>
+      <w:r>
+        <w:rPr>
+          <w:b w:val="0"/>
+          <w:i w:val="0"/>
+        </w:rPr>
+        <w:t>The input frame changed. Return a new one.</w:t>
+      </w:r>
+    </w:p>
+    <w:p>
+      <w:r>
+        <w:rPr>
+          <w:b w:val="0"/>
+          <w:i w:val="0"/>
+        </w:rPr>
+        <w:t>Shape of the answer. The reference solution defines these names. Write the bodies yourself.</w:t>
+      </w:r>
+    </w:p>
+    <w:tbl>
+      <w:tblPr>
+        <w:tblW w:type="auto" w:w="0"/>
+        <w:jc w:val="left"/>
+        <w:tblLook w:firstColumn="1" w:firstRow="1" w:lastColumn="0" w:lastRow="0" w:noHBand="0" w:noVBand="1" w:val="04A0"/>
+      </w:tblPr>
+      <w:tblGrid>
+        <w:gridCol w:w="8221"/>
+      </w:tblGrid>
+      <w:tr>
+        <w:tc>
+          <w:tcPr>
+            <w:tcW w:type="dxa" w:w="8221"/>
+            <w:shd w:val="clear" w:color="auto" w:fill="F2F4F7"/>
+          </w:tcPr>
+          <w:p>
+            <w:pPr>
+              <w:spacing w:before="0" w:after="0" w:line="240" w:lineRule="auto"/>
+              <w:ind w:left="567" w:hanging="567"/>
+            </w:pPr>
+            <w:r>
+              <w:rPr>
+                <w:rFonts w:ascii="Consolas" w:hAnsi="Consolas" w:eastAsia="Consolas"/>
+                <w:b w:val="0"/>
+                <w:color w:val="5B6875"/>
+                <w:sz w:val="16"/>
+              </w:rPr>
+              <w:t xml:space="preserve">   1  </w:t>
+            </w:r>
+            <w:r>
+              <w:rPr>
+                <w:rFonts w:ascii="Consolas" w:hAnsi="Consolas" w:eastAsia="Consolas"/>
+                <w:b w:val="0"/>
+                <w:sz w:val="16"/>
+              </w:rPr>
+              <w:t># Spend and order count before each order, per customer.</w:t>
+            </w:r>
+          </w:p>
+          <w:p>
+            <w:pPr>
+              <w:spacing w:before="0" w:after="0" w:line="240" w:lineRule="auto"/>
+              <w:ind w:left="567" w:hanging="567"/>
+            </w:pPr>
+            <w:r>
+              <w:rPr>
+                <w:rFonts w:ascii="Consolas" w:hAnsi="Consolas" w:eastAsia="Consolas"/>
+                <w:b w:val="0"/>
+                <w:color w:val="5B6875"/>
+                <w:sz w:val="16"/>
+              </w:rPr>
+              <w:t xml:space="preserve">   2  </w:t>
+            </w:r>
+            <w:r>
+              <w:rPr>
+                <w:rFonts w:ascii="Consolas" w:hAnsi="Consolas" w:eastAsia="Consolas"/>
+                <w:b w:val="0"/>
+                <w:sz w:val="16"/>
+              </w:rPr>
+              <w:t>def add_prior_spend(orders: pd.DataFrame) -&gt; pd.DataFrame: ...</w:t>
+            </w:r>
+          </w:p>
+        </w:tc>
+      </w:tr>
+    </w:tbl>
+    <w:p/>
     <w:p>
       <w:r>
         <w:rPr>

--- a/site/downloads/handbook-B10.docx
+++ b/site/downloads/handbook-B10.docx
@@ -3214,270 +3214,171 @@
         <w:t>Pure noise: 100 rows, 5,000 random features, random labels. The 20 best features are selected on all rows, then 5-fold CV is run. Roughly what accuracy does it print? (scikit-learn 1.8, seed 0)</w:t>
       </w:r>
     </w:p>
-    <w:tbl>
-      <w:tblPr>
-        <w:tblW w:type="auto" w:w="0"/>
-        <w:jc w:val="left"/>
-        <w:tblLook w:firstColumn="1" w:firstRow="1" w:lastColumn="0" w:lastRow="0" w:noHBand="0" w:noVBand="1" w:val="04A0"/>
-      </w:tblPr>
-      <w:tblGrid>
-        <w:gridCol w:w="8221"/>
-      </w:tblGrid>
-      <w:tr>
-        <w:tc>
-          <w:tcPr>
-            <w:tcW w:type="dxa" w:w="8221"/>
-            <w:shd w:val="clear" w:color="auto" w:fill="F2F4F7"/>
-          </w:tcPr>
-          <w:p>
-            <w:pPr>
-              <w:spacing w:before="0" w:after="0" w:line="240" w:lineRule="auto"/>
-              <w:ind w:left="567" w:hanging="567"/>
-            </w:pPr>
-            <w:r>
-              <w:rPr>
-                <w:rFonts w:ascii="Consolas" w:hAnsi="Consolas" w:eastAsia="Consolas"/>
-                <w:b w:val="0"/>
-                <w:color w:val="5B6875"/>
-                <w:sz w:val="16"/>
-              </w:rPr>
-              <w:t xml:space="preserve">   1  </w:t>
-            </w:r>
-            <w:r>
-              <w:rPr>
-                <w:rFonts w:ascii="Consolas" w:hAnsi="Consolas" w:eastAsia="Consolas"/>
-                <w:b w:val="0"/>
-                <w:sz w:val="16"/>
-              </w:rPr>
-              <w:t>import numpy as np</w:t>
-            </w:r>
-          </w:p>
-          <w:p>
-            <w:pPr>
-              <w:spacing w:before="0" w:after="0" w:line="240" w:lineRule="auto"/>
-              <w:ind w:left="567" w:hanging="567"/>
-            </w:pPr>
-            <w:r>
-              <w:rPr>
-                <w:rFonts w:ascii="Consolas" w:hAnsi="Consolas" w:eastAsia="Consolas"/>
-                <w:b w:val="0"/>
-                <w:color w:val="5B6875"/>
-                <w:sz w:val="16"/>
-              </w:rPr>
-              <w:t xml:space="preserve">   2  </w:t>
-            </w:r>
-            <w:r>
-              <w:rPr>
-                <w:rFonts w:ascii="Consolas" w:hAnsi="Consolas" w:eastAsia="Consolas"/>
-                <w:b w:val="0"/>
-                <w:sz w:val="16"/>
-              </w:rPr>
-              <w:t>from sklearn.feature_selection import SelectKBest, f_classif</w:t>
-            </w:r>
-          </w:p>
-          <w:p>
-            <w:pPr>
-              <w:spacing w:before="0" w:after="0" w:line="240" w:lineRule="auto"/>
-              <w:ind w:left="567" w:hanging="567"/>
-            </w:pPr>
-            <w:r>
-              <w:rPr>
-                <w:rFonts w:ascii="Consolas" w:hAnsi="Consolas" w:eastAsia="Consolas"/>
-                <w:b w:val="0"/>
-                <w:color w:val="5B6875"/>
-                <w:sz w:val="16"/>
-              </w:rPr>
-              <w:t xml:space="preserve">   3  </w:t>
-            </w:r>
-            <w:r>
-              <w:rPr>
-                <w:rFonts w:ascii="Consolas" w:hAnsi="Consolas" w:eastAsia="Consolas"/>
-                <w:b w:val="0"/>
-                <w:sz w:val="16"/>
-              </w:rPr>
-              <w:t>from sklearn.linear_model import LogisticRegression</w:t>
-            </w:r>
-          </w:p>
-          <w:p>
-            <w:pPr>
-              <w:spacing w:before="0" w:after="0" w:line="240" w:lineRule="auto"/>
-              <w:ind w:left="567" w:hanging="567"/>
-            </w:pPr>
-            <w:r>
-              <w:rPr>
-                <w:rFonts w:ascii="Consolas" w:hAnsi="Consolas" w:eastAsia="Consolas"/>
-                <w:b w:val="0"/>
-                <w:color w:val="5B6875"/>
-                <w:sz w:val="16"/>
-              </w:rPr>
-              <w:t xml:space="preserve">   4  </w:t>
-            </w:r>
-            <w:r>
-              <w:rPr>
-                <w:rFonts w:ascii="Consolas" w:hAnsi="Consolas" w:eastAsia="Consolas"/>
-                <w:b w:val="0"/>
-                <w:sz w:val="16"/>
-              </w:rPr>
-              <w:t>from sklearn.model_selection import cross_val_score</w:t>
-            </w:r>
-          </w:p>
-          <w:p>
-            <w:pPr>
-              <w:spacing w:before="0" w:after="0" w:line="240" w:lineRule="auto"/>
-              <w:ind w:left="567" w:hanging="567"/>
-            </w:pPr>
-            <w:r>
-              <w:rPr>
-                <w:rFonts w:ascii="Consolas" w:hAnsi="Consolas" w:eastAsia="Consolas"/>
-                <w:b w:val="0"/>
-                <w:color w:val="5B6875"/>
-                <w:sz w:val="16"/>
-              </w:rPr>
-              <w:t xml:space="preserve">   5  </w:t>
-            </w:r>
-            <w:r>
-              <w:rPr>
-                <w:rFonts w:ascii="Consolas" w:hAnsi="Consolas" w:eastAsia="Consolas"/>
-                <w:b w:val="0"/>
-                <w:sz w:val="16"/>
-              </w:rPr>
-              <w:t xml:space="preserve"> </w:t>
-            </w:r>
-          </w:p>
-          <w:p>
-            <w:pPr>
-              <w:spacing w:before="0" w:after="0" w:line="240" w:lineRule="auto"/>
-              <w:ind w:left="567" w:hanging="567"/>
-            </w:pPr>
-            <w:r>
-              <w:rPr>
-                <w:rFonts w:ascii="Consolas" w:hAnsi="Consolas" w:eastAsia="Consolas"/>
-                <w:b w:val="0"/>
-                <w:color w:val="5B6875"/>
-                <w:sz w:val="16"/>
-              </w:rPr>
-              <w:t xml:space="preserve">   6  </w:t>
-            </w:r>
-            <w:r>
-              <w:rPr>
-                <w:rFonts w:ascii="Consolas" w:hAnsi="Consolas" w:eastAsia="Consolas"/>
-                <w:b w:val="0"/>
-                <w:sz w:val="16"/>
-              </w:rPr>
-              <w:t>rng = np.random.default_rng(0)</w:t>
-            </w:r>
-          </w:p>
-          <w:p>
-            <w:pPr>
-              <w:spacing w:before="0" w:after="0" w:line="240" w:lineRule="auto"/>
-              <w:ind w:left="567" w:hanging="567"/>
-            </w:pPr>
-            <w:r>
-              <w:rPr>
-                <w:rFonts w:ascii="Consolas" w:hAnsi="Consolas" w:eastAsia="Consolas"/>
-                <w:b w:val="0"/>
-                <w:color w:val="5B6875"/>
-                <w:sz w:val="16"/>
-              </w:rPr>
-              <w:t xml:space="preserve">   7  </w:t>
-            </w:r>
-            <w:r>
-              <w:rPr>
-                <w:rFonts w:ascii="Consolas" w:hAnsi="Consolas" w:eastAsia="Consolas"/>
-                <w:b w:val="0"/>
-                <w:sz w:val="16"/>
-              </w:rPr>
-              <w:t>X = rng.normal(size=(100, 5000))</w:t>
-            </w:r>
-          </w:p>
-          <w:p>
-            <w:pPr>
-              <w:spacing w:before="0" w:after="0" w:line="240" w:lineRule="auto"/>
-              <w:ind w:left="567" w:hanging="567"/>
-            </w:pPr>
-            <w:r>
-              <w:rPr>
-                <w:rFonts w:ascii="Consolas" w:hAnsi="Consolas" w:eastAsia="Consolas"/>
-                <w:b w:val="0"/>
-                <w:color w:val="5B6875"/>
-                <w:sz w:val="16"/>
-              </w:rPr>
-              <w:t xml:space="preserve">   8  </w:t>
-            </w:r>
-            <w:r>
-              <w:rPr>
-                <w:rFonts w:ascii="Consolas" w:hAnsi="Consolas" w:eastAsia="Consolas"/>
-                <w:b w:val="0"/>
-                <w:sz w:val="16"/>
-              </w:rPr>
-              <w:t>y = rng.integers(0, 2, 100)</w:t>
-            </w:r>
-          </w:p>
-          <w:p>
-            <w:pPr>
-              <w:spacing w:before="0" w:after="0" w:line="240" w:lineRule="auto"/>
-              <w:ind w:left="567" w:hanging="567"/>
-            </w:pPr>
-            <w:r>
-              <w:rPr>
-                <w:rFonts w:ascii="Consolas" w:hAnsi="Consolas" w:eastAsia="Consolas"/>
-                <w:b w:val="0"/>
-                <w:color w:val="5B6875"/>
-                <w:sz w:val="16"/>
-              </w:rPr>
-              <w:t xml:space="preserve">   9  </w:t>
-            </w:r>
-            <w:r>
-              <w:rPr>
-                <w:rFonts w:ascii="Consolas" w:hAnsi="Consolas" w:eastAsia="Consolas"/>
-                <w:b w:val="0"/>
-                <w:sz w:val="16"/>
-              </w:rPr>
-              <w:t>X_sel = SelectKBest(f_classif, k=20).fit_transform(X, y)</w:t>
-            </w:r>
-          </w:p>
-          <w:p>
-            <w:pPr>
-              <w:spacing w:before="0" w:after="0" w:line="240" w:lineRule="auto"/>
-              <w:ind w:left="567" w:hanging="567"/>
-            </w:pPr>
-            <w:r>
-              <w:rPr>
-                <w:rFonts w:ascii="Consolas" w:hAnsi="Consolas" w:eastAsia="Consolas"/>
-                <w:b w:val="0"/>
-                <w:color w:val="5B6875"/>
-                <w:sz w:val="16"/>
-              </w:rPr>
-              <w:t xml:space="preserve">  10  </w:t>
-            </w:r>
-            <w:r>
-              <w:rPr>
-                <w:rFonts w:ascii="Consolas" w:hAnsi="Consolas" w:eastAsia="Consolas"/>
-                <w:b w:val="0"/>
-                <w:sz w:val="16"/>
-              </w:rPr>
-              <w:t>print(round(cross_val_score(LogisticRegression(), X_sel, y, cv=5).mean(), 2))</w:t>
-            </w:r>
-          </w:p>
-        </w:tc>
-      </w:tr>
-    </w:tbl>
-    <w:p/>
+    <w:p>
+      <w:r>
+        <w:rPr>
+          <w:b/>
+          <w:i w:val="0"/>
+        </w:rPr>
+        <w:t>What you need to know.</w:t>
+      </w:r>
+    </w:p>
+    <w:p>
+      <w:r>
+        <w:rPr>
+          <w:b w:val="0"/>
+          <w:i w:val="0"/>
+        </w:rPr>
+        <w:t>The code uses four scikit-learn tools (version 1.8):</w:t>
+      </w:r>
+    </w:p>
     <w:p>
       <w:pPr>
-        <w:pStyle w:val="Heading5"/>
+        <w:pStyle w:val="ListBullet"/>
       </w:pPr>
       <w:r>
-        <w:t>Exercise 3. Fill the gap (level 2)</w:t>
+        <w:rPr>
+          <w:rFonts w:ascii="Consolas" w:hAnsi="Consolas" w:eastAsia="Consolas"/>
+          <w:b w:val="0"/>
+          <w:sz w:val="19"/>
+        </w:rPr>
+        <w:t>SelectKBest(f_classif, k=20).fit_transform(X, y)</w:t>
+      </w:r>
+      <w:r>
+        <w:rPr>
+          <w:b w:val="0"/>
+          <w:i w:val="0"/>
+        </w:rPr>
+        <w:t xml:space="preserve"> scores each column against the labels </w:t>
+      </w:r>
+      <w:r>
+        <w:rPr>
+          <w:rFonts w:ascii="Consolas" w:hAnsi="Consolas" w:eastAsia="Consolas"/>
+          <w:b w:val="0"/>
+          <w:sz w:val="19"/>
+        </w:rPr>
+        <w:t>y</w:t>
+      </w:r>
+      <w:r>
+        <w:rPr>
+          <w:b w:val="0"/>
+          <w:i w:val="0"/>
+        </w:rPr>
+        <w:t xml:space="preserve"> and returns only the </w:t>
+      </w:r>
+      <w:r>
+        <w:rPr>
+          <w:rFonts w:ascii="Consolas" w:hAnsi="Consolas" w:eastAsia="Consolas"/>
+          <w:b w:val="0"/>
+          <w:sz w:val="19"/>
+        </w:rPr>
+        <w:t>k</w:t>
+      </w:r>
+      <w:r>
+        <w:rPr>
+          <w:b w:val="0"/>
+          <w:i w:val="0"/>
+        </w:rPr>
+        <w:t xml:space="preserve"> best-scoring columns.</w:t>
       </w:r>
     </w:p>
     <w:p>
-      <w:r>
-        <w:rPr>
-          <w:b w:val="0"/>
-          <w:i w:val="0"/>
-        </w:rPr>
-        <w:t>Fit the scaler on training rows, then apply it to both sets.</w:t>
+      <w:pPr>
+        <w:pStyle w:val="ListBullet"/>
+      </w:pPr>
+      <w:r>
+        <w:rPr>
+          <w:rFonts w:ascii="Consolas" w:hAnsi="Consolas" w:eastAsia="Consolas"/>
+          <w:b w:val="0"/>
+          <w:sz w:val="19"/>
+        </w:rPr>
+        <w:t>LogisticRegression()</w:t>
+      </w:r>
+      <w:r>
+        <w:rPr>
+          <w:b w:val="0"/>
+          <w:i w:val="0"/>
+        </w:rPr>
+        <w:t xml:space="preserve"> is a linear classifier.</w:t>
+      </w:r>
+    </w:p>
+    <w:p>
+      <w:pPr>
+        <w:pStyle w:val="ListBullet"/>
+      </w:pPr>
+      <w:r>
+        <w:rPr>
+          <w:rFonts w:ascii="Consolas" w:hAnsi="Consolas" w:eastAsia="Consolas"/>
+          <w:b w:val="0"/>
+          <w:sz w:val="19"/>
+        </w:rPr>
+        <w:t>cross_val_score(model, X, y, cv=5)</w:t>
+      </w:r>
+      <w:r>
+        <w:rPr>
+          <w:b w:val="0"/>
+          <w:i w:val="0"/>
+        </w:rPr>
+        <w:t xml:space="preserve"> splits the rows into 5 folds. It fits on 4 folds, scores accuracy on the fifth, and repeats for each fold. It returns the 5 scores.</w:t>
+      </w:r>
+    </w:p>
+    <w:p>
+      <w:pPr>
+        <w:pStyle w:val="ListBullet"/>
+      </w:pPr>
+      <w:r>
+        <w:rPr>
+          <w:rFonts w:ascii="Consolas" w:hAnsi="Consolas" w:eastAsia="Consolas"/>
+          <w:b w:val="0"/>
+          <w:sz w:val="19"/>
+        </w:rPr>
+        <w:t>rng.normal(size=(rows, cols))</w:t>
+      </w:r>
+      <w:r>
+        <w:rPr>
+          <w:b w:val="0"/>
+          <w:i w:val="0"/>
+        </w:rPr>
+        <w:t xml:space="preserve"> draws random numbers, and </w:t>
+      </w:r>
+      <w:r>
+        <w:rPr>
+          <w:rFonts w:ascii="Consolas" w:hAnsi="Consolas" w:eastAsia="Consolas"/>
+          <w:b w:val="0"/>
+          <w:sz w:val="19"/>
+        </w:rPr>
+        <w:t>rng.integers(0, 2, n)</w:t>
+      </w:r>
+      <w:r>
+        <w:rPr>
+          <w:b w:val="0"/>
+          <w:i w:val="0"/>
+        </w:rPr>
+        <w:t xml:space="preserve"> draws </w:t>
+      </w:r>
+      <w:r>
+        <w:rPr>
+          <w:rFonts w:ascii="Consolas" w:hAnsi="Consolas" w:eastAsia="Consolas"/>
+          <w:b w:val="0"/>
+          <w:sz w:val="19"/>
+        </w:rPr>
+        <w:t>n</w:t>
+      </w:r>
+      <w:r>
+        <w:rPr>
+          <w:b w:val="0"/>
+          <w:i w:val="0"/>
+        </w:rPr>
+        <w:t xml:space="preserve"> random labels, 0 or 1.</w:t>
+      </w:r>
+    </w:p>
+    <w:p>
+      <w:r>
+        <w:rPr>
+          <w:b w:val="0"/>
+          <w:i w:val="0"/>
+        </w:rPr>
+        <w:t>On pure noise, an honest model scores about 0.5 accuracy: a coin toss.</w:t>
       </w:r>
     </w:p>
     <w:tbl>
@@ -3515,7 +3416,7 @@
                 <w:b w:val="0"/>
                 <w:sz w:val="16"/>
               </w:rPr>
-              <w:t>scaler = StandardScaler().fit(_____(1))</w:t>
+              <w:t>import numpy as np</w:t>
             </w:r>
           </w:p>
           <w:p>
@@ -3538,7 +3439,7 @@
                 <w:b w:val="0"/>
                 <w:sz w:val="16"/>
               </w:rPr>
-              <w:t>X_train_s = scaler.transform(X_train)</w:t>
+              <w:t>from sklearn.feature_selection import SelectKBest, f_classif</w:t>
             </w:r>
           </w:p>
           <w:p>
@@ -3561,7 +3462,168 @@
                 <w:b w:val="0"/>
                 <w:sz w:val="16"/>
               </w:rPr>
-              <w:t>X_test_s = scaler._____(2)(X_test)</w:t>
+              <w:t>from sklearn.linear_model import LogisticRegression</w:t>
+            </w:r>
+          </w:p>
+          <w:p>
+            <w:pPr>
+              <w:spacing w:before="0" w:after="0" w:line="240" w:lineRule="auto"/>
+              <w:ind w:left="567" w:hanging="567"/>
+            </w:pPr>
+            <w:r>
+              <w:rPr>
+                <w:rFonts w:ascii="Consolas" w:hAnsi="Consolas" w:eastAsia="Consolas"/>
+                <w:b w:val="0"/>
+                <w:color w:val="5B6875"/>
+                <w:sz w:val="16"/>
+              </w:rPr>
+              <w:t xml:space="preserve">   4  </w:t>
+            </w:r>
+            <w:r>
+              <w:rPr>
+                <w:rFonts w:ascii="Consolas" w:hAnsi="Consolas" w:eastAsia="Consolas"/>
+                <w:b w:val="0"/>
+                <w:sz w:val="16"/>
+              </w:rPr>
+              <w:t>from sklearn.model_selection import cross_val_score</w:t>
+            </w:r>
+          </w:p>
+          <w:p>
+            <w:pPr>
+              <w:spacing w:before="0" w:after="0" w:line="240" w:lineRule="auto"/>
+              <w:ind w:left="567" w:hanging="567"/>
+            </w:pPr>
+            <w:r>
+              <w:rPr>
+                <w:rFonts w:ascii="Consolas" w:hAnsi="Consolas" w:eastAsia="Consolas"/>
+                <w:b w:val="0"/>
+                <w:color w:val="5B6875"/>
+                <w:sz w:val="16"/>
+              </w:rPr>
+              <w:t xml:space="preserve">   5  </w:t>
+            </w:r>
+            <w:r>
+              <w:rPr>
+                <w:rFonts w:ascii="Consolas" w:hAnsi="Consolas" w:eastAsia="Consolas"/>
+                <w:b w:val="0"/>
+                <w:sz w:val="16"/>
+              </w:rPr>
+              <w:t xml:space="preserve"> </w:t>
+            </w:r>
+          </w:p>
+          <w:p>
+            <w:pPr>
+              <w:spacing w:before="0" w:after="0" w:line="240" w:lineRule="auto"/>
+              <w:ind w:left="567" w:hanging="567"/>
+            </w:pPr>
+            <w:r>
+              <w:rPr>
+                <w:rFonts w:ascii="Consolas" w:hAnsi="Consolas" w:eastAsia="Consolas"/>
+                <w:b w:val="0"/>
+                <w:color w:val="5B6875"/>
+                <w:sz w:val="16"/>
+              </w:rPr>
+              <w:t xml:space="preserve">   6  </w:t>
+            </w:r>
+            <w:r>
+              <w:rPr>
+                <w:rFonts w:ascii="Consolas" w:hAnsi="Consolas" w:eastAsia="Consolas"/>
+                <w:b w:val="0"/>
+                <w:sz w:val="16"/>
+              </w:rPr>
+              <w:t>rng = np.random.default_rng(0)</w:t>
+            </w:r>
+          </w:p>
+          <w:p>
+            <w:pPr>
+              <w:spacing w:before="0" w:after="0" w:line="240" w:lineRule="auto"/>
+              <w:ind w:left="567" w:hanging="567"/>
+            </w:pPr>
+            <w:r>
+              <w:rPr>
+                <w:rFonts w:ascii="Consolas" w:hAnsi="Consolas" w:eastAsia="Consolas"/>
+                <w:b w:val="0"/>
+                <w:color w:val="5B6875"/>
+                <w:sz w:val="16"/>
+              </w:rPr>
+              <w:t xml:space="preserve">   7  </w:t>
+            </w:r>
+            <w:r>
+              <w:rPr>
+                <w:rFonts w:ascii="Consolas" w:hAnsi="Consolas" w:eastAsia="Consolas"/>
+                <w:b w:val="0"/>
+                <w:sz w:val="16"/>
+              </w:rPr>
+              <w:t>X = rng.normal(size=(100, 5000))</w:t>
+            </w:r>
+          </w:p>
+          <w:p>
+            <w:pPr>
+              <w:spacing w:before="0" w:after="0" w:line="240" w:lineRule="auto"/>
+              <w:ind w:left="567" w:hanging="567"/>
+            </w:pPr>
+            <w:r>
+              <w:rPr>
+                <w:rFonts w:ascii="Consolas" w:hAnsi="Consolas" w:eastAsia="Consolas"/>
+                <w:b w:val="0"/>
+                <w:color w:val="5B6875"/>
+                <w:sz w:val="16"/>
+              </w:rPr>
+              <w:t xml:space="preserve">   8  </w:t>
+            </w:r>
+            <w:r>
+              <w:rPr>
+                <w:rFonts w:ascii="Consolas" w:hAnsi="Consolas" w:eastAsia="Consolas"/>
+                <w:b w:val="0"/>
+                <w:sz w:val="16"/>
+              </w:rPr>
+              <w:t>y = rng.integers(0, 2, 100)</w:t>
+            </w:r>
+          </w:p>
+          <w:p>
+            <w:pPr>
+              <w:spacing w:before="0" w:after="0" w:line="240" w:lineRule="auto"/>
+              <w:ind w:left="567" w:hanging="567"/>
+            </w:pPr>
+            <w:r>
+              <w:rPr>
+                <w:rFonts w:ascii="Consolas" w:hAnsi="Consolas" w:eastAsia="Consolas"/>
+                <w:b w:val="0"/>
+                <w:color w:val="5B6875"/>
+                <w:sz w:val="16"/>
+              </w:rPr>
+              <w:t xml:space="preserve">   9  </w:t>
+            </w:r>
+            <w:r>
+              <w:rPr>
+                <w:rFonts w:ascii="Consolas" w:hAnsi="Consolas" w:eastAsia="Consolas"/>
+                <w:b w:val="0"/>
+                <w:sz w:val="16"/>
+              </w:rPr>
+              <w:t>X_sel = SelectKBest(f_classif, k=20).fit_transform(X, y)</w:t>
+            </w:r>
+          </w:p>
+          <w:p>
+            <w:pPr>
+              <w:spacing w:before="0" w:after="0" w:line="240" w:lineRule="auto"/>
+              <w:ind w:left="567" w:hanging="567"/>
+            </w:pPr>
+            <w:r>
+              <w:rPr>
+                <w:rFonts w:ascii="Consolas" w:hAnsi="Consolas" w:eastAsia="Consolas"/>
+                <w:b w:val="0"/>
+                <w:color w:val="5B6875"/>
+                <w:sz w:val="16"/>
+              </w:rPr>
+              <w:t xml:space="preserve">  10  </w:t>
+            </w:r>
+            <w:r>
+              <w:rPr>
+                <w:rFonts w:ascii="Consolas" w:hAnsi="Consolas" w:eastAsia="Consolas"/>
+                <w:b w:val="0"/>
+                <w:sz w:val="16"/>
+              </w:rPr>
+              <w:t>print(round(cross_val_score(LogisticRegression(), X_sel, y, cv=5).mean(), 2))</w:t>
             </w:r>
           </w:p>
         </w:tc>
@@ -3573,7 +3635,7 @@
         <w:pStyle w:val="Heading5"/>
       </w:pPr>
       <w:r>
-        <w:t>Exercise 4. Write the function (level 3)</w:t>
+        <w:t>Exercise 3. Fill the gap (level 2)</w:t>
       </w:r>
     </w:p>
     <w:p>
@@ -3582,263 +3644,7 @@
           <w:b w:val="0"/>
           <w:i w:val="0"/>
         </w:rPr>
-        <w:t xml:space="preserve">Write </w:t>
-      </w:r>
-      <w:r>
-        <w:rPr>
-          <w:rFonts w:ascii="Consolas" w:hAnsi="Consolas" w:eastAsia="Consolas"/>
-          <w:b w:val="0"/>
-          <w:sz w:val="19"/>
-        </w:rPr>
-        <w:t>fit_prep(train) -&gt; dict[str, float]</w:t>
-      </w:r>
-      <w:r>
-        <w:rPr>
-          <w:b w:val="0"/>
-          <w:i w:val="0"/>
-        </w:rPr>
-        <w:t xml:space="preserve"> and </w:t>
-      </w:r>
-      <w:r>
-        <w:rPr>
-          <w:rFonts w:ascii="Consolas" w:hAnsi="Consolas" w:eastAsia="Consolas"/>
-          <w:b w:val="0"/>
-          <w:sz w:val="19"/>
-        </w:rPr>
-        <w:t>apply_prep(df, params) -&gt; pd.DataFrame</w:t>
-      </w:r>
-      <w:r>
-        <w:rPr>
-          <w:b w:val="0"/>
-          <w:i w:val="0"/>
-        </w:rPr>
-        <w:t xml:space="preserve"> for the column </w:t>
-      </w:r>
-      <w:r>
-        <w:rPr>
-          <w:rFonts w:ascii="Consolas" w:hAnsi="Consolas" w:eastAsia="Consolas"/>
-          <w:b w:val="0"/>
-          <w:sz w:val="19"/>
-        </w:rPr>
-        <w:t>income</w:t>
-      </w:r>
-      <w:r>
-        <w:rPr>
-          <w:b w:val="0"/>
-          <w:i w:val="0"/>
-        </w:rPr>
-        <w:t>.</w:t>
-      </w:r>
-    </w:p>
-    <w:p>
-      <w:pPr>
-        <w:pStyle w:val="ListBullet"/>
-      </w:pPr>
-      <w:r>
-        <w:rPr>
-          <w:rFonts w:ascii="Consolas" w:hAnsi="Consolas" w:eastAsia="Consolas"/>
-          <w:b w:val="0"/>
-          <w:sz w:val="19"/>
-        </w:rPr>
-        <w:t>fit_prep</w:t>
-      </w:r>
-      <w:r>
-        <w:rPr>
-          <w:b w:val="0"/>
-          <w:i w:val="0"/>
-        </w:rPr>
-        <w:t xml:space="preserve"> learns </w:t>
-      </w:r>
-      <w:r>
-        <w:rPr>
-          <w:rFonts w:ascii="Consolas" w:hAnsi="Consolas" w:eastAsia="Consolas"/>
-          <w:b w:val="0"/>
-          <w:sz w:val="19"/>
-        </w:rPr>
-        <w:t>median</w:t>
-      </w:r>
-      <w:r>
-        <w:rPr>
-          <w:b w:val="0"/>
-          <w:i w:val="0"/>
-        </w:rPr>
-        <w:t xml:space="preserve"> of income, then fills missing values with it and learns </w:t>
-      </w:r>
-      <w:r>
-        <w:rPr>
-          <w:rFonts w:ascii="Consolas" w:hAnsi="Consolas" w:eastAsia="Consolas"/>
-          <w:b w:val="0"/>
-          <w:sz w:val="19"/>
-        </w:rPr>
-        <w:t>mean</w:t>
-      </w:r>
-      <w:r>
-        <w:rPr>
-          <w:b w:val="0"/>
-          <w:i w:val="0"/>
-        </w:rPr>
-        <w:t xml:space="preserve"> and </w:t>
-      </w:r>
-      <w:r>
-        <w:rPr>
-          <w:rFonts w:ascii="Consolas" w:hAnsi="Consolas" w:eastAsia="Consolas"/>
-          <w:b w:val="0"/>
-          <w:sz w:val="19"/>
-        </w:rPr>
-        <w:t>sd</w:t>
-      </w:r>
-      <w:r>
-        <w:rPr>
-          <w:b w:val="0"/>
-          <w:i w:val="0"/>
-        </w:rPr>
-        <w:t xml:space="preserve"> of the filled column. Training rows only.</w:t>
-      </w:r>
-    </w:p>
-    <w:p>
-      <w:pPr>
-        <w:pStyle w:val="ListBullet"/>
-      </w:pPr>
-      <w:r>
-        <w:rPr>
-          <w:rFonts w:ascii="Consolas" w:hAnsi="Consolas" w:eastAsia="Consolas"/>
-          <w:b w:val="0"/>
-          <w:sz w:val="19"/>
-        </w:rPr>
-        <w:t>apply_prep</w:t>
-      </w:r>
-      <w:r>
-        <w:rPr>
-          <w:b w:val="0"/>
-          <w:i w:val="0"/>
-        </w:rPr>
-        <w:t xml:space="preserve"> fills missing income with </w:t>
-      </w:r>
-      <w:r>
-        <w:rPr>
-          <w:rFonts w:ascii="Consolas" w:hAnsi="Consolas" w:eastAsia="Consolas"/>
-          <w:b w:val="0"/>
-          <w:sz w:val="19"/>
-        </w:rPr>
-        <w:t>params["median"]</w:t>
-      </w:r>
-      <w:r>
-        <w:rPr>
-          <w:b w:val="0"/>
-          <w:i w:val="0"/>
-        </w:rPr>
-        <w:t xml:space="preserve"> and returns a new frame with </w:t>
-      </w:r>
-      <w:r>
-        <w:rPr>
-          <w:rFonts w:ascii="Consolas" w:hAnsi="Consolas" w:eastAsia="Consolas"/>
-          <w:b w:val="0"/>
-          <w:sz w:val="19"/>
-        </w:rPr>
-        <w:t>income</w:t>
-      </w:r>
-      <w:r>
-        <w:rPr>
-          <w:b w:val="0"/>
-          <w:i w:val="0"/>
-        </w:rPr>
-        <w:t xml:space="preserve"> scaled as </w:t>
-      </w:r>
-      <w:r>
-        <w:rPr>
-          <w:rFonts w:ascii="Consolas" w:hAnsi="Consolas" w:eastAsia="Consolas"/>
-          <w:b w:val="0"/>
-          <w:sz w:val="19"/>
-        </w:rPr>
-        <w:t>(filled - mean) / sd</w:t>
-      </w:r>
-      <w:r>
-        <w:rPr>
-          <w:b w:val="0"/>
-          <w:i w:val="0"/>
-        </w:rPr>
-        <w:t xml:space="preserve">. If </w:t>
-      </w:r>
-      <w:r>
-        <w:rPr>
-          <w:rFonts w:ascii="Consolas" w:hAnsi="Consolas" w:eastAsia="Consolas"/>
-          <w:b w:val="0"/>
-          <w:sz w:val="19"/>
-        </w:rPr>
-        <w:t>sd</w:t>
-      </w:r>
-      <w:r>
-        <w:rPr>
-          <w:b w:val="0"/>
-          <w:i w:val="0"/>
-        </w:rPr>
-        <w:t xml:space="preserve"> is 0, set scaled income to 0.0.</w:t>
-      </w:r>
-    </w:p>
-    <w:p>
-      <w:r>
-        <w:rPr>
-          <w:b w:val="0"/>
-          <w:i w:val="0"/>
-        </w:rPr>
-        <w:t>Your code must pass these checks:</w:t>
-      </w:r>
-    </w:p>
-    <w:p>
-      <w:pPr>
-        <w:pStyle w:val="ListBullet"/>
-      </w:pPr>
-      <w:r>
-        <w:rPr>
-          <w:b w:val="0"/>
-          <w:i w:val="0"/>
-        </w:rPr>
-        <w:t>Learn the median, then mean and sd of income after filling with that median.</w:t>
-      </w:r>
-    </w:p>
-    <w:p>
-      <w:pPr>
-        <w:pStyle w:val="ListBullet"/>
-      </w:pPr>
-      <w:r>
-        <w:rPr>
-          <w:b w:val="0"/>
-          <w:i w:val="0"/>
-        </w:rPr>
-        <w:t>Test rows must use the training median, mean and sd, not their own.</w:t>
-      </w:r>
-    </w:p>
-    <w:p>
-      <w:pPr>
-        <w:pStyle w:val="ListBullet"/>
-      </w:pPr>
-      <w:r>
-        <w:rPr>
-          <w:b w:val="0"/>
-          <w:i w:val="0"/>
-        </w:rPr>
-        <w:t>When sd is 0, scaled income must be 0.0.</w:t>
-      </w:r>
-    </w:p>
-    <w:p>
-      <w:pPr>
-        <w:pStyle w:val="ListBullet"/>
-      </w:pPr>
-      <w:r>
-        <w:rPr>
-          <w:b w:val="0"/>
-          <w:i w:val="0"/>
-        </w:rPr>
-        <w:t>The input frame changed. Return a new one.</w:t>
-      </w:r>
-    </w:p>
-    <w:p>
-      <w:r>
-        <w:rPr>
-          <w:b w:val="0"/>
-          <w:i w:val="0"/>
-        </w:rPr>
-        <w:t>Shape of the answer. The reference solution defines these names. Write the bodies yourself.</w:t>
+        <w:t>Fit the scaler on training rows, then apply it to both sets.</w:t>
       </w:r>
     </w:p>
     <w:tbl>
@@ -3876,7 +3682,7 @@
                 <w:b w:val="0"/>
                 <w:sz w:val="16"/>
               </w:rPr>
-              <w:t># Learn imputation and scaling parameters for income from training rows.</w:t>
+              <w:t>scaler = StandardScaler().fit(_____(1))</w:t>
             </w:r>
           </w:p>
           <w:p>
@@ -3899,7 +3705,7 @@
                 <w:b w:val="0"/>
                 <w:sz w:val="16"/>
               </w:rPr>
-              <w:t>def fit_prep(train: pd.DataFrame) -&gt; dict[str, float]: ...</w:t>
+              <w:t>X_train_s = scaler.transform(X_train)</w:t>
             </w:r>
           </w:p>
           <w:p>
@@ -3922,122 +3728,7 @@
                 <w:b w:val="0"/>
                 <w:sz w:val="16"/>
               </w:rPr>
-              <w:t xml:space="preserve"> </w:t>
-            </w:r>
-          </w:p>
-          <w:p>
-            <w:pPr>
-              <w:spacing w:before="0" w:after="0" w:line="240" w:lineRule="auto"/>
-              <w:ind w:left="567" w:hanging="567"/>
-            </w:pPr>
-            <w:r>
-              <w:rPr>
-                <w:rFonts w:ascii="Consolas" w:hAnsi="Consolas" w:eastAsia="Consolas"/>
-                <w:b w:val="0"/>
-                <w:color w:val="5B6875"/>
-                <w:sz w:val="16"/>
-              </w:rPr>
-              <w:t xml:space="preserve">   4  </w:t>
-            </w:r>
-            <w:r>
-              <w:rPr>
-                <w:rFonts w:ascii="Consolas" w:hAnsi="Consolas" w:eastAsia="Consolas"/>
-                <w:b w:val="0"/>
-                <w:sz w:val="16"/>
-              </w:rPr>
-              <w:t># Impute and scale income with parameters learned from training rows.</w:t>
-            </w:r>
-          </w:p>
-          <w:p>
-            <w:pPr>
-              <w:spacing w:before="0" w:after="0" w:line="240" w:lineRule="auto"/>
-              <w:ind w:left="567" w:hanging="567"/>
-            </w:pPr>
-            <w:r>
-              <w:rPr>
-                <w:rFonts w:ascii="Consolas" w:hAnsi="Consolas" w:eastAsia="Consolas"/>
-                <w:b w:val="0"/>
-                <w:color w:val="5B6875"/>
-                <w:sz w:val="16"/>
-              </w:rPr>
-              <w:t xml:space="preserve">   5  </w:t>
-            </w:r>
-            <w:r>
-              <w:rPr>
-                <w:rFonts w:ascii="Consolas" w:hAnsi="Consolas" w:eastAsia="Consolas"/>
-                <w:b w:val="0"/>
-                <w:sz w:val="16"/>
-              </w:rPr>
-              <w:t>def apply_prep(</w:t>
-            </w:r>
-          </w:p>
-          <w:p>
-            <w:pPr>
-              <w:spacing w:before="0" w:after="0" w:line="240" w:lineRule="auto"/>
-              <w:ind w:left="567" w:hanging="567"/>
-            </w:pPr>
-            <w:r>
-              <w:rPr>
-                <w:rFonts w:ascii="Consolas" w:hAnsi="Consolas" w:eastAsia="Consolas"/>
-                <w:b w:val="0"/>
-                <w:color w:val="5B6875"/>
-                <w:sz w:val="16"/>
-              </w:rPr>
-              <w:t xml:space="preserve">   6  </w:t>
-            </w:r>
-            <w:r>
-              <w:rPr>
-                <w:rFonts w:ascii="Consolas" w:hAnsi="Consolas" w:eastAsia="Consolas"/>
-                <w:b w:val="0"/>
-                <w:sz w:val="16"/>
-              </w:rPr>
-              <w:t xml:space="preserve">    df: pd.DataFrame,</w:t>
-            </w:r>
-          </w:p>
-          <w:p>
-            <w:pPr>
-              <w:spacing w:before="0" w:after="0" w:line="240" w:lineRule="auto"/>
-              <w:ind w:left="567" w:hanging="567"/>
-            </w:pPr>
-            <w:r>
-              <w:rPr>
-                <w:rFonts w:ascii="Consolas" w:hAnsi="Consolas" w:eastAsia="Consolas"/>
-                <w:b w:val="0"/>
-                <w:color w:val="5B6875"/>
-                <w:sz w:val="16"/>
-              </w:rPr>
-              <w:t xml:space="preserve">   7  </w:t>
-            </w:r>
-            <w:r>
-              <w:rPr>
-                <w:rFonts w:ascii="Consolas" w:hAnsi="Consolas" w:eastAsia="Consolas"/>
-                <w:b w:val="0"/>
-                <w:sz w:val="16"/>
-              </w:rPr>
-              <w:t xml:space="preserve">    params: dict[str, float],</w:t>
-            </w:r>
-          </w:p>
-          <w:p>
-            <w:pPr>
-              <w:spacing w:before="0" w:after="0" w:line="240" w:lineRule="auto"/>
-              <w:ind w:left="567" w:hanging="567"/>
-            </w:pPr>
-            <w:r>
-              <w:rPr>
-                <w:rFonts w:ascii="Consolas" w:hAnsi="Consolas" w:eastAsia="Consolas"/>
-                <w:b w:val="0"/>
-                <w:color w:val="5B6875"/>
-                <w:sz w:val="16"/>
-              </w:rPr>
-              <w:t xml:space="preserve">   8  </w:t>
-            </w:r>
-            <w:r>
-              <w:rPr>
-                <w:rFonts w:ascii="Consolas" w:hAnsi="Consolas" w:eastAsia="Consolas"/>
-                <w:b w:val="0"/>
-                <w:sz w:val="16"/>
-              </w:rPr>
-              <w:t>) -&gt; pd.DataFrame: ...</w:t>
+              <w:t>X_test_s = scaler._____(2)(X_test)</w:t>
             </w:r>
           </w:p>
         </w:tc>
@@ -4045,12 +3736,276 @@
     </w:tbl>
     <w:p/>
     <w:p>
-      <w:r>
-        <w:rPr>
-          <w:b w:val="0"/>
-          <w:i w:val="0"/>
-        </w:rPr>
-        <w:t>Starter code:</w:t>
+      <w:pPr>
+        <w:pStyle w:val="Heading5"/>
+      </w:pPr>
+      <w:r>
+        <w:t>Exercise 4. Write the function (level 3)</w:t>
+      </w:r>
+    </w:p>
+    <w:p>
+      <w:r>
+        <w:rPr>
+          <w:b w:val="0"/>
+          <w:i w:val="0"/>
+        </w:rPr>
+        <w:t xml:space="preserve">Write </w:t>
+      </w:r>
+      <w:r>
+        <w:rPr>
+          <w:rFonts w:ascii="Consolas" w:hAnsi="Consolas" w:eastAsia="Consolas"/>
+          <w:b w:val="0"/>
+          <w:sz w:val="19"/>
+        </w:rPr>
+        <w:t>fit_prep(train) -&gt; dict[str, float]</w:t>
+      </w:r>
+      <w:r>
+        <w:rPr>
+          <w:b w:val="0"/>
+          <w:i w:val="0"/>
+        </w:rPr>
+        <w:t xml:space="preserve"> and </w:t>
+      </w:r>
+      <w:r>
+        <w:rPr>
+          <w:rFonts w:ascii="Consolas" w:hAnsi="Consolas" w:eastAsia="Consolas"/>
+          <w:b w:val="0"/>
+          <w:sz w:val="19"/>
+        </w:rPr>
+        <w:t>apply_prep(df, params) -&gt; pd.DataFrame</w:t>
+      </w:r>
+      <w:r>
+        <w:rPr>
+          <w:b w:val="0"/>
+          <w:i w:val="0"/>
+        </w:rPr>
+        <w:t xml:space="preserve"> for the column </w:t>
+      </w:r>
+      <w:r>
+        <w:rPr>
+          <w:rFonts w:ascii="Consolas" w:hAnsi="Consolas" w:eastAsia="Consolas"/>
+          <w:b w:val="0"/>
+          <w:sz w:val="19"/>
+        </w:rPr>
+        <w:t>income</w:t>
+      </w:r>
+      <w:r>
+        <w:rPr>
+          <w:b w:val="0"/>
+          <w:i w:val="0"/>
+        </w:rPr>
+        <w:t>.</w:t>
+      </w:r>
+    </w:p>
+    <w:p>
+      <w:pPr>
+        <w:pStyle w:val="ListBullet"/>
+      </w:pPr>
+      <w:r>
+        <w:rPr>
+          <w:rFonts w:ascii="Consolas" w:hAnsi="Consolas" w:eastAsia="Consolas"/>
+          <w:b w:val="0"/>
+          <w:sz w:val="19"/>
+        </w:rPr>
+        <w:t>fit_prep</w:t>
+      </w:r>
+      <w:r>
+        <w:rPr>
+          <w:b w:val="0"/>
+          <w:i w:val="0"/>
+        </w:rPr>
+        <w:t xml:space="preserve"> learns </w:t>
+      </w:r>
+      <w:r>
+        <w:rPr>
+          <w:rFonts w:ascii="Consolas" w:hAnsi="Consolas" w:eastAsia="Consolas"/>
+          <w:b w:val="0"/>
+          <w:sz w:val="19"/>
+        </w:rPr>
+        <w:t>median</w:t>
+      </w:r>
+      <w:r>
+        <w:rPr>
+          <w:b w:val="0"/>
+          <w:i w:val="0"/>
+        </w:rPr>
+        <w:t xml:space="preserve"> of income, then fills missing values with it and learns </w:t>
+      </w:r>
+      <w:r>
+        <w:rPr>
+          <w:rFonts w:ascii="Consolas" w:hAnsi="Consolas" w:eastAsia="Consolas"/>
+          <w:b w:val="0"/>
+          <w:sz w:val="19"/>
+        </w:rPr>
+        <w:t>mean</w:t>
+      </w:r>
+      <w:r>
+        <w:rPr>
+          <w:b w:val="0"/>
+          <w:i w:val="0"/>
+        </w:rPr>
+        <w:t xml:space="preserve"> and </w:t>
+      </w:r>
+      <w:r>
+        <w:rPr>
+          <w:rFonts w:ascii="Consolas" w:hAnsi="Consolas" w:eastAsia="Consolas"/>
+          <w:b w:val="0"/>
+          <w:sz w:val="19"/>
+        </w:rPr>
+        <w:t>sd</w:t>
+      </w:r>
+      <w:r>
+        <w:rPr>
+          <w:b w:val="0"/>
+          <w:i w:val="0"/>
+        </w:rPr>
+        <w:t xml:space="preserve"> of the filled column. Training rows only.</w:t>
+      </w:r>
+    </w:p>
+    <w:p>
+      <w:pPr>
+        <w:pStyle w:val="ListBullet"/>
+      </w:pPr>
+      <w:r>
+        <w:rPr>
+          <w:rFonts w:ascii="Consolas" w:hAnsi="Consolas" w:eastAsia="Consolas"/>
+          <w:b w:val="0"/>
+          <w:sz w:val="19"/>
+        </w:rPr>
+        <w:t>apply_prep</w:t>
+      </w:r>
+      <w:r>
+        <w:rPr>
+          <w:b w:val="0"/>
+          <w:i w:val="0"/>
+        </w:rPr>
+        <w:t xml:space="preserve"> fills missing income with </w:t>
+      </w:r>
+      <w:r>
+        <w:rPr>
+          <w:rFonts w:ascii="Consolas" w:hAnsi="Consolas" w:eastAsia="Consolas"/>
+          <w:b w:val="0"/>
+          <w:sz w:val="19"/>
+        </w:rPr>
+        <w:t>params["median"]</w:t>
+      </w:r>
+      <w:r>
+        <w:rPr>
+          <w:b w:val="0"/>
+          <w:i w:val="0"/>
+        </w:rPr>
+        <w:t xml:space="preserve"> and returns a new frame with </w:t>
+      </w:r>
+      <w:r>
+        <w:rPr>
+          <w:rFonts w:ascii="Consolas" w:hAnsi="Consolas" w:eastAsia="Consolas"/>
+          <w:b w:val="0"/>
+          <w:sz w:val="19"/>
+        </w:rPr>
+        <w:t>income</w:t>
+      </w:r>
+      <w:r>
+        <w:rPr>
+          <w:b w:val="0"/>
+          <w:i w:val="0"/>
+        </w:rPr>
+        <w:t xml:space="preserve"> scaled as </w:t>
+      </w:r>
+      <w:r>
+        <w:rPr>
+          <w:rFonts w:ascii="Consolas" w:hAnsi="Consolas" w:eastAsia="Consolas"/>
+          <w:b w:val="0"/>
+          <w:sz w:val="19"/>
+        </w:rPr>
+        <w:t>(filled - mean) / sd</w:t>
+      </w:r>
+      <w:r>
+        <w:rPr>
+          <w:b w:val="0"/>
+          <w:i w:val="0"/>
+        </w:rPr>
+        <w:t xml:space="preserve">. If </w:t>
+      </w:r>
+      <w:r>
+        <w:rPr>
+          <w:rFonts w:ascii="Consolas" w:hAnsi="Consolas" w:eastAsia="Consolas"/>
+          <w:b w:val="0"/>
+          <w:sz w:val="19"/>
+        </w:rPr>
+        <w:t>sd</w:t>
+      </w:r>
+      <w:r>
+        <w:rPr>
+          <w:b w:val="0"/>
+          <w:i w:val="0"/>
+        </w:rPr>
+        <w:t xml:space="preserve"> is 0, set scaled income to 0.0.</w:t>
+      </w:r>
+    </w:p>
+    <w:p>
+      <w:r>
+        <w:rPr>
+          <w:b w:val="0"/>
+          <w:i w:val="0"/>
+        </w:rPr>
+        <w:t>Your code must pass these checks:</w:t>
+      </w:r>
+    </w:p>
+    <w:p>
+      <w:pPr>
+        <w:pStyle w:val="ListBullet"/>
+      </w:pPr>
+      <w:r>
+        <w:rPr>
+          <w:b w:val="0"/>
+          <w:i w:val="0"/>
+        </w:rPr>
+        <w:t>Learn the median, then mean and sd of income after filling with that median.</w:t>
+      </w:r>
+    </w:p>
+    <w:p>
+      <w:pPr>
+        <w:pStyle w:val="ListBullet"/>
+      </w:pPr>
+      <w:r>
+        <w:rPr>
+          <w:b w:val="0"/>
+          <w:i w:val="0"/>
+        </w:rPr>
+        <w:t>Test rows must use the training median, mean and sd, not their own.</w:t>
+      </w:r>
+    </w:p>
+    <w:p>
+      <w:pPr>
+        <w:pStyle w:val="ListBullet"/>
+      </w:pPr>
+      <w:r>
+        <w:rPr>
+          <w:b w:val="0"/>
+          <w:i w:val="0"/>
+        </w:rPr>
+        <w:t>When sd is 0, scaled income must be 0.0.</w:t>
+      </w:r>
+    </w:p>
+    <w:p>
+      <w:pPr>
+        <w:pStyle w:val="ListBullet"/>
+      </w:pPr>
+      <w:r>
+        <w:rPr>
+          <w:b w:val="0"/>
+          <w:i w:val="0"/>
+        </w:rPr>
+        <w:t>The input frame changed. Return a new one.</w:t>
+      </w:r>
+    </w:p>
+    <w:p>
+      <w:r>
+        <w:rPr>
+          <w:b w:val="0"/>
+          <w:i w:val="0"/>
+        </w:rPr>
+        <w:t>Shape of the answer. The reference solution defines these names. Write the bodies yourself.</w:t>
       </w:r>
     </w:p>
     <w:tbl>
@@ -4088,7 +4043,7 @@
                 <w:b w:val="0"/>
                 <w:sz w:val="16"/>
               </w:rPr>
-              <w:t>import pandas as pd</w:t>
+              <w:t># Learn imputation and scaling parameters for income from training rows.</w:t>
             </w:r>
           </w:p>
           <w:p>
@@ -4111,7 +4066,7 @@
                 <w:b w:val="0"/>
                 <w:sz w:val="16"/>
               </w:rPr>
-              <w:t xml:space="preserve"> </w:t>
+              <w:t>def fit_prep(train: pd.DataFrame) -&gt; dict[str, float]: ...</w:t>
             </w:r>
           </w:p>
           <w:p>
@@ -4157,7 +4112,7 @@
                 <w:b w:val="0"/>
                 <w:sz w:val="16"/>
               </w:rPr>
-              <w:t>def fit_prep(train):</w:t>
+              <w:t># Impute and scale income with parameters learned from training rows.</w:t>
             </w:r>
           </w:p>
           <w:p>
@@ -4180,7 +4135,7 @@
                 <w:b w:val="0"/>
                 <w:sz w:val="16"/>
               </w:rPr>
-              <w:t xml:space="preserve">    return {}</w:t>
+              <w:t>def apply_prep(</w:t>
             </w:r>
           </w:p>
           <w:p>
@@ -4203,7 +4158,7 @@
                 <w:b w:val="0"/>
                 <w:sz w:val="16"/>
               </w:rPr>
-              <w:t xml:space="preserve"> </w:t>
+              <w:t xml:space="preserve">    df: pd.DataFrame,</w:t>
             </w:r>
           </w:p>
           <w:p>
@@ -4226,7 +4181,7 @@
                 <w:b w:val="0"/>
                 <w:sz w:val="16"/>
               </w:rPr>
-              <w:t xml:space="preserve"> </w:t>
+              <w:t xml:space="preserve">    params: dict[str, float],</w:t>
             </w:r>
           </w:p>
           <w:p>
@@ -4249,53 +4204,7 @@
                 <w:b w:val="0"/>
                 <w:sz w:val="16"/>
               </w:rPr>
-              <w:t>def apply_prep(df, params):</w:t>
-            </w:r>
-          </w:p>
-          <w:p>
-            <w:pPr>
-              <w:spacing w:before="0" w:after="0" w:line="240" w:lineRule="auto"/>
-              <w:ind w:left="567" w:hanging="567"/>
-            </w:pPr>
-            <w:r>
-              <w:rPr>
-                <w:rFonts w:ascii="Consolas" w:hAnsi="Consolas" w:eastAsia="Consolas"/>
-                <w:b w:val="0"/>
-                <w:color w:val="5B6875"/>
-                <w:sz w:val="16"/>
-              </w:rPr>
-              <w:t xml:space="preserve">   9  </w:t>
-            </w:r>
-            <w:r>
-              <w:rPr>
-                <w:rFonts w:ascii="Consolas" w:hAnsi="Consolas" w:eastAsia="Consolas"/>
-                <w:b w:val="0"/>
-                <w:sz w:val="16"/>
-              </w:rPr>
-              <w:t xml:space="preserve">    filled = df["income"].fillna(df["income"].median())</w:t>
-            </w:r>
-          </w:p>
-          <w:p>
-            <w:pPr>
-              <w:spacing w:before="0" w:after="0" w:line="240" w:lineRule="auto"/>
-              <w:ind w:left="567" w:hanging="567"/>
-            </w:pPr>
-            <w:r>
-              <w:rPr>
-                <w:rFonts w:ascii="Consolas" w:hAnsi="Consolas" w:eastAsia="Consolas"/>
-                <w:b w:val="0"/>
-                <w:color w:val="5B6875"/>
-                <w:sz w:val="16"/>
-              </w:rPr>
-              <w:t xml:space="preserve">  10  </w:t>
-            </w:r>
-            <w:r>
-              <w:rPr>
-                <w:rFonts w:ascii="Consolas" w:hAnsi="Consolas" w:eastAsia="Consolas"/>
-                <w:b w:val="0"/>
-                <w:sz w:val="16"/>
-              </w:rPr>
-              <w:t xml:space="preserve">    return df.assign(income=(filled - filled.mean()) / filled.std())</w:t>
+              <w:t>) -&gt; pd.DataFrame: ...</w:t>
             </w:r>
           </w:p>
         </w:tc>
@@ -4303,20 +4212,12 @@
     </w:tbl>
     <w:p/>
     <w:p>
-      <w:pPr>
-        <w:pStyle w:val="Heading5"/>
-      </w:pPr>
-      <w:r>
-        <w:t>Exercise 5. Spot the bug (level 4)</w:t>
-      </w:r>
-    </w:p>
-    <w:p>
-      <w:r>
-        <w:rPr>
-          <w:b w:val="0"/>
-          <w:i w:val="0"/>
-        </w:rPr>
-        <w:t>Target encoding replaces each region with its churn rate. The model's test AUC is far above its production AUC. Tap the line that leaks, and fix the function so the rates come from training rows only.</w:t>
+      <w:r>
+        <w:rPr>
+          <w:b w:val="0"/>
+          <w:i w:val="0"/>
+        </w:rPr>
+        <w:t>Starter code:</w:t>
       </w:r>
     </w:p>
     <w:tbl>
@@ -4423,7 +4324,7 @@
                 <w:b w:val="0"/>
                 <w:sz w:val="16"/>
               </w:rPr>
-              <w:t>def encode_region(train: pd.DataFrame, test: pd.DataFrame) -&gt; tuple[pd.DataFrame, pd.DataFrame]:</w:t>
+              <w:t>def fit_prep(train):</w:t>
             </w:r>
           </w:p>
           <w:p>
@@ -4446,7 +4347,7 @@
                 <w:b w:val="0"/>
                 <w:sz w:val="16"/>
               </w:rPr>
-              <w:t xml:space="preserve">    """Replace region with its churn rate."""</w:t>
+              <w:t xml:space="preserve">    return {}</w:t>
             </w:r>
           </w:p>
           <w:p>
@@ -4469,7 +4370,7 @@
                 <w:b w:val="0"/>
                 <w:sz w:val="16"/>
               </w:rPr>
-              <w:t xml:space="preserve">    both = pd.concat([train, test])</w:t>
+              <w:t xml:space="preserve"> </w:t>
             </w:r>
           </w:p>
           <w:p>
@@ -4492,7 +4393,7 @@
                 <w:b w:val="0"/>
                 <w:sz w:val="16"/>
               </w:rPr>
-              <w:t xml:space="preserve">    rates = both.groupby("region")["churned"].mean()</w:t>
+              <w:t xml:space="preserve"> </w:t>
             </w:r>
           </w:p>
           <w:p>
@@ -4515,7 +4416,53 @@
                 <w:b w:val="0"/>
                 <w:sz w:val="16"/>
               </w:rPr>
-              <w:t xml:space="preserve">    return train.assign(region=train["region"].map(rates)), test.assign(region=test["region"].map(rates))</w:t>
+              <w:t>def apply_prep(df, params):</w:t>
+            </w:r>
+          </w:p>
+          <w:p>
+            <w:pPr>
+              <w:spacing w:before="0" w:after="0" w:line="240" w:lineRule="auto"/>
+              <w:ind w:left="567" w:hanging="567"/>
+            </w:pPr>
+            <w:r>
+              <w:rPr>
+                <w:rFonts w:ascii="Consolas" w:hAnsi="Consolas" w:eastAsia="Consolas"/>
+                <w:b w:val="0"/>
+                <w:color w:val="5B6875"/>
+                <w:sz w:val="16"/>
+              </w:rPr>
+              <w:t xml:space="preserve">   9  </w:t>
+            </w:r>
+            <w:r>
+              <w:rPr>
+                <w:rFonts w:ascii="Consolas" w:hAnsi="Consolas" w:eastAsia="Consolas"/>
+                <w:b w:val="0"/>
+                <w:sz w:val="16"/>
+              </w:rPr>
+              <w:t xml:space="preserve">    filled = df["income"].fillna(df["income"].median())</w:t>
+            </w:r>
+          </w:p>
+          <w:p>
+            <w:pPr>
+              <w:spacing w:before="0" w:after="0" w:line="240" w:lineRule="auto"/>
+              <w:ind w:left="567" w:hanging="567"/>
+            </w:pPr>
+            <w:r>
+              <w:rPr>
+                <w:rFonts w:ascii="Consolas" w:hAnsi="Consolas" w:eastAsia="Consolas"/>
+                <w:b w:val="0"/>
+                <w:color w:val="5B6875"/>
+                <w:sz w:val="16"/>
+              </w:rPr>
+              <w:t xml:space="preserve">  10  </w:t>
+            </w:r>
+            <w:r>
+              <w:rPr>
+                <w:rFonts w:ascii="Consolas" w:hAnsi="Consolas" w:eastAsia="Consolas"/>
+                <w:b w:val="0"/>
+                <w:sz w:val="16"/>
+              </w:rPr>
+              <w:t xml:space="preserve">    return df.assign(income=(filled - filled.mean()) / filled.std())</w:t>
             </w:r>
           </w:p>
         </w:tc>
@@ -4523,99 +4470,93 @@
     </w:tbl>
     <w:p/>
     <w:p>
-      <w:r>
-        <w:rPr>
-          <w:b w:val="0"/>
-          <w:i/>
-        </w:rPr>
-        <w:t>Write down the line number of the bug. Then write the fix.</w:t>
+      <w:pPr>
+        <w:pStyle w:val="Heading5"/>
+      </w:pPr>
+      <w:r>
+        <w:t>Exercise 5. Spot the bug (level 4)</w:t>
       </w:r>
     </w:p>
     <w:p>
-      <w:pPr>
-        <w:pStyle w:val="Heading4"/>
-      </w:pPr>
-      <w:r>
-        <w:t>Sources</w:t>
+      <w:r>
+        <w:rPr>
+          <w:b w:val="0"/>
+          <w:i w:val="0"/>
+        </w:rPr>
+        <w:t>Target encoding replaces each region with its churn rate. The model's test AUC is far above its production AUC. Tap the line that leaks, and fix the function so the rates come from training rows only.</w:t>
       </w:r>
     </w:p>
     <w:p>
-      <w:pPr>
-        <w:pStyle w:val="ListBullet"/>
-      </w:pPr>
-      <w:r>
-        <w:rPr>
-          <w:b w:val="0"/>
-          <w:i w:val="0"/>
-        </w:rPr>
-        <w:t>SelectKBest(k=20) on all rows of 100 x 5,000 noise gives 0.85 CV accuracy; inside a Pipeline, 0.48. (verified: Run on scikit-learn 1.8.0 and 1.9.1 with NumPy 2.4.6 in this repository (seed 0).)</w:t>
+      <w:r>
+        <w:rPr>
+          <w:b/>
+          <w:i w:val="0"/>
+        </w:rPr>
+        <w:t>What you need to know.</w:t>
       </w:r>
     </w:p>
     <w:p>
-      <w:pPr>
-        <w:pStyle w:val="ListBullet"/>
-      </w:pPr>
-      <w:r>
-        <w:rPr>
-          <w:b w:val="0"/>
-          <w:i w:val="0"/>
-        </w:rPr>
-        <w:t>scikit-learn provides TargetEncoder with internal cross fitting. (verified: scikit-learn 1.8 API reference; sklearn.preprocessing.TargetEncoder imported in this repository.)</w:t>
+      <w:r>
+        <w:rPr>
+          <w:rFonts w:ascii="Consolas" w:hAnsi="Consolas" w:eastAsia="Consolas"/>
+          <w:b w:val="0"/>
+          <w:sz w:val="19"/>
+        </w:rPr>
+        <w:t>pd.concat([a, b])</w:t>
+      </w:r>
+      <w:r>
+        <w:rPr>
+          <w:b w:val="0"/>
+          <w:i w:val="0"/>
+        </w:rPr>
+        <w:t xml:space="preserve"> stacks DataFrames on top of each other: the rows of </w:t>
+      </w:r>
+      <w:r>
+        <w:rPr>
+          <w:rFonts w:ascii="Consolas" w:hAnsi="Consolas" w:eastAsia="Consolas"/>
+          <w:b w:val="0"/>
+          <w:sz w:val="19"/>
+        </w:rPr>
+        <w:t>a</w:t>
+      </w:r>
+      <w:r>
+        <w:rPr>
+          <w:b w:val="0"/>
+          <w:i w:val="0"/>
+        </w:rPr>
+        <w:t xml:space="preserve">, then the rows of </w:t>
+      </w:r>
+      <w:r>
+        <w:rPr>
+          <w:rFonts w:ascii="Consolas" w:hAnsi="Consolas" w:eastAsia="Consolas"/>
+          <w:b w:val="0"/>
+          <w:sz w:val="19"/>
+        </w:rPr>
+        <w:t>b</w:t>
+      </w:r>
+      <w:r>
+        <w:rPr>
+          <w:b w:val="0"/>
+          <w:i w:val="0"/>
+        </w:rPr>
+        <w:t>.</w:t>
       </w:r>
     </w:p>
     <w:p>
-      <w:pPr>
-        <w:pStyle w:val="Heading3"/>
-      </w:pPr>
-      <w:r>
-        <w:t>B10-L3 Time-safe features and point-in-time joins</w:t>
-      </w:r>
-    </w:p>
-    <w:p>
-      <w:pPr>
-        <w:pStyle w:val="Heading4"/>
-      </w:pPr>
-      <w:r>
-        <w:t>Concept</w:t>
-      </w:r>
-    </w:p>
-    <w:p>
-      <w:r>
-        <w:rPr>
-          <w:b w:val="0"/>
-          <w:i w:val="0"/>
-        </w:rPr>
-        <w:t xml:space="preserve">When rows have dates, every feature must be computed </w:t>
-      </w:r>
-      <w:r>
-        <w:rPr>
-          <w:b/>
-          <w:i w:val="0"/>
-        </w:rPr>
-        <w:t>as of</w:t>
-      </w:r>
-      <w:r>
-        <w:rPr>
-          <w:b w:val="0"/>
-          <w:i w:val="0"/>
-        </w:rPr>
-        <w:t xml:space="preserve"> the row's own date, using only earlier data. Three tools in pandas 3.0 cover most cases.</w:t>
-      </w:r>
-    </w:p>
-    <w:p>
-      <w:r>
-        <w:rPr>
-          <w:b/>
-          <w:i w:val="0"/>
-        </w:rPr>
-        <w:t>Prior-only aggregates.</w:t>
-      </w:r>
-      <w:r>
-        <w:rPr>
-          <w:b w:val="0"/>
-          <w:i w:val="0"/>
-        </w:rPr>
-        <w:t xml:space="preserve"> "Total spend before this order" must exclude the current order. Take the running total and subtract the current value, or shift first:</w:t>
+      <w:r>
+        <w:rPr>
+          <w:rFonts w:ascii="Consolas" w:hAnsi="Consolas" w:eastAsia="Consolas"/>
+          <w:b w:val="0"/>
+          <w:sz w:val="19"/>
+        </w:rPr>
+        <w:t>series.map(lookup)</w:t>
+      </w:r>
+      <w:r>
+        <w:rPr>
+          <w:b w:val="0"/>
+          <w:i w:val="0"/>
+        </w:rPr>
+        <w:t xml:space="preserve"> replaces each value with the matching entry of another Series, matched by its index:</w:t>
       </w:r>
     </w:p>
     <w:tbl>
@@ -4653,7 +4594,7 @@
                 <w:b w:val="0"/>
                 <w:sz w:val="16"/>
               </w:rPr>
-              <w:t>orders = orders.sort_values(["customer", "ordered_at"])</w:t>
+              <w:t>rates = pd.Series({"North": 0.1, "South": 0.3})</w:t>
             </w:r>
           </w:p>
           <w:p>
@@ -4676,7 +4617,210 @@
                 <w:b w:val="0"/>
                 <w:sz w:val="16"/>
               </w:rPr>
-              <w:t>prior = orders.groupby("customer")["spend"].cumsum() - orders["spend"]</w:t>
+              <w:t>pd.Series(["North", "South"]).map(rates)   # 0.1, 0.3</w:t>
+            </w:r>
+          </w:p>
+        </w:tc>
+      </w:tr>
+    </w:tbl>
+    <w:p/>
+    <w:tbl>
+      <w:tblPr>
+        <w:tblW w:type="auto" w:w="0"/>
+        <w:jc w:val="left"/>
+        <w:tblLook w:firstColumn="1" w:firstRow="1" w:lastColumn="0" w:lastRow="0" w:noHBand="0" w:noVBand="1" w:val="04A0"/>
+      </w:tblPr>
+      <w:tblGrid>
+        <w:gridCol w:w="8221"/>
+      </w:tblGrid>
+      <w:tr>
+        <w:tc>
+          <w:tcPr>
+            <w:tcW w:type="dxa" w:w="8221"/>
+            <w:shd w:val="clear" w:color="auto" w:fill="F2F4F7"/>
+          </w:tcPr>
+          <w:p>
+            <w:pPr>
+              <w:spacing w:before="0" w:after="0" w:line="240" w:lineRule="auto"/>
+              <w:ind w:left="567" w:hanging="567"/>
+            </w:pPr>
+            <w:r>
+              <w:rPr>
+                <w:rFonts w:ascii="Consolas" w:hAnsi="Consolas" w:eastAsia="Consolas"/>
+                <w:b w:val="0"/>
+                <w:color w:val="5B6875"/>
+                <w:sz w:val="16"/>
+              </w:rPr>
+              <w:t xml:space="preserve">   1  </w:t>
+            </w:r>
+            <w:r>
+              <w:rPr>
+                <w:rFonts w:ascii="Consolas" w:hAnsi="Consolas" w:eastAsia="Consolas"/>
+                <w:b w:val="0"/>
+                <w:sz w:val="16"/>
+              </w:rPr>
+              <w:t>import pandas as pd</w:t>
+            </w:r>
+          </w:p>
+          <w:p>
+            <w:pPr>
+              <w:spacing w:before="0" w:after="0" w:line="240" w:lineRule="auto"/>
+              <w:ind w:left="567" w:hanging="567"/>
+            </w:pPr>
+            <w:r>
+              <w:rPr>
+                <w:rFonts w:ascii="Consolas" w:hAnsi="Consolas" w:eastAsia="Consolas"/>
+                <w:b w:val="0"/>
+                <w:color w:val="5B6875"/>
+                <w:sz w:val="16"/>
+              </w:rPr>
+              <w:t xml:space="preserve">   2  </w:t>
+            </w:r>
+            <w:r>
+              <w:rPr>
+                <w:rFonts w:ascii="Consolas" w:hAnsi="Consolas" w:eastAsia="Consolas"/>
+                <w:b w:val="0"/>
+                <w:sz w:val="16"/>
+              </w:rPr>
+              <w:t xml:space="preserve"> </w:t>
+            </w:r>
+          </w:p>
+          <w:p>
+            <w:pPr>
+              <w:spacing w:before="0" w:after="0" w:line="240" w:lineRule="auto"/>
+              <w:ind w:left="567" w:hanging="567"/>
+            </w:pPr>
+            <w:r>
+              <w:rPr>
+                <w:rFonts w:ascii="Consolas" w:hAnsi="Consolas" w:eastAsia="Consolas"/>
+                <w:b w:val="0"/>
+                <w:color w:val="5B6875"/>
+                <w:sz w:val="16"/>
+              </w:rPr>
+              <w:t xml:space="preserve">   3  </w:t>
+            </w:r>
+            <w:r>
+              <w:rPr>
+                <w:rFonts w:ascii="Consolas" w:hAnsi="Consolas" w:eastAsia="Consolas"/>
+                <w:b w:val="0"/>
+                <w:sz w:val="16"/>
+              </w:rPr>
+              <w:t xml:space="preserve"> </w:t>
+            </w:r>
+          </w:p>
+          <w:p>
+            <w:pPr>
+              <w:spacing w:before="0" w:after="0" w:line="240" w:lineRule="auto"/>
+              <w:ind w:left="567" w:hanging="567"/>
+            </w:pPr>
+            <w:r>
+              <w:rPr>
+                <w:rFonts w:ascii="Consolas" w:hAnsi="Consolas" w:eastAsia="Consolas"/>
+                <w:b w:val="0"/>
+                <w:color w:val="5B6875"/>
+                <w:sz w:val="16"/>
+              </w:rPr>
+              <w:t xml:space="preserve">   4  </w:t>
+            </w:r>
+            <w:r>
+              <w:rPr>
+                <w:rFonts w:ascii="Consolas" w:hAnsi="Consolas" w:eastAsia="Consolas"/>
+                <w:b w:val="0"/>
+                <w:sz w:val="16"/>
+              </w:rPr>
+              <w:t>def encode_region(train: pd.DataFrame, test: pd.DataFrame) -&gt; tuple[pd.DataFrame, pd.DataFrame]:</w:t>
+            </w:r>
+          </w:p>
+          <w:p>
+            <w:pPr>
+              <w:spacing w:before="0" w:after="0" w:line="240" w:lineRule="auto"/>
+              <w:ind w:left="567" w:hanging="567"/>
+            </w:pPr>
+            <w:r>
+              <w:rPr>
+                <w:rFonts w:ascii="Consolas" w:hAnsi="Consolas" w:eastAsia="Consolas"/>
+                <w:b w:val="0"/>
+                <w:color w:val="5B6875"/>
+                <w:sz w:val="16"/>
+              </w:rPr>
+              <w:t xml:space="preserve">   5  </w:t>
+            </w:r>
+            <w:r>
+              <w:rPr>
+                <w:rFonts w:ascii="Consolas" w:hAnsi="Consolas" w:eastAsia="Consolas"/>
+                <w:b w:val="0"/>
+                <w:sz w:val="16"/>
+              </w:rPr>
+              <w:t xml:space="preserve">    """Replace region with its churn rate."""</w:t>
+            </w:r>
+          </w:p>
+          <w:p>
+            <w:pPr>
+              <w:spacing w:before="0" w:after="0" w:line="240" w:lineRule="auto"/>
+              <w:ind w:left="567" w:hanging="567"/>
+            </w:pPr>
+            <w:r>
+              <w:rPr>
+                <w:rFonts w:ascii="Consolas" w:hAnsi="Consolas" w:eastAsia="Consolas"/>
+                <w:b w:val="0"/>
+                <w:color w:val="5B6875"/>
+                <w:sz w:val="16"/>
+              </w:rPr>
+              <w:t xml:space="preserve">   6  </w:t>
+            </w:r>
+            <w:r>
+              <w:rPr>
+                <w:rFonts w:ascii="Consolas" w:hAnsi="Consolas" w:eastAsia="Consolas"/>
+                <w:b w:val="0"/>
+                <w:sz w:val="16"/>
+              </w:rPr>
+              <w:t xml:space="preserve">    both = pd.concat([train, test])</w:t>
+            </w:r>
+          </w:p>
+          <w:p>
+            <w:pPr>
+              <w:spacing w:before="0" w:after="0" w:line="240" w:lineRule="auto"/>
+              <w:ind w:left="567" w:hanging="567"/>
+            </w:pPr>
+            <w:r>
+              <w:rPr>
+                <w:rFonts w:ascii="Consolas" w:hAnsi="Consolas" w:eastAsia="Consolas"/>
+                <w:b w:val="0"/>
+                <w:color w:val="5B6875"/>
+                <w:sz w:val="16"/>
+              </w:rPr>
+              <w:t xml:space="preserve">   7  </w:t>
+            </w:r>
+            <w:r>
+              <w:rPr>
+                <w:rFonts w:ascii="Consolas" w:hAnsi="Consolas" w:eastAsia="Consolas"/>
+                <w:b w:val="0"/>
+                <w:sz w:val="16"/>
+              </w:rPr>
+              <w:t xml:space="preserve">    rates = both.groupby("region")["churned"].mean()</w:t>
+            </w:r>
+          </w:p>
+          <w:p>
+            <w:pPr>
+              <w:spacing w:before="0" w:after="0" w:line="240" w:lineRule="auto"/>
+              <w:ind w:left="567" w:hanging="567"/>
+            </w:pPr>
+            <w:r>
+              <w:rPr>
+                <w:rFonts w:ascii="Consolas" w:hAnsi="Consolas" w:eastAsia="Consolas"/>
+                <w:b w:val="0"/>
+                <w:color w:val="5B6875"/>
+                <w:sz w:val="16"/>
+              </w:rPr>
+              <w:t xml:space="preserve">   8  </w:t>
+            </w:r>
+            <w:r>
+              <w:rPr>
+                <w:rFonts w:ascii="Consolas" w:hAnsi="Consolas" w:eastAsia="Consolas"/>
+                <w:b w:val="0"/>
+                <w:sz w:val="16"/>
+              </w:rPr>
+              <w:t xml:space="preserve">    return train.assign(region=train["region"].map(rates)), test.assign(region=test["region"].map(rates))</w:t>
             </w:r>
           </w:p>
         </w:tc>
@@ -4686,61 +4830,97 @@
     <w:p>
       <w:r>
         <w:rPr>
+          <w:b w:val="0"/>
+          <w:i/>
+        </w:rPr>
+        <w:t>Write down the line number of the bug. Then write the fix.</w:t>
+      </w:r>
+    </w:p>
+    <w:p>
+      <w:pPr>
+        <w:pStyle w:val="Heading4"/>
+      </w:pPr>
+      <w:r>
+        <w:t>Sources</w:t>
+      </w:r>
+    </w:p>
+    <w:p>
+      <w:pPr>
+        <w:pStyle w:val="ListBullet"/>
+      </w:pPr>
+      <w:r>
+        <w:rPr>
+          <w:b w:val="0"/>
+          <w:i w:val="0"/>
+        </w:rPr>
+        <w:t>SelectKBest(k=20) on all rows of 100 x 5,000 noise gives 0.85 CV accuracy; inside a Pipeline, 0.48. (verified: Run on scikit-learn 1.8.0 and 1.9.1 with NumPy 2.4.6 in this repository (seed 0).)</w:t>
+      </w:r>
+    </w:p>
+    <w:p>
+      <w:pPr>
+        <w:pStyle w:val="ListBullet"/>
+      </w:pPr>
+      <w:r>
+        <w:rPr>
+          <w:b w:val="0"/>
+          <w:i w:val="0"/>
+        </w:rPr>
+        <w:t>scikit-learn provides TargetEncoder with internal cross fitting. (verified: scikit-learn 1.8 API reference; sklearn.preprocessing.TargetEncoder imported in this repository.)</w:t>
+      </w:r>
+    </w:p>
+    <w:p>
+      <w:pPr>
+        <w:pStyle w:val="Heading3"/>
+      </w:pPr>
+      <w:r>
+        <w:t>B10-L3 Time-safe features and point-in-time joins</w:t>
+      </w:r>
+    </w:p>
+    <w:p>
+      <w:pPr>
+        <w:pStyle w:val="Heading4"/>
+      </w:pPr>
+      <w:r>
+        <w:t>Concept</w:t>
+      </w:r>
+    </w:p>
+    <w:p>
+      <w:r>
+        <w:rPr>
+          <w:b w:val="0"/>
+          <w:i w:val="0"/>
+        </w:rPr>
+        <w:t xml:space="preserve">When rows have dates, every feature must be computed </w:t>
+      </w:r>
+      <w:r>
+        <w:rPr>
           <w:b/>
           <w:i w:val="0"/>
         </w:rPr>
-        <w:t>Point-in-time joins.</w:t>
-      </w:r>
-      <w:r>
-        <w:rPr>
-          <w:b w:val="0"/>
-          <w:i w:val="0"/>
-        </w:rPr>
-        <w:t xml:space="preserve"> To attach the latest satisfaction score </w:t>
-      </w:r>
+        <w:t>as of</w:t>
+      </w:r>
+      <w:r>
+        <w:rPr>
+          <w:b w:val="0"/>
+          <w:i w:val="0"/>
+        </w:rPr>
+        <w:t xml:space="preserve"> the row's own date, using only earlier data. Three tools in pandas 3.0 cover most cases.</w:t>
+      </w:r>
+    </w:p>
+    <w:p>
       <w:r>
         <w:rPr>
           <w:b/>
           <w:i w:val="0"/>
         </w:rPr>
-        <w:t>before</w:t>
-      </w:r>
-      <w:r>
-        <w:rPr>
-          <w:b w:val="0"/>
-          <w:i w:val="0"/>
-        </w:rPr>
-        <w:t xml:space="preserve"> each prediction date, use </w:t>
-      </w:r>
-      <w:r>
-        <w:rPr>
-          <w:rFonts w:ascii="Consolas" w:hAnsi="Consolas" w:eastAsia="Consolas"/>
-          <w:b w:val="0"/>
-          <w:sz w:val="19"/>
-        </w:rPr>
-        <w:t>pd.merge_asof</w:t>
-      </w:r>
-      <w:r>
-        <w:rPr>
-          <w:b w:val="0"/>
-          <w:i w:val="0"/>
-        </w:rPr>
-        <w:t xml:space="preserve">. It matches each left row with the last right row whose key is at or before it, within the same </w:t>
-      </w:r>
-      <w:r>
-        <w:rPr>
-          <w:rFonts w:ascii="Consolas" w:hAnsi="Consolas" w:eastAsia="Consolas"/>
-          <w:b w:val="0"/>
-          <w:sz w:val="19"/>
-        </w:rPr>
-        <w:t>by</w:t>
-      </w:r>
-      <w:r>
-        <w:rPr>
-          <w:b w:val="0"/>
-          <w:i w:val="0"/>
-        </w:rPr>
-        <w:t xml:space="preserve"> group. Both frames must be sorted on the key.</w:t>
+        <w:t>Prior-only aggregates.</w:t>
+      </w:r>
+      <w:r>
+        <w:rPr>
+          <w:b w:val="0"/>
+          <w:i w:val="0"/>
+        </w:rPr>
+        <w:t xml:space="preserve"> "Total spend before this order" must exclude the current order. Take the running total and subtract the current value, or shift first:</w:t>
       </w:r>
     </w:p>
     <w:tbl>
@@ -4778,7 +4958,7 @@
                 <w:b w:val="0"/>
                 <w:sz w:val="16"/>
               </w:rPr>
-              <w:t>pd.merge_asof(preds.sort_values("as_of"), scores.sort_values("scored_at"),</w:t>
+              <w:t>orders = orders.sort_values(["customer", "ordered_at"])</w:t>
             </w:r>
           </w:p>
           <w:p>
@@ -4801,30 +4981,7 @@
                 <w:b w:val="0"/>
                 <w:sz w:val="16"/>
               </w:rPr>
-              <w:t xml:space="preserve">              left_on="as_of", right_on="scored_at", by="customer",</w:t>
-            </w:r>
-          </w:p>
-          <w:p>
-            <w:pPr>
-              <w:spacing w:before="0" w:after="0" w:line="240" w:lineRule="auto"/>
-              <w:ind w:left="567" w:hanging="567"/>
-            </w:pPr>
-            <w:r>
-              <w:rPr>
-                <w:rFonts w:ascii="Consolas" w:hAnsi="Consolas" w:eastAsia="Consolas"/>
-                <w:b w:val="0"/>
-                <w:color w:val="5B6875"/>
-                <w:sz w:val="16"/>
-              </w:rPr>
-              <w:t xml:space="preserve">   3  </w:t>
-            </w:r>
-            <w:r>
-              <w:rPr>
-                <w:rFonts w:ascii="Consolas" w:hAnsi="Consolas" w:eastAsia="Consolas"/>
-                <w:b w:val="0"/>
-                <w:sz w:val="16"/>
-              </w:rPr>
-              <w:t xml:space="preserve">              allow_exact_matches=False)</w:t>
+              <w:t>prior = orders.groupby("customer")["spend"].cumsum() - orders["spend"]</w:t>
             </w:r>
           </w:p>
         </w:tc>
@@ -4834,10 +4991,31 @@
     <w:p>
       <w:r>
         <w:rPr>
-          <w:b w:val="0"/>
-          <w:i w:val="0"/>
-        </w:rPr>
-        <w:t xml:space="preserve">The default </w:t>
+          <w:b/>
+          <w:i w:val="0"/>
+        </w:rPr>
+        <w:t>Point-in-time joins.</w:t>
+      </w:r>
+      <w:r>
+        <w:rPr>
+          <w:b w:val="0"/>
+          <w:i w:val="0"/>
+        </w:rPr>
+        <w:t xml:space="preserve"> To attach the latest satisfaction score </w:t>
+      </w:r>
+      <w:r>
+        <w:rPr>
+          <w:b/>
+          <w:i w:val="0"/>
+        </w:rPr>
+        <w:t>before</w:t>
+      </w:r>
+      <w:r>
+        <w:rPr>
+          <w:b w:val="0"/>
+          <w:i w:val="0"/>
+        </w:rPr>
+        <w:t xml:space="preserve"> each prediction date, use </w:t>
       </w:r>
       <w:r>
         <w:rPr>
@@ -4845,28 +5023,14 @@
           <w:b w:val="0"/>
           <w:sz w:val="19"/>
         </w:rPr>
-        <w:t>allow_exact_matches=True</w:t>
-      </w:r>
-      <w:r>
-        <w:rPr>
-          <w:b w:val="0"/>
-          <w:i w:val="0"/>
-        </w:rPr>
-        <w:t xml:space="preserve"> also matches a score recorded </w:t>
-      </w:r>
-      <w:r>
-        <w:rPr>
-          <w:b/>
-          <w:i w:val="0"/>
-        </w:rPr>
-        <w:t>at the same timestamp</w:t>
-      </w:r>
-      <w:r>
-        <w:rPr>
-          <w:b w:val="0"/>
-          <w:i w:val="0"/>
-        </w:rPr>
-        <w:t xml:space="preserve"> as the prediction. If that score could only be known after the prediction was made, set it to </w:t>
+        <w:t>pd.merge_asof</w:t>
+      </w:r>
+      <w:r>
+        <w:rPr>
+          <w:b w:val="0"/>
+          <w:i w:val="0"/>
+        </w:rPr>
+        <w:t xml:space="preserve">. It matches each left row with the last right row whose key is at or before it, within the same </w:t>
       </w:r>
       <w:r>
         <w:rPr>
@@ -4874,117 +5038,14 @@
           <w:b w:val="0"/>
           <w:sz w:val="19"/>
         </w:rPr>
-        <w:t>False</w:t>
-      </w:r>
-      <w:r>
-        <w:rPr>
-          <w:b w:val="0"/>
-          <w:i w:val="0"/>
-        </w:rPr>
-        <w:t xml:space="preserve">. A plain </w:t>
-      </w:r>
-      <w:r>
-        <w:rPr>
-          <w:rFonts w:ascii="Consolas" w:hAnsi="Consolas" w:eastAsia="Consolas"/>
-          <w:b w:val="0"/>
-          <w:sz w:val="19"/>
-        </w:rPr>
-        <w:t>merge</w:t>
-      </w:r>
-      <w:r>
-        <w:rPr>
-          <w:b w:val="0"/>
-          <w:i w:val="0"/>
-        </w:rPr>
-        <w:t xml:space="preserve"> on customer followed by "take the latest" silently uses scores from the future.</w:t>
-      </w:r>
-    </w:p>
-    <w:p>
-      <w:r>
-        <w:rPr>
-          <w:b/>
-          <w:i w:val="0"/>
-        </w:rPr>
-        <w:t>Time-based splits.</w:t>
-      </w:r>
-      <w:r>
-        <w:rPr>
-          <w:b w:val="0"/>
-          <w:i w:val="0"/>
-        </w:rPr>
-        <w:t xml:space="preserve"> Random splits put next month's rows in training and last month's in test. For anything you will use forward in time, split by date: train on data up to a cut-off, test on data after it. scikit-learn's </w:t>
-      </w:r>
-      <w:r>
-        <w:rPr>
-          <w:rFonts w:ascii="Consolas" w:hAnsi="Consolas" w:eastAsia="Consolas"/>
-          <w:b w:val="0"/>
-          <w:sz w:val="19"/>
-        </w:rPr>
-        <w:t>TimeSeriesSplit</w:t>
-      </w:r>
-      <w:r>
-        <w:rPr>
-          <w:b w:val="0"/>
-          <w:i w:val="0"/>
-        </w:rPr>
-        <w:t xml:space="preserve"> gives expanding windows for cross-validation.</w:t>
-      </w:r>
-    </w:p>
-    <w:p>
-      <w:r>
-        <w:rPr>
-          <w:b w:val="0"/>
-          <w:i w:val="0"/>
-        </w:rPr>
-        <w:t xml:space="preserve">Build a small </w:t>
-      </w:r>
-      <w:r>
-        <w:rPr>
-          <w:b/>
-          <w:i w:val="0"/>
-        </w:rPr>
-        <w:t>as-of test</w:t>
-      </w:r>
-      <w:r>
-        <w:rPr>
-          <w:b w:val="0"/>
-          <w:i w:val="0"/>
-        </w:rPr>
-        <w:t xml:space="preserve"> for every time feature: a customer with events before and after the prediction date, and an assertion that only the earlier events count. It catches most mistakes in a few lines.</w:t>
-      </w:r>
-    </w:p>
-    <w:p>
-      <w:pPr>
-        <w:pStyle w:val="Heading4"/>
-      </w:pPr>
-      <w:r>
-        <w:t>Why it matters</w:t>
-      </w:r>
-    </w:p>
-    <w:p>
-      <w:r>
-        <w:rPr>
-          <w:b w:val="0"/>
-          <w:i w:val="0"/>
-        </w:rPr>
-        <w:t>A next-purchase model used "customer's total orders" as a feature, computed once over the full order table. For each training row, the count included orders placed after the row's date, including the very purchase the model was trying to predict. Validation AUC was 0.91. In production, where the future does not exist yet, it was 0.68.</w:t>
-      </w:r>
-    </w:p>
-    <w:p>
-      <w:r>
-        <w:rPr>
-          <w:b w:val="0"/>
-          <w:i w:val="0"/>
-        </w:rPr>
-        <w:t>Recomputing the count as prior orders only brought validation down to 0.70. That was the model's true performance, and the team finally had an honest number to improve.</w:t>
-      </w:r>
-    </w:p>
-    <w:p>
-      <w:pPr>
-        <w:pStyle w:val="Heading4"/>
-      </w:pPr>
-      <w:r>
-        <w:t>Worked example: weak code</w:t>
+        <w:t>by</w:t>
+      </w:r>
+      <w:r>
+        <w:rPr>
+          <w:b w:val="0"/>
+          <w:i w:val="0"/>
+        </w:rPr>
+        <w:t xml:space="preserve"> group. Both frames must be sorted on the key.</w:t>
       </w:r>
     </w:p>
     <w:tbl>
@@ -5010,19 +5071,19 @@
             <w:r>
               <w:rPr>
                 <w:rFonts w:ascii="Consolas" w:hAnsi="Consolas" w:eastAsia="Consolas"/>
-                <w:b/>
+                <w:b w:val="0"/>
                 <w:color w:val="5B6875"/>
                 <w:sz w:val="16"/>
               </w:rPr>
-              <w:t xml:space="preserve"> [1]  </w:t>
-            </w:r>
-            <w:r>
-              <w:rPr>
-                <w:rFonts w:ascii="Consolas" w:hAnsi="Consolas" w:eastAsia="Consolas"/>
-                <w:b w:val="0"/>
-                <w:sz w:val="16"/>
-              </w:rPr>
-              <w:t>totals = orders.groupby("customer")["spend"].sum().rename("total_spend")</w:t>
+              <w:t xml:space="preserve">   1  </w:t>
+            </w:r>
+            <w:r>
+              <w:rPr>
+                <w:rFonts w:ascii="Consolas" w:hAnsi="Consolas" w:eastAsia="Consolas"/>
+                <w:b w:val="0"/>
+                <w:sz w:val="16"/>
+              </w:rPr>
+              <w:t>pd.merge_asof(preds.sort_values("as_of"), scores.sort_values("scored_at"),</w:t>
             </w:r>
           </w:p>
           <w:p>
@@ -5045,7 +5106,7 @@
                 <w:b w:val="0"/>
                 <w:sz w:val="16"/>
               </w:rPr>
-              <w:t>rows = orders.merge(totals, on="customer")</w:t>
+              <w:t xml:space="preserve">              left_on="as_of", right_on="scored_at", by="customer",</w:t>
             </w:r>
           </w:p>
           <w:p>
@@ -5056,58 +5117,145 @@
             <w:r>
               <w:rPr>
                 <w:rFonts w:ascii="Consolas" w:hAnsi="Consolas" w:eastAsia="Consolas"/>
-                <w:b/>
+                <w:b w:val="0"/>
                 <w:color w:val="5B6875"/>
                 <w:sz w:val="16"/>
               </w:rPr>
-              <w:t xml:space="preserve"> [2]  </w:t>
-            </w:r>
-            <w:r>
-              <w:rPr>
-                <w:rFonts w:ascii="Consolas" w:hAnsi="Consolas" w:eastAsia="Consolas"/>
-                <w:b w:val="0"/>
-                <w:sz w:val="16"/>
-              </w:rPr>
-              <w:t>train, test = train_test_split(rows, test_size=0.2)</w:t>
+              <w:t xml:space="preserve">   3  </w:t>
+            </w:r>
+            <w:r>
+              <w:rPr>
+                <w:rFonts w:ascii="Consolas" w:hAnsi="Consolas" w:eastAsia="Consolas"/>
+                <w:b w:val="0"/>
+                <w:sz w:val="16"/>
+              </w:rPr>
+              <w:t xml:space="preserve">              allow_exact_matches=False)</w:t>
             </w:r>
           </w:p>
         </w:tc>
       </w:tr>
     </w:tbl>
+    <w:p/>
     <w:p>
-      <w:pPr>
-        <w:pStyle w:val="ListNumber"/>
-      </w:pPr>
+      <w:r>
+        <w:rPr>
+          <w:b w:val="0"/>
+          <w:i w:val="0"/>
+        </w:rPr>
+        <w:t xml:space="preserve">The default </w:t>
+      </w:r>
+      <w:r>
+        <w:rPr>
+          <w:rFonts w:ascii="Consolas" w:hAnsi="Consolas" w:eastAsia="Consolas"/>
+          <w:b w:val="0"/>
+          <w:sz w:val="19"/>
+        </w:rPr>
+        <w:t>allow_exact_matches=True</w:t>
+      </w:r>
+      <w:r>
+        <w:rPr>
+          <w:b w:val="0"/>
+          <w:i w:val="0"/>
+        </w:rPr>
+        <w:t xml:space="preserve"> also matches a score recorded </w:t>
+      </w:r>
       <w:r>
         <w:rPr>
           <w:b/>
-        </w:rPr>
-        <w:t xml:space="preserve">Line 1. </w:t>
-      </w:r>
-      <w:r>
-        <w:rPr>
-          <w:b w:val="0"/>
-          <w:i w:val="0"/>
-        </w:rPr>
-        <w:t>One total per customer across all time: every row sees its own future.</w:t>
+          <w:i w:val="0"/>
+        </w:rPr>
+        <w:t>at the same timestamp</w:t>
+      </w:r>
+      <w:r>
+        <w:rPr>
+          <w:b w:val="0"/>
+          <w:i w:val="0"/>
+        </w:rPr>
+        <w:t xml:space="preserve"> as the prediction. If that score could only be known after the prediction was made, set it to </w:t>
+      </w:r>
+      <w:r>
+        <w:rPr>
+          <w:rFonts w:ascii="Consolas" w:hAnsi="Consolas" w:eastAsia="Consolas"/>
+          <w:b w:val="0"/>
+          <w:sz w:val="19"/>
+        </w:rPr>
+        <w:t>False</w:t>
+      </w:r>
+      <w:r>
+        <w:rPr>
+          <w:b w:val="0"/>
+          <w:i w:val="0"/>
+        </w:rPr>
+        <w:t xml:space="preserve">. A plain </w:t>
+      </w:r>
+      <w:r>
+        <w:rPr>
+          <w:rFonts w:ascii="Consolas" w:hAnsi="Consolas" w:eastAsia="Consolas"/>
+          <w:b w:val="0"/>
+          <w:sz w:val="19"/>
+        </w:rPr>
+        <w:t>merge</w:t>
+      </w:r>
+      <w:r>
+        <w:rPr>
+          <w:b w:val="0"/>
+          <w:i w:val="0"/>
+        </w:rPr>
+        <w:t xml:space="preserve"> on customer followed by "take the latest" silently uses scores from the future.</w:t>
       </w:r>
     </w:p>
     <w:p>
-      <w:pPr>
-        <w:pStyle w:val="ListNumber"/>
-      </w:pPr>
       <w:r>
         <w:rPr>
           <w:b/>
-        </w:rPr>
-        <w:t xml:space="preserve">Line 3. </w:t>
-      </w:r>
-      <w:r>
-        <w:rPr>
-          <w:b w:val="0"/>
-          <w:i w:val="0"/>
-        </w:rPr>
-        <w:t>Random split: training rows come from after test rows.</w:t>
+          <w:i w:val="0"/>
+        </w:rPr>
+        <w:t>Time-based splits.</w:t>
+      </w:r>
+      <w:r>
+        <w:rPr>
+          <w:b w:val="0"/>
+          <w:i w:val="0"/>
+        </w:rPr>
+        <w:t xml:space="preserve"> Random splits put next month's rows in training and last month's in test. For anything you will use forward in time, split by date: train on data up to a cut-off, test on data after it. scikit-learn's </w:t>
+      </w:r>
+      <w:r>
+        <w:rPr>
+          <w:rFonts w:ascii="Consolas" w:hAnsi="Consolas" w:eastAsia="Consolas"/>
+          <w:b w:val="0"/>
+          <w:sz w:val="19"/>
+        </w:rPr>
+        <w:t>TimeSeriesSplit</w:t>
+      </w:r>
+      <w:r>
+        <w:rPr>
+          <w:b w:val="0"/>
+          <w:i w:val="0"/>
+        </w:rPr>
+        <w:t xml:space="preserve"> gives expanding windows for cross-validation.</w:t>
+      </w:r>
+    </w:p>
+    <w:p>
+      <w:r>
+        <w:rPr>
+          <w:b w:val="0"/>
+          <w:i w:val="0"/>
+        </w:rPr>
+        <w:t xml:space="preserve">Build a small </w:t>
+      </w:r>
+      <w:r>
+        <w:rPr>
+          <w:b/>
+          <w:i w:val="0"/>
+        </w:rPr>
+        <w:t>as-of test</w:t>
+      </w:r>
+      <w:r>
+        <w:rPr>
+          <w:b w:val="0"/>
+          <w:i w:val="0"/>
+        </w:rPr>
+        <w:t xml:space="preserve"> for every time feature: a customer with events before and after the prediction date, and an assertion that only the earlier events count. It catches most mistakes in a few lines.</w:t>
       </w:r>
     </w:p>
     <w:p>
@@ -5115,7 +5263,33 @@
         <w:pStyle w:val="Heading4"/>
       </w:pPr>
       <w:r>
-        <w:t>Worked example: strong code</w:t>
+        <w:t>Why it matters</w:t>
+      </w:r>
+    </w:p>
+    <w:p>
+      <w:r>
+        <w:rPr>
+          <w:b w:val="0"/>
+          <w:i w:val="0"/>
+        </w:rPr>
+        <w:t>A next-purchase model used "customer's total orders" as a feature, computed once over the full order table. For each training row, the count included orders placed after the row's date, including the very purchase the model was trying to predict. Validation AUC was 0.91. In production, where the future does not exist yet, it was 0.68.</w:t>
+      </w:r>
+    </w:p>
+    <w:p>
+      <w:r>
+        <w:rPr>
+          <w:b w:val="0"/>
+          <w:i w:val="0"/>
+        </w:rPr>
+        <w:t>Recomputing the count as prior orders only brought validation down to 0.70. That was the model's true performance, and the team finally had an honest number to improve.</w:t>
+      </w:r>
+    </w:p>
+    <w:p>
+      <w:pPr>
+        <w:pStyle w:val="Heading4"/>
+      </w:pPr>
+      <w:r>
+        <w:t>Worked example: weak code</w:t>
       </w:r>
     </w:p>
     <w:tbl>
@@ -5141,19 +5315,19 @@
             <w:r>
               <w:rPr>
                 <w:rFonts w:ascii="Consolas" w:hAnsi="Consolas" w:eastAsia="Consolas"/>
-                <w:b w:val="0"/>
+                <w:b/>
                 <w:color w:val="5B6875"/>
                 <w:sz w:val="16"/>
               </w:rPr>
-              <w:t xml:space="preserve">   1  </w:t>
-            </w:r>
-            <w:r>
-              <w:rPr>
-                <w:rFonts w:ascii="Consolas" w:hAnsi="Consolas" w:eastAsia="Consolas"/>
-                <w:b w:val="0"/>
-                <w:sz w:val="16"/>
-              </w:rPr>
-              <w:t>import pandas as pd</w:t>
+              <w:t xml:space="preserve"> [1]  </w:t>
+            </w:r>
+            <w:r>
+              <w:rPr>
+                <w:rFonts w:ascii="Consolas" w:hAnsi="Consolas" w:eastAsia="Consolas"/>
+                <w:b w:val="0"/>
+                <w:sz w:val="16"/>
+              </w:rPr>
+              <w:t>totals = orders.groupby("customer")["spend"].sum().rename("total_spend")</w:t>
             </w:r>
           </w:p>
           <w:p>
@@ -5176,7 +5350,7 @@
                 <w:b w:val="0"/>
                 <w:sz w:val="16"/>
               </w:rPr>
-              <w:t xml:space="preserve"> </w:t>
+              <w:t>rows = orders.merge(totals, on="customer")</w:t>
             </w:r>
           </w:p>
           <w:p>
@@ -5187,171 +5361,10 @@
             <w:r>
               <w:rPr>
                 <w:rFonts w:ascii="Consolas" w:hAnsi="Consolas" w:eastAsia="Consolas"/>
-                <w:b w:val="0"/>
-                <w:color w:val="5B6875"/>
-                <w:sz w:val="16"/>
-              </w:rPr>
-              <w:t xml:space="preserve">   3  </w:t>
-            </w:r>
-            <w:r>
-              <w:rPr>
-                <w:rFonts w:ascii="Consolas" w:hAnsi="Consolas" w:eastAsia="Consolas"/>
-                <w:b w:val="0"/>
-                <w:sz w:val="16"/>
-              </w:rPr>
-              <w:t xml:space="preserve"> </w:t>
-            </w:r>
-          </w:p>
-          <w:p>
-            <w:pPr>
-              <w:spacing w:before="0" w:after="0" w:line="240" w:lineRule="auto"/>
-              <w:ind w:left="567" w:hanging="567"/>
-            </w:pPr>
-            <w:r>
-              <w:rPr>
-                <w:rFonts w:ascii="Consolas" w:hAnsi="Consolas" w:eastAsia="Consolas"/>
-                <w:b w:val="0"/>
-                <w:color w:val="5B6875"/>
-                <w:sz w:val="16"/>
-              </w:rPr>
-              <w:t xml:space="preserve">   4  </w:t>
-            </w:r>
-            <w:r>
-              <w:rPr>
-                <w:rFonts w:ascii="Consolas" w:hAnsi="Consolas" w:eastAsia="Consolas"/>
-                <w:b w:val="0"/>
-                <w:sz w:val="16"/>
-              </w:rPr>
-              <w:t>def add_prior_spend(orders: pd.DataFrame) -&gt; pd.DataFrame:</w:t>
-            </w:r>
-          </w:p>
-          <w:p>
-            <w:pPr>
-              <w:spacing w:before="0" w:after="0" w:line="240" w:lineRule="auto"/>
-              <w:ind w:left="567" w:hanging="567"/>
-            </w:pPr>
-            <w:r>
-              <w:rPr>
-                <w:rFonts w:ascii="Consolas" w:hAnsi="Consolas" w:eastAsia="Consolas"/>
-                <w:b w:val="0"/>
-                <w:color w:val="5B6875"/>
-                <w:sz w:val="16"/>
-              </w:rPr>
-              <w:t xml:space="preserve">   5  </w:t>
-            </w:r>
-            <w:r>
-              <w:rPr>
-                <w:rFonts w:ascii="Consolas" w:hAnsi="Consolas" w:eastAsia="Consolas"/>
-                <w:b w:val="0"/>
-                <w:sz w:val="16"/>
-              </w:rPr>
-              <w:t xml:space="preserve">    """Spend and order count before each order, per customer. Grain: one row per order."""</w:t>
-            </w:r>
-          </w:p>
-          <w:p>
-            <w:pPr>
-              <w:spacing w:before="0" w:after="0" w:line="240" w:lineRule="auto"/>
-              <w:ind w:left="567" w:hanging="567"/>
-            </w:pPr>
-            <w:r>
-              <w:rPr>
-                <w:rFonts w:ascii="Consolas" w:hAnsi="Consolas" w:eastAsia="Consolas"/>
-                <w:b w:val="0"/>
-                <w:color w:val="5B6875"/>
-                <w:sz w:val="16"/>
-              </w:rPr>
-              <w:t xml:space="preserve">   6  </w:t>
-            </w:r>
-            <w:r>
-              <w:rPr>
-                <w:rFonts w:ascii="Consolas" w:hAnsi="Consolas" w:eastAsia="Consolas"/>
-                <w:b w:val="0"/>
-                <w:sz w:val="16"/>
-              </w:rPr>
-              <w:t xml:space="preserve">    o = orders.sort_values(["customer", "ordered_at"])</w:t>
-            </w:r>
-          </w:p>
-          <w:p>
-            <w:pPr>
-              <w:spacing w:before="0" w:after="0" w:line="240" w:lineRule="auto"/>
-              <w:ind w:left="567" w:hanging="567"/>
-            </w:pPr>
-            <w:r>
-              <w:rPr>
-                <w:rFonts w:ascii="Consolas" w:hAnsi="Consolas" w:eastAsia="Consolas"/>
-                <w:b w:val="0"/>
-                <w:color w:val="5B6875"/>
-                <w:sz w:val="16"/>
-              </w:rPr>
-              <w:t xml:space="preserve">   7  </w:t>
-            </w:r>
-            <w:r>
-              <w:rPr>
-                <w:rFonts w:ascii="Consolas" w:hAnsi="Consolas" w:eastAsia="Consolas"/>
-                <w:b w:val="0"/>
-                <w:sz w:val="16"/>
-              </w:rPr>
-              <w:t xml:space="preserve">    grp = o.groupby("customer")["spend"]</w:t>
-            </w:r>
-          </w:p>
-          <w:p>
-            <w:pPr>
-              <w:spacing w:before="0" w:after="0" w:line="240" w:lineRule="auto"/>
-              <w:ind w:left="567" w:hanging="567"/>
-            </w:pPr>
-            <w:r>
-              <w:rPr>
-                <w:rFonts w:ascii="Consolas" w:hAnsi="Consolas" w:eastAsia="Consolas"/>
-                <w:b w:val="0"/>
-                <w:color w:val="5B6875"/>
-                <w:sz w:val="16"/>
-              </w:rPr>
-              <w:t xml:space="preserve">   8  </w:t>
-            </w:r>
-            <w:r>
-              <w:rPr>
-                <w:rFonts w:ascii="Consolas" w:hAnsi="Consolas" w:eastAsia="Consolas"/>
-                <w:b w:val="0"/>
-                <w:sz w:val="16"/>
-              </w:rPr>
-              <w:t xml:space="preserve">    return o.assign(</w:t>
-            </w:r>
-          </w:p>
-          <w:p>
-            <w:pPr>
-              <w:spacing w:before="0" w:after="0" w:line="240" w:lineRule="auto"/>
-              <w:ind w:left="567" w:hanging="567"/>
-            </w:pPr>
-            <w:r>
-              <w:rPr>
-                <w:rFonts w:ascii="Consolas" w:hAnsi="Consolas" w:eastAsia="Consolas"/>
                 <w:b/>
                 <w:color w:val="5B6875"/>
                 <w:sz w:val="16"/>
               </w:rPr>
-              <w:t xml:space="preserve"> [1]  </w:t>
-            </w:r>
-            <w:r>
-              <w:rPr>
-                <w:rFonts w:ascii="Consolas" w:hAnsi="Consolas" w:eastAsia="Consolas"/>
-                <w:b w:val="0"/>
-                <w:sz w:val="16"/>
-              </w:rPr>
-              <w:t xml:space="preserve">        prior_spend=grp.cumsum() - o["spend"],</w:t>
-            </w:r>
-          </w:p>
-          <w:p>
-            <w:pPr>
-              <w:spacing w:before="0" w:after="0" w:line="240" w:lineRule="auto"/>
-              <w:ind w:left="567" w:hanging="567"/>
-            </w:pPr>
-            <w:r>
-              <w:rPr>
-                <w:rFonts w:ascii="Consolas" w:hAnsi="Consolas" w:eastAsia="Consolas"/>
-                <w:b/>
-                <w:color w:val="5B6875"/>
-                <w:sz w:val="16"/>
-              </w:rPr>
               <w:t xml:space="preserve"> [2]  </w:t>
             </w:r>
             <w:r>
@@ -5360,168 +5373,7 @@
                 <w:b w:val="0"/>
                 <w:sz w:val="16"/>
               </w:rPr>
-              <w:t xml:space="preserve">        prior_orders=o.groupby("customer").cumcount(),</w:t>
-            </w:r>
-          </w:p>
-          <w:p>
-            <w:pPr>
-              <w:spacing w:before="0" w:after="0" w:line="240" w:lineRule="auto"/>
-              <w:ind w:left="567" w:hanging="567"/>
-            </w:pPr>
-            <w:r>
-              <w:rPr>
-                <w:rFonts w:ascii="Consolas" w:hAnsi="Consolas" w:eastAsia="Consolas"/>
-                <w:b w:val="0"/>
-                <w:color w:val="5B6875"/>
-                <w:sz w:val="16"/>
-              </w:rPr>
-              <w:t xml:space="preserve">  11  </w:t>
-            </w:r>
-            <w:r>
-              <w:rPr>
-                <w:rFonts w:ascii="Consolas" w:hAnsi="Consolas" w:eastAsia="Consolas"/>
-                <w:b w:val="0"/>
-                <w:sz w:val="16"/>
-              </w:rPr>
-              <w:t xml:space="preserve">    )</w:t>
-            </w:r>
-          </w:p>
-          <w:p>
-            <w:pPr>
-              <w:spacing w:before="0" w:after="0" w:line="240" w:lineRule="auto"/>
-              <w:ind w:left="567" w:hanging="567"/>
-            </w:pPr>
-            <w:r>
-              <w:rPr>
-                <w:rFonts w:ascii="Consolas" w:hAnsi="Consolas" w:eastAsia="Consolas"/>
-                <w:b w:val="0"/>
-                <w:color w:val="5B6875"/>
-                <w:sz w:val="16"/>
-              </w:rPr>
-              <w:t xml:space="preserve">  12  </w:t>
-            </w:r>
-            <w:r>
-              <w:rPr>
-                <w:rFonts w:ascii="Consolas" w:hAnsi="Consolas" w:eastAsia="Consolas"/>
-                <w:b w:val="0"/>
-                <w:sz w:val="16"/>
-              </w:rPr>
-              <w:t xml:space="preserve"> </w:t>
-            </w:r>
-          </w:p>
-          <w:p>
-            <w:pPr>
-              <w:spacing w:before="0" w:after="0" w:line="240" w:lineRule="auto"/>
-              <w:ind w:left="567" w:hanging="567"/>
-            </w:pPr>
-            <w:r>
-              <w:rPr>
-                <w:rFonts w:ascii="Consolas" w:hAnsi="Consolas" w:eastAsia="Consolas"/>
-                <w:b w:val="0"/>
-                <w:color w:val="5B6875"/>
-                <w:sz w:val="16"/>
-              </w:rPr>
-              <w:t xml:space="preserve">  13  </w:t>
-            </w:r>
-            <w:r>
-              <w:rPr>
-                <w:rFonts w:ascii="Consolas" w:hAnsi="Consolas" w:eastAsia="Consolas"/>
-                <w:b w:val="0"/>
-                <w:sz w:val="16"/>
-              </w:rPr>
-              <w:t xml:space="preserve"> </w:t>
-            </w:r>
-          </w:p>
-          <w:p>
-            <w:pPr>
-              <w:spacing w:before="0" w:after="0" w:line="240" w:lineRule="auto"/>
-              <w:ind w:left="567" w:hanging="567"/>
-            </w:pPr>
-            <w:r>
-              <w:rPr>
-                <w:rFonts w:ascii="Consolas" w:hAnsi="Consolas" w:eastAsia="Consolas"/>
-                <w:b w:val="0"/>
-                <w:color w:val="5B6875"/>
-                <w:sz w:val="16"/>
-              </w:rPr>
-              <w:t xml:space="preserve">  14  </w:t>
-            </w:r>
-            <w:r>
-              <w:rPr>
-                <w:rFonts w:ascii="Consolas" w:hAnsi="Consolas" w:eastAsia="Consolas"/>
-                <w:b w:val="0"/>
-                <w:sz w:val="16"/>
-              </w:rPr>
-              <w:t>def time_split(df: pd.DataFrame, date_col: str, cutoff: pd.Timestamp) -&gt; tuple[pd.DataFrame, pd.DataFrame]:</w:t>
-            </w:r>
-          </w:p>
-          <w:p>
-            <w:pPr>
-              <w:spacing w:before="0" w:after="0" w:line="240" w:lineRule="auto"/>
-              <w:ind w:left="567" w:hanging="567"/>
-            </w:pPr>
-            <w:r>
-              <w:rPr>
-                <w:rFonts w:ascii="Consolas" w:hAnsi="Consolas" w:eastAsia="Consolas"/>
-                <w:b w:val="0"/>
-                <w:color w:val="5B6875"/>
-                <w:sz w:val="16"/>
-              </w:rPr>
-              <w:t xml:space="preserve">  15  </w:t>
-            </w:r>
-            <w:r>
-              <w:rPr>
-                <w:rFonts w:ascii="Consolas" w:hAnsi="Consolas" w:eastAsia="Consolas"/>
-                <w:b w:val="0"/>
-                <w:sz w:val="16"/>
-              </w:rPr>
-              <w:t xml:space="preserve">    """Train on rows before cutoff, test on rows at or after it."""</w:t>
-            </w:r>
-          </w:p>
-          <w:p>
-            <w:pPr>
-              <w:spacing w:before="0" w:after="0" w:line="240" w:lineRule="auto"/>
-              <w:ind w:left="567" w:hanging="567"/>
-            </w:pPr>
-            <w:r>
-              <w:rPr>
-                <w:rFonts w:ascii="Consolas" w:hAnsi="Consolas" w:eastAsia="Consolas"/>
-                <w:b/>
-                <w:color w:val="5B6875"/>
-                <w:sz w:val="16"/>
-              </w:rPr>
-              <w:t xml:space="preserve"> [3]  </w:t>
-            </w:r>
-            <w:r>
-              <w:rPr>
-                <w:rFonts w:ascii="Consolas" w:hAnsi="Consolas" w:eastAsia="Consolas"/>
-                <w:b w:val="0"/>
-                <w:sz w:val="16"/>
-              </w:rPr>
-              <w:t xml:space="preserve">    before = df[date_col] &lt; cutoff</w:t>
-            </w:r>
-          </w:p>
-          <w:p>
-            <w:pPr>
-              <w:spacing w:before="0" w:after="0" w:line="240" w:lineRule="auto"/>
-              <w:ind w:left="567" w:hanging="567"/>
-            </w:pPr>
-            <w:r>
-              <w:rPr>
-                <w:rFonts w:ascii="Consolas" w:hAnsi="Consolas" w:eastAsia="Consolas"/>
-                <w:b w:val="0"/>
-                <w:color w:val="5B6875"/>
-                <w:sz w:val="16"/>
-              </w:rPr>
-              <w:t xml:space="preserve">  17  </w:t>
-            </w:r>
-            <w:r>
-              <w:rPr>
-                <w:rFonts w:ascii="Consolas" w:hAnsi="Consolas" w:eastAsia="Consolas"/>
-                <w:b w:val="0"/>
-                <w:sz w:val="16"/>
-              </w:rPr>
-              <w:t xml:space="preserve">    return df[before], df[~before]</w:t>
+              <w:t>train, test = train_test_split(rows, test_size=0.2)</w:t>
             </w:r>
           </w:p>
         </w:tc>
@@ -5535,14 +5387,14 @@
         <w:rPr>
           <w:b/>
         </w:rPr>
-        <w:t xml:space="preserve">Line 9. </w:t>
-      </w:r>
-      <w:r>
-        <w:rPr>
-          <w:b w:val="0"/>
-          <w:i w:val="0"/>
-        </w:rPr>
-        <w:t>Running total minus the current order: only earlier orders count.</w:t>
+        <w:t xml:space="preserve">Line 1. </w:t>
+      </w:r>
+      <w:r>
+        <w:rPr>
+          <w:b w:val="0"/>
+          <w:i w:val="0"/>
+        </w:rPr>
+        <w:t>One total per customer across all time: every row sees its own future.</w:t>
       </w:r>
     </w:p>
     <w:p>
@@ -5553,41 +5405,14 @@
         <w:rPr>
           <w:b/>
         </w:rPr>
-        <w:t xml:space="preserve">Line 10. </w:t>
-      </w:r>
-      <w:r>
-        <w:rPr>
-          <w:b w:val="0"/>
-          <w:i w:val="0"/>
-        </w:rPr>
-        <w:t>cumcount starts at 0, so it counts earlier orders only.</w:t>
-      </w:r>
-    </w:p>
-    <w:p>
-      <w:pPr>
-        <w:pStyle w:val="ListNumber"/>
-      </w:pPr>
-      <w:r>
-        <w:rPr>
-          <w:b/>
-        </w:rPr>
-        <w:t xml:space="preserve">Line 16. </w:t>
-      </w:r>
-      <w:r>
-        <w:rPr>
-          <w:b w:val="0"/>
-          <w:i w:val="0"/>
-        </w:rPr>
-        <w:t>A time split: the test set is the future, as in production.</w:t>
-      </w:r>
-    </w:p>
-    <w:p>
-      <w:r>
-        <w:rPr>
-          <w:b w:val="0"/>
-          <w:i w:val="0"/>
-        </w:rPr>
-        <w:t>Compute every feature as of the row's date, join with merge_asof, and split by time.</w:t>
+        <w:t xml:space="preserve">Line 3. </w:t>
+      </w:r>
+      <w:r>
+        <w:rPr>
+          <w:b w:val="0"/>
+          <w:i w:val="0"/>
+        </w:rPr>
+        <w:t>Random split: training rows come from after test rows.</w:t>
       </w:r>
     </w:p>
     <w:p>
@@ -5595,206 +5420,7 @@
         <w:pStyle w:val="Heading4"/>
       </w:pPr>
       <w:r>
-        <w:t>Recap card</w:t>
-      </w:r>
-    </w:p>
-    <w:p>
-      <w:pPr>
-        <w:pStyle w:val="ListBullet"/>
-      </w:pPr>
-      <w:r>
-        <w:rPr>
-          <w:b/>
-          <w:i w:val="0"/>
-        </w:rPr>
-        <w:t>Prior-only running total</w:t>
-      </w:r>
-      <w:r>
-        <w:rPr>
-          <w:b w:val="0"/>
-          <w:i w:val="0"/>
-        </w:rPr>
-        <w:t xml:space="preserve"> groupby(key)[col].cumsum() - col, after sorting by key and date.</w:t>
-      </w:r>
-    </w:p>
-    <w:p>
-      <w:pPr>
-        <w:pStyle w:val="ListBullet"/>
-      </w:pPr>
-      <w:r>
-        <w:rPr>
-          <w:b/>
-          <w:i w:val="0"/>
-        </w:rPr>
-        <w:t>Point-in-time join in pandas</w:t>
-      </w:r>
-      <w:r>
-        <w:rPr>
-          <w:b w:val="0"/>
-          <w:i w:val="0"/>
-        </w:rPr>
-        <w:t xml:space="preserve"> pd.merge_asof(left, right, left_on, right_on, by=..., allow_exact_matches=False), both sorted.</w:t>
-      </w:r>
-    </w:p>
-    <w:p>
-      <w:pPr>
-        <w:pStyle w:val="ListBullet"/>
-      </w:pPr>
-      <w:r>
-        <w:rPr>
-          <w:b/>
-          <w:i w:val="0"/>
-        </w:rPr>
-        <w:t>merge_asof default for equal timestamps</w:t>
-      </w:r>
-      <w:r>
-        <w:rPr>
-          <w:b w:val="0"/>
-          <w:i w:val="0"/>
-        </w:rPr>
-        <w:t xml:space="preserve"> allow_exact_matches=True: same-time rows match. Set False when they would not be known yet.</w:t>
-      </w:r>
-    </w:p>
-    <w:p>
-      <w:pPr>
-        <w:pStyle w:val="ListBullet"/>
-      </w:pPr>
-      <w:r>
-        <w:rPr>
-          <w:b/>
-          <w:i w:val="0"/>
-        </w:rPr>
-        <w:t>Split for forward-looking models</w:t>
-      </w:r>
-      <w:r>
-        <w:rPr>
-          <w:b w:val="0"/>
-          <w:i w:val="0"/>
-        </w:rPr>
-        <w:t xml:space="preserve"> By time: train before a cut-off, test after. TimeSeriesSplit for CV.</w:t>
-      </w:r>
-    </w:p>
-    <w:p>
-      <w:pPr>
-        <w:pStyle w:val="Heading4"/>
-      </w:pPr>
-      <w:r>
-        <w:t>Practice</w:t>
-      </w:r>
-    </w:p>
-    <w:p>
-      <w:pPr>
-        <w:pStyle w:val="Heading5"/>
-      </w:pPr>
-      <w:r>
-        <w:t>Exercise 1. Multiple choice (level 1)</w:t>
-      </w:r>
-    </w:p>
-    <w:p>
-      <w:r>
-        <w:rPr>
-          <w:b w:val="0"/>
-          <w:i w:val="0"/>
-        </w:rPr>
-        <w:t>A model will score customers each month, going forward. How should you split the historical data for validation?</w:t>
-      </w:r>
-    </w:p>
-    <w:p>
-      <w:pPr>
-        <w:pStyle w:val="ListBullet"/>
-      </w:pPr>
-      <w:r>
-        <w:rPr>
-          <w:b w:val="0"/>
-          <w:i w:val="0"/>
-        </w:rPr>
-        <w:t>a) Random 80/20 split</w:t>
-      </w:r>
-    </w:p>
-    <w:p>
-      <w:pPr>
-        <w:pStyle w:val="ListBullet"/>
-      </w:pPr>
-      <w:r>
-        <w:rPr>
-          <w:b w:val="0"/>
-          <w:i w:val="0"/>
-        </w:rPr>
-        <w:t>b) Train on months up to a cut-off, test on later months</w:t>
-      </w:r>
-    </w:p>
-    <w:p>
-      <w:pPr>
-        <w:pStyle w:val="ListBullet"/>
-      </w:pPr>
-      <w:r>
-        <w:rPr>
-          <w:b w:val="0"/>
-          <w:i w:val="0"/>
-        </w:rPr>
-        <w:t>c) Test on the earliest months, train on later ones</w:t>
-      </w:r>
-    </w:p>
-    <w:p>
-      <w:pPr>
-        <w:pStyle w:val="ListBullet"/>
-      </w:pPr>
-      <w:r>
-        <w:rPr>
-          <w:b w:val="0"/>
-          <w:i w:val="0"/>
-        </w:rPr>
-        <w:t>d) No split: use training accuracy</w:t>
-      </w:r>
-    </w:p>
-    <w:p>
-      <w:r>
-        <w:rPr>
-          <w:b/>
-          <w:i w:val="0"/>
-        </w:rPr>
-        <w:t>Why?</w:t>
-      </w:r>
-    </w:p>
-    <w:p>
-      <w:pPr>
-        <w:pStyle w:val="ListBullet"/>
-      </w:pPr>
-      <w:r>
-        <w:rPr>
-          <w:b w:val="0"/>
-          <w:i w:val="0"/>
-        </w:rPr>
-        <w:t>r1) It matches production, where the model predicts a future it has not seen.</w:t>
-      </w:r>
-    </w:p>
-    <w:p>
-      <w:pPr>
-        <w:pStyle w:val="ListBullet"/>
-      </w:pPr>
-      <w:r>
-        <w:rPr>
-          <w:b w:val="0"/>
-          <w:i w:val="0"/>
-        </w:rPr>
-        <w:t>r2) Recent data is always more accurate.</w:t>
-      </w:r>
-    </w:p>
-    <w:p>
-      <w:pPr>
-        <w:pStyle w:val="Heading5"/>
-      </w:pPr>
-      <w:r>
-        <w:t>Exercise 2. Predict the output (level 2)</w:t>
-      </w:r>
-    </w:p>
-    <w:p>
-      <w:r>
-        <w:rPr>
-          <w:b w:val="0"/>
-          <w:i w:val="0"/>
-        </w:rPr>
-        <w:t>What does this print? (pandas 3.0)</w:t>
+        <w:t>Worked example: strong code</w:t>
       </w:r>
     </w:p>
     <w:tbl>
@@ -5878,7 +5504,7 @@
                 <w:b w:val="0"/>
                 <w:sz w:val="16"/>
               </w:rPr>
-              <w:t>preds = pd.DataFrame({"customer": ["c1"], "as_of": pd.to_datetime(["2026-04-01"])})</w:t>
+              <w:t xml:space="preserve"> </w:t>
             </w:r>
           </w:p>
           <w:p>
@@ -5901,7 +5527,7 @@
                 <w:b w:val="0"/>
                 <w:sz w:val="16"/>
               </w:rPr>
-              <w:t>scores = pd.DataFrame({</w:t>
+              <w:t>def add_prior_spend(orders: pd.DataFrame) -&gt; pd.DataFrame:</w:t>
             </w:r>
           </w:p>
           <w:p>
@@ -5924,7 +5550,7 @@
                 <w:b w:val="0"/>
                 <w:sz w:val="16"/>
               </w:rPr>
-              <w:t xml:space="preserve">    "customer": ["c1", "c1"],</w:t>
+              <w:t xml:space="preserve">    """Spend and order count before each order, per customer. Grain: one row per order."""</w:t>
             </w:r>
           </w:p>
           <w:p>
@@ -5947,7 +5573,7 @@
                 <w:b w:val="0"/>
                 <w:sz w:val="16"/>
               </w:rPr>
-              <w:t xml:space="preserve">    "scored_at": pd.to_datetime(["2026-02-15", "2026-04-01"]),</w:t>
+              <w:t xml:space="preserve">    o = orders.sort_values(["customer", "ordered_at"])</w:t>
             </w:r>
           </w:p>
           <w:p>
@@ -5970,7 +5596,7 @@
                 <w:b w:val="0"/>
                 <w:sz w:val="16"/>
               </w:rPr>
-              <w:t xml:space="preserve">    "nps": [3, 9],</w:t>
+              <w:t xml:space="preserve">    grp = o.groupby("customer")["spend"]</w:t>
             </w:r>
           </w:p>
           <w:p>
@@ -5993,7 +5619,7 @@
                 <w:b w:val="0"/>
                 <w:sz w:val="16"/>
               </w:rPr>
-              <w:t>})</w:t>
+              <w:t xml:space="preserve">    return o.assign(</w:t>
             </w:r>
           </w:p>
           <w:p>
@@ -6004,19 +5630,19 @@
             <w:r>
               <w:rPr>
                 <w:rFonts w:ascii="Consolas" w:hAnsi="Consolas" w:eastAsia="Consolas"/>
-                <w:b w:val="0"/>
+                <w:b/>
                 <w:color w:val="5B6875"/>
                 <w:sz w:val="16"/>
               </w:rPr>
-              <w:t xml:space="preserve">   9  </w:t>
-            </w:r>
-            <w:r>
-              <w:rPr>
-                <w:rFonts w:ascii="Consolas" w:hAnsi="Consolas" w:eastAsia="Consolas"/>
-                <w:b w:val="0"/>
-                <w:sz w:val="16"/>
-              </w:rPr>
-              <w:t>out = pd.merge_asof(preds, scores, left_on="as_of", right_on="scored_at", by="customer")</w:t>
+              <w:t xml:space="preserve"> [1]  </w:t>
+            </w:r>
+            <w:r>
+              <w:rPr>
+                <w:rFonts w:ascii="Consolas" w:hAnsi="Consolas" w:eastAsia="Consolas"/>
+                <w:b w:val="0"/>
+                <w:sz w:val="16"/>
+              </w:rPr>
+              <w:t xml:space="preserve">        prior_spend=grp.cumsum() - o["spend"],</w:t>
             </w:r>
           </w:p>
           <w:p>
@@ -6027,31 +5653,346 @@
             <w:r>
               <w:rPr>
                 <w:rFonts w:ascii="Consolas" w:hAnsi="Consolas" w:eastAsia="Consolas"/>
-                <w:b w:val="0"/>
+                <w:b/>
                 <w:color w:val="5B6875"/>
                 <w:sz w:val="16"/>
               </w:rPr>
-              <w:t xml:space="preserve">  10  </w:t>
-            </w:r>
-            <w:r>
-              <w:rPr>
-                <w:rFonts w:ascii="Consolas" w:hAnsi="Consolas" w:eastAsia="Consolas"/>
-                <w:b w:val="0"/>
-                <w:sz w:val="16"/>
-              </w:rPr>
-              <w:t>print(out["nps"].iloc[0])</w:t>
+              <w:t xml:space="preserve"> [2]  </w:t>
+            </w:r>
+            <w:r>
+              <w:rPr>
+                <w:rFonts w:ascii="Consolas" w:hAnsi="Consolas" w:eastAsia="Consolas"/>
+                <w:b w:val="0"/>
+                <w:sz w:val="16"/>
+              </w:rPr>
+              <w:t xml:space="preserve">        prior_orders=o.groupby("customer").cumcount(),</w:t>
+            </w:r>
+          </w:p>
+          <w:p>
+            <w:pPr>
+              <w:spacing w:before="0" w:after="0" w:line="240" w:lineRule="auto"/>
+              <w:ind w:left="567" w:hanging="567"/>
+            </w:pPr>
+            <w:r>
+              <w:rPr>
+                <w:rFonts w:ascii="Consolas" w:hAnsi="Consolas" w:eastAsia="Consolas"/>
+                <w:b w:val="0"/>
+                <w:color w:val="5B6875"/>
+                <w:sz w:val="16"/>
+              </w:rPr>
+              <w:t xml:space="preserve">  11  </w:t>
+            </w:r>
+            <w:r>
+              <w:rPr>
+                <w:rFonts w:ascii="Consolas" w:hAnsi="Consolas" w:eastAsia="Consolas"/>
+                <w:b w:val="0"/>
+                <w:sz w:val="16"/>
+              </w:rPr>
+              <w:t xml:space="preserve">    )</w:t>
+            </w:r>
+          </w:p>
+          <w:p>
+            <w:pPr>
+              <w:spacing w:before="0" w:after="0" w:line="240" w:lineRule="auto"/>
+              <w:ind w:left="567" w:hanging="567"/>
+            </w:pPr>
+            <w:r>
+              <w:rPr>
+                <w:rFonts w:ascii="Consolas" w:hAnsi="Consolas" w:eastAsia="Consolas"/>
+                <w:b w:val="0"/>
+                <w:color w:val="5B6875"/>
+                <w:sz w:val="16"/>
+              </w:rPr>
+              <w:t xml:space="preserve">  12  </w:t>
+            </w:r>
+            <w:r>
+              <w:rPr>
+                <w:rFonts w:ascii="Consolas" w:hAnsi="Consolas" w:eastAsia="Consolas"/>
+                <w:b w:val="0"/>
+                <w:sz w:val="16"/>
+              </w:rPr>
+              <w:t xml:space="preserve"> </w:t>
+            </w:r>
+          </w:p>
+          <w:p>
+            <w:pPr>
+              <w:spacing w:before="0" w:after="0" w:line="240" w:lineRule="auto"/>
+              <w:ind w:left="567" w:hanging="567"/>
+            </w:pPr>
+            <w:r>
+              <w:rPr>
+                <w:rFonts w:ascii="Consolas" w:hAnsi="Consolas" w:eastAsia="Consolas"/>
+                <w:b w:val="0"/>
+                <w:color w:val="5B6875"/>
+                <w:sz w:val="16"/>
+              </w:rPr>
+              <w:t xml:space="preserve">  13  </w:t>
+            </w:r>
+            <w:r>
+              <w:rPr>
+                <w:rFonts w:ascii="Consolas" w:hAnsi="Consolas" w:eastAsia="Consolas"/>
+                <w:b w:val="0"/>
+                <w:sz w:val="16"/>
+              </w:rPr>
+              <w:t xml:space="preserve"> </w:t>
+            </w:r>
+          </w:p>
+          <w:p>
+            <w:pPr>
+              <w:spacing w:before="0" w:after="0" w:line="240" w:lineRule="auto"/>
+              <w:ind w:left="567" w:hanging="567"/>
+            </w:pPr>
+            <w:r>
+              <w:rPr>
+                <w:rFonts w:ascii="Consolas" w:hAnsi="Consolas" w:eastAsia="Consolas"/>
+                <w:b w:val="0"/>
+                <w:color w:val="5B6875"/>
+                <w:sz w:val="16"/>
+              </w:rPr>
+              <w:t xml:space="preserve">  14  </w:t>
+            </w:r>
+            <w:r>
+              <w:rPr>
+                <w:rFonts w:ascii="Consolas" w:hAnsi="Consolas" w:eastAsia="Consolas"/>
+                <w:b w:val="0"/>
+                <w:sz w:val="16"/>
+              </w:rPr>
+              <w:t>def time_split(df: pd.DataFrame, date_col: str, cutoff: pd.Timestamp) -&gt; tuple[pd.DataFrame, pd.DataFrame]:</w:t>
+            </w:r>
+          </w:p>
+          <w:p>
+            <w:pPr>
+              <w:spacing w:before="0" w:after="0" w:line="240" w:lineRule="auto"/>
+              <w:ind w:left="567" w:hanging="567"/>
+            </w:pPr>
+            <w:r>
+              <w:rPr>
+                <w:rFonts w:ascii="Consolas" w:hAnsi="Consolas" w:eastAsia="Consolas"/>
+                <w:b w:val="0"/>
+                <w:color w:val="5B6875"/>
+                <w:sz w:val="16"/>
+              </w:rPr>
+              <w:t xml:space="preserve">  15  </w:t>
+            </w:r>
+            <w:r>
+              <w:rPr>
+                <w:rFonts w:ascii="Consolas" w:hAnsi="Consolas" w:eastAsia="Consolas"/>
+                <w:b w:val="0"/>
+                <w:sz w:val="16"/>
+              </w:rPr>
+              <w:t xml:space="preserve">    """Train on rows before cutoff, test on rows at or after it."""</w:t>
+            </w:r>
+          </w:p>
+          <w:p>
+            <w:pPr>
+              <w:spacing w:before="0" w:after="0" w:line="240" w:lineRule="auto"/>
+              <w:ind w:left="567" w:hanging="567"/>
+            </w:pPr>
+            <w:r>
+              <w:rPr>
+                <w:rFonts w:ascii="Consolas" w:hAnsi="Consolas" w:eastAsia="Consolas"/>
+                <w:b/>
+                <w:color w:val="5B6875"/>
+                <w:sz w:val="16"/>
+              </w:rPr>
+              <w:t xml:space="preserve"> [3]  </w:t>
+            </w:r>
+            <w:r>
+              <w:rPr>
+                <w:rFonts w:ascii="Consolas" w:hAnsi="Consolas" w:eastAsia="Consolas"/>
+                <w:b w:val="0"/>
+                <w:sz w:val="16"/>
+              </w:rPr>
+              <w:t xml:space="preserve">    before = df[date_col] &lt; cutoff</w:t>
+            </w:r>
+          </w:p>
+          <w:p>
+            <w:pPr>
+              <w:spacing w:before="0" w:after="0" w:line="240" w:lineRule="auto"/>
+              <w:ind w:left="567" w:hanging="567"/>
+            </w:pPr>
+            <w:r>
+              <w:rPr>
+                <w:rFonts w:ascii="Consolas" w:hAnsi="Consolas" w:eastAsia="Consolas"/>
+                <w:b w:val="0"/>
+                <w:color w:val="5B6875"/>
+                <w:sz w:val="16"/>
+              </w:rPr>
+              <w:t xml:space="preserve">  17  </w:t>
+            </w:r>
+            <w:r>
+              <w:rPr>
+                <w:rFonts w:ascii="Consolas" w:hAnsi="Consolas" w:eastAsia="Consolas"/>
+                <w:b w:val="0"/>
+                <w:sz w:val="16"/>
+              </w:rPr>
+              <w:t xml:space="preserve">    return df[before], df[~before]</w:t>
             </w:r>
           </w:p>
         </w:tc>
       </w:tr>
     </w:tbl>
-    <w:p/>
+    <w:p>
+      <w:pPr>
+        <w:pStyle w:val="ListNumber"/>
+      </w:pPr>
+      <w:r>
+        <w:rPr>
+          <w:b/>
+        </w:rPr>
+        <w:t xml:space="preserve">Line 9. </w:t>
+      </w:r>
+      <w:r>
+        <w:rPr>
+          <w:b w:val="0"/>
+          <w:i w:val="0"/>
+        </w:rPr>
+        <w:t>Running total minus the current order: only earlier orders count.</w:t>
+      </w:r>
+    </w:p>
+    <w:p>
+      <w:pPr>
+        <w:pStyle w:val="ListNumber"/>
+      </w:pPr>
+      <w:r>
+        <w:rPr>
+          <w:b/>
+        </w:rPr>
+        <w:t xml:space="preserve">Line 10. </w:t>
+      </w:r>
+      <w:r>
+        <w:rPr>
+          <w:b w:val="0"/>
+          <w:i w:val="0"/>
+        </w:rPr>
+        <w:t>cumcount starts at 0, so it counts earlier orders only.</w:t>
+      </w:r>
+    </w:p>
+    <w:p>
+      <w:pPr>
+        <w:pStyle w:val="ListNumber"/>
+      </w:pPr>
+      <w:r>
+        <w:rPr>
+          <w:b/>
+        </w:rPr>
+        <w:t xml:space="preserve">Line 16. </w:t>
+      </w:r>
+      <w:r>
+        <w:rPr>
+          <w:b w:val="0"/>
+          <w:i w:val="0"/>
+        </w:rPr>
+        <w:t>A time split: the test set is the future, as in production.</w:t>
+      </w:r>
+    </w:p>
+    <w:p>
+      <w:r>
+        <w:rPr>
+          <w:b w:val="0"/>
+          <w:i w:val="0"/>
+        </w:rPr>
+        <w:t>Compute every feature as of the row's date, join with merge_asof, and split by time.</w:t>
+      </w:r>
+    </w:p>
+    <w:p>
+      <w:pPr>
+        <w:pStyle w:val="Heading4"/>
+      </w:pPr>
+      <w:r>
+        <w:t>Recap card</w:t>
+      </w:r>
+    </w:p>
+    <w:p>
+      <w:pPr>
+        <w:pStyle w:val="ListBullet"/>
+      </w:pPr>
+      <w:r>
+        <w:rPr>
+          <w:b/>
+          <w:i w:val="0"/>
+        </w:rPr>
+        <w:t>Prior-only running total</w:t>
+      </w:r>
+      <w:r>
+        <w:rPr>
+          <w:b w:val="0"/>
+          <w:i w:val="0"/>
+        </w:rPr>
+        <w:t xml:space="preserve"> groupby(key)[col].cumsum() - col, after sorting by key and date.</w:t>
+      </w:r>
+    </w:p>
+    <w:p>
+      <w:pPr>
+        <w:pStyle w:val="ListBullet"/>
+      </w:pPr>
+      <w:r>
+        <w:rPr>
+          <w:b/>
+          <w:i w:val="0"/>
+        </w:rPr>
+        <w:t>Point-in-time join in pandas</w:t>
+      </w:r>
+      <w:r>
+        <w:rPr>
+          <w:b w:val="0"/>
+          <w:i w:val="0"/>
+        </w:rPr>
+        <w:t xml:space="preserve"> pd.merge_asof(left, right, left_on, right_on, by=..., allow_exact_matches=False), both sorted.</w:t>
+      </w:r>
+    </w:p>
+    <w:p>
+      <w:pPr>
+        <w:pStyle w:val="ListBullet"/>
+      </w:pPr>
+      <w:r>
+        <w:rPr>
+          <w:b/>
+          <w:i w:val="0"/>
+        </w:rPr>
+        <w:t>merge_asof default for equal timestamps</w:t>
+      </w:r>
+      <w:r>
+        <w:rPr>
+          <w:b w:val="0"/>
+          <w:i w:val="0"/>
+        </w:rPr>
+        <w:t xml:space="preserve"> allow_exact_matches=True: same-time rows match. Set False when they would not be known yet.</w:t>
+      </w:r>
+    </w:p>
+    <w:p>
+      <w:pPr>
+        <w:pStyle w:val="ListBullet"/>
+      </w:pPr>
+      <w:r>
+        <w:rPr>
+          <w:b/>
+          <w:i w:val="0"/>
+        </w:rPr>
+        <w:t>Split for forward-looking models</w:t>
+      </w:r>
+      <w:r>
+        <w:rPr>
+          <w:b w:val="0"/>
+          <w:i w:val="0"/>
+        </w:rPr>
+        <w:t xml:space="preserve"> By time: train before a cut-off, test after. TimeSeriesSplit for CV.</w:t>
+      </w:r>
+    </w:p>
+    <w:p>
+      <w:pPr>
+        <w:pStyle w:val="Heading4"/>
+      </w:pPr>
+      <w:r>
+        <w:t>Practice</w:t>
+      </w:r>
+    </w:p>
     <w:p>
       <w:pPr>
         <w:pStyle w:val="Heading5"/>
       </w:pPr>
       <w:r>
-        <w:t>Exercise 3. Fill the gap (level 2)</w:t>
+        <w:t>Exercise 1. Multiple choice (level 1)</w:t>
       </w:r>
     </w:p>
     <w:p>
@@ -6060,7 +6001,146 @@
           <w:b w:val="0"/>
           <w:i w:val="0"/>
         </w:rPr>
-        <w:t>Attach the latest earlier score to each prediction row, excluding same-timestamp scores.</w:t>
+        <w:t>A model will score customers each month, going forward. How should you split the historical data for validation?</w:t>
+      </w:r>
+    </w:p>
+    <w:p>
+      <w:pPr>
+        <w:pStyle w:val="ListBullet"/>
+      </w:pPr>
+      <w:r>
+        <w:rPr>
+          <w:b w:val="0"/>
+          <w:i w:val="0"/>
+        </w:rPr>
+        <w:t>a) Random 80/20 split</w:t>
+      </w:r>
+    </w:p>
+    <w:p>
+      <w:pPr>
+        <w:pStyle w:val="ListBullet"/>
+      </w:pPr>
+      <w:r>
+        <w:rPr>
+          <w:b w:val="0"/>
+          <w:i w:val="0"/>
+        </w:rPr>
+        <w:t>b) Train on months up to a cut-off, test on later months</w:t>
+      </w:r>
+    </w:p>
+    <w:p>
+      <w:pPr>
+        <w:pStyle w:val="ListBullet"/>
+      </w:pPr>
+      <w:r>
+        <w:rPr>
+          <w:b w:val="0"/>
+          <w:i w:val="0"/>
+        </w:rPr>
+        <w:t>c) Test on the earliest months, train on later ones</w:t>
+      </w:r>
+    </w:p>
+    <w:p>
+      <w:pPr>
+        <w:pStyle w:val="ListBullet"/>
+      </w:pPr>
+      <w:r>
+        <w:rPr>
+          <w:b w:val="0"/>
+          <w:i w:val="0"/>
+        </w:rPr>
+        <w:t>d) No split: use training accuracy</w:t>
+      </w:r>
+    </w:p>
+    <w:p>
+      <w:r>
+        <w:rPr>
+          <w:b/>
+          <w:i w:val="0"/>
+        </w:rPr>
+        <w:t>Why?</w:t>
+      </w:r>
+    </w:p>
+    <w:p>
+      <w:pPr>
+        <w:pStyle w:val="ListBullet"/>
+      </w:pPr>
+      <w:r>
+        <w:rPr>
+          <w:b w:val="0"/>
+          <w:i w:val="0"/>
+        </w:rPr>
+        <w:t>r1) It matches production, where the model predicts a future it has not seen.</w:t>
+      </w:r>
+    </w:p>
+    <w:p>
+      <w:pPr>
+        <w:pStyle w:val="ListBullet"/>
+      </w:pPr>
+      <w:r>
+        <w:rPr>
+          <w:b w:val="0"/>
+          <w:i w:val="0"/>
+        </w:rPr>
+        <w:t>r2) Recent data is always more accurate.</w:t>
+      </w:r>
+    </w:p>
+    <w:p>
+      <w:pPr>
+        <w:pStyle w:val="Heading5"/>
+      </w:pPr>
+      <w:r>
+        <w:t>Exercise 2. Predict the output (level 2)</w:t>
+      </w:r>
+    </w:p>
+    <w:p>
+      <w:r>
+        <w:rPr>
+          <w:b w:val="0"/>
+          <w:i w:val="0"/>
+        </w:rPr>
+        <w:t>What does this print? (pandas 3.0)</w:t>
+      </w:r>
+    </w:p>
+    <w:p>
+      <w:r>
+        <w:rPr>
+          <w:b/>
+          <w:i w:val="0"/>
+        </w:rPr>
+        <w:t>What you need to know.</w:t>
+      </w:r>
+    </w:p>
+    <w:p>
+      <w:r>
+        <w:rPr>
+          <w:rFonts w:ascii="Consolas" w:hAnsi="Consolas" w:eastAsia="Consolas"/>
+          <w:b w:val="0"/>
+          <w:sz w:val="19"/>
+        </w:rPr>
+        <w:t>pd.to_datetime([...])</w:t>
+      </w:r>
+      <w:r>
+        <w:rPr>
+          <w:b w:val="0"/>
+          <w:i w:val="0"/>
+        </w:rPr>
+        <w:t xml:space="preserve"> turns date strings such as </w:t>
+      </w:r>
+      <w:r>
+        <w:rPr>
+          <w:rFonts w:ascii="Consolas" w:hAnsi="Consolas" w:eastAsia="Consolas"/>
+          <w:b w:val="0"/>
+          <w:sz w:val="19"/>
+        </w:rPr>
+        <w:t>"2026-01-31"</w:t>
+      </w:r>
+      <w:r>
+        <w:rPr>
+          <w:b w:val="0"/>
+          <w:i w:val="0"/>
+        </w:rPr>
+        <w:t xml:space="preserve"> into timestamps, so pandas compares and sorts them as dates, not as text.</w:t>
       </w:r>
     </w:p>
     <w:tbl>
@@ -6098,7 +6178,214 @@
                 <w:b w:val="0"/>
                 <w:sz w:val="16"/>
               </w:rPr>
-              <w:t>pd._____(1)(preds, scores, left_on="as_of", right_on="scored_at", by="customer", allow_exact_matches=_____(2))</w:t>
+              <w:t>import pandas as pd</w:t>
+            </w:r>
+          </w:p>
+          <w:p>
+            <w:pPr>
+              <w:spacing w:before="0" w:after="0" w:line="240" w:lineRule="auto"/>
+              <w:ind w:left="567" w:hanging="567"/>
+            </w:pPr>
+            <w:r>
+              <w:rPr>
+                <w:rFonts w:ascii="Consolas" w:hAnsi="Consolas" w:eastAsia="Consolas"/>
+                <w:b w:val="0"/>
+                <w:color w:val="5B6875"/>
+                <w:sz w:val="16"/>
+              </w:rPr>
+              <w:t xml:space="preserve">   2  </w:t>
+            </w:r>
+            <w:r>
+              <w:rPr>
+                <w:rFonts w:ascii="Consolas" w:hAnsi="Consolas" w:eastAsia="Consolas"/>
+                <w:b w:val="0"/>
+                <w:sz w:val="16"/>
+              </w:rPr>
+              <w:t xml:space="preserve"> </w:t>
+            </w:r>
+          </w:p>
+          <w:p>
+            <w:pPr>
+              <w:spacing w:before="0" w:after="0" w:line="240" w:lineRule="auto"/>
+              <w:ind w:left="567" w:hanging="567"/>
+            </w:pPr>
+            <w:r>
+              <w:rPr>
+                <w:rFonts w:ascii="Consolas" w:hAnsi="Consolas" w:eastAsia="Consolas"/>
+                <w:b w:val="0"/>
+                <w:color w:val="5B6875"/>
+                <w:sz w:val="16"/>
+              </w:rPr>
+              <w:t xml:space="preserve">   3  </w:t>
+            </w:r>
+            <w:r>
+              <w:rPr>
+                <w:rFonts w:ascii="Consolas" w:hAnsi="Consolas" w:eastAsia="Consolas"/>
+                <w:b w:val="0"/>
+                <w:sz w:val="16"/>
+              </w:rPr>
+              <w:t>preds = pd.DataFrame({"customer": ["c1"], "as_of": pd.to_datetime(["2026-04-01"])})</w:t>
+            </w:r>
+          </w:p>
+          <w:p>
+            <w:pPr>
+              <w:spacing w:before="0" w:after="0" w:line="240" w:lineRule="auto"/>
+              <w:ind w:left="567" w:hanging="567"/>
+            </w:pPr>
+            <w:r>
+              <w:rPr>
+                <w:rFonts w:ascii="Consolas" w:hAnsi="Consolas" w:eastAsia="Consolas"/>
+                <w:b w:val="0"/>
+                <w:color w:val="5B6875"/>
+                <w:sz w:val="16"/>
+              </w:rPr>
+              <w:t xml:space="preserve">   4  </w:t>
+            </w:r>
+            <w:r>
+              <w:rPr>
+                <w:rFonts w:ascii="Consolas" w:hAnsi="Consolas" w:eastAsia="Consolas"/>
+                <w:b w:val="0"/>
+                <w:sz w:val="16"/>
+              </w:rPr>
+              <w:t>scores = pd.DataFrame({</w:t>
+            </w:r>
+          </w:p>
+          <w:p>
+            <w:pPr>
+              <w:spacing w:before="0" w:after="0" w:line="240" w:lineRule="auto"/>
+              <w:ind w:left="567" w:hanging="567"/>
+            </w:pPr>
+            <w:r>
+              <w:rPr>
+                <w:rFonts w:ascii="Consolas" w:hAnsi="Consolas" w:eastAsia="Consolas"/>
+                <w:b w:val="0"/>
+                <w:color w:val="5B6875"/>
+                <w:sz w:val="16"/>
+              </w:rPr>
+              <w:t xml:space="preserve">   5  </w:t>
+            </w:r>
+            <w:r>
+              <w:rPr>
+                <w:rFonts w:ascii="Consolas" w:hAnsi="Consolas" w:eastAsia="Consolas"/>
+                <w:b w:val="0"/>
+                <w:sz w:val="16"/>
+              </w:rPr>
+              <w:t xml:space="preserve">    "customer": ["c1", "c1"],</w:t>
+            </w:r>
+          </w:p>
+          <w:p>
+            <w:pPr>
+              <w:spacing w:before="0" w:after="0" w:line="240" w:lineRule="auto"/>
+              <w:ind w:left="567" w:hanging="567"/>
+            </w:pPr>
+            <w:r>
+              <w:rPr>
+                <w:rFonts w:ascii="Consolas" w:hAnsi="Consolas" w:eastAsia="Consolas"/>
+                <w:b w:val="0"/>
+                <w:color w:val="5B6875"/>
+                <w:sz w:val="16"/>
+              </w:rPr>
+              <w:t xml:space="preserve">   6  </w:t>
+            </w:r>
+            <w:r>
+              <w:rPr>
+                <w:rFonts w:ascii="Consolas" w:hAnsi="Consolas" w:eastAsia="Consolas"/>
+                <w:b w:val="0"/>
+                <w:sz w:val="16"/>
+              </w:rPr>
+              <w:t xml:space="preserve">    "scored_at": pd.to_datetime(["2026-02-15", "2026-04-01"]),</w:t>
+            </w:r>
+          </w:p>
+          <w:p>
+            <w:pPr>
+              <w:spacing w:before="0" w:after="0" w:line="240" w:lineRule="auto"/>
+              <w:ind w:left="567" w:hanging="567"/>
+            </w:pPr>
+            <w:r>
+              <w:rPr>
+                <w:rFonts w:ascii="Consolas" w:hAnsi="Consolas" w:eastAsia="Consolas"/>
+                <w:b w:val="0"/>
+                <w:color w:val="5B6875"/>
+                <w:sz w:val="16"/>
+              </w:rPr>
+              <w:t xml:space="preserve">   7  </w:t>
+            </w:r>
+            <w:r>
+              <w:rPr>
+                <w:rFonts w:ascii="Consolas" w:hAnsi="Consolas" w:eastAsia="Consolas"/>
+                <w:b w:val="0"/>
+                <w:sz w:val="16"/>
+              </w:rPr>
+              <w:t xml:space="preserve">    "nps": [3, 9],</w:t>
+            </w:r>
+          </w:p>
+          <w:p>
+            <w:pPr>
+              <w:spacing w:before="0" w:after="0" w:line="240" w:lineRule="auto"/>
+              <w:ind w:left="567" w:hanging="567"/>
+            </w:pPr>
+            <w:r>
+              <w:rPr>
+                <w:rFonts w:ascii="Consolas" w:hAnsi="Consolas" w:eastAsia="Consolas"/>
+                <w:b w:val="0"/>
+                <w:color w:val="5B6875"/>
+                <w:sz w:val="16"/>
+              </w:rPr>
+              <w:t xml:space="preserve">   8  </w:t>
+            </w:r>
+            <w:r>
+              <w:rPr>
+                <w:rFonts w:ascii="Consolas" w:hAnsi="Consolas" w:eastAsia="Consolas"/>
+                <w:b w:val="0"/>
+                <w:sz w:val="16"/>
+              </w:rPr>
+              <w:t>})</w:t>
+            </w:r>
+          </w:p>
+          <w:p>
+            <w:pPr>
+              <w:spacing w:before="0" w:after="0" w:line="240" w:lineRule="auto"/>
+              <w:ind w:left="567" w:hanging="567"/>
+            </w:pPr>
+            <w:r>
+              <w:rPr>
+                <w:rFonts w:ascii="Consolas" w:hAnsi="Consolas" w:eastAsia="Consolas"/>
+                <w:b w:val="0"/>
+                <w:color w:val="5B6875"/>
+                <w:sz w:val="16"/>
+              </w:rPr>
+              <w:t xml:space="preserve">   9  </w:t>
+            </w:r>
+            <w:r>
+              <w:rPr>
+                <w:rFonts w:ascii="Consolas" w:hAnsi="Consolas" w:eastAsia="Consolas"/>
+                <w:b w:val="0"/>
+                <w:sz w:val="16"/>
+              </w:rPr>
+              <w:t>out = pd.merge_asof(preds, scores, left_on="as_of", right_on="scored_at", by="customer")</w:t>
+            </w:r>
+          </w:p>
+          <w:p>
+            <w:pPr>
+              <w:spacing w:before="0" w:after="0" w:line="240" w:lineRule="auto"/>
+              <w:ind w:left="567" w:hanging="567"/>
+            </w:pPr>
+            <w:r>
+              <w:rPr>
+                <w:rFonts w:ascii="Consolas" w:hAnsi="Consolas" w:eastAsia="Consolas"/>
+                <w:b w:val="0"/>
+                <w:color w:val="5B6875"/>
+                <w:sz w:val="16"/>
+              </w:rPr>
+              <w:t xml:space="preserve">  10  </w:t>
+            </w:r>
+            <w:r>
+              <w:rPr>
+                <w:rFonts w:ascii="Consolas" w:hAnsi="Consolas" w:eastAsia="Consolas"/>
+                <w:b w:val="0"/>
+                <w:sz w:val="16"/>
+              </w:rPr>
+              <w:t>print(out["nps"].iloc[0])</w:t>
             </w:r>
           </w:p>
         </w:tc>
@@ -6110,7 +6397,7 @@
         <w:pStyle w:val="Heading5"/>
       </w:pPr>
       <w:r>
-        <w:t>Exercise 4. Write the function (level 3)</w:t>
+        <w:t>Exercise 3. Fill the gap (level 2)</w:t>
       </w:r>
     </w:p>
     <w:p>
@@ -6119,220 +6406,7 @@
           <w:b w:val="0"/>
           <w:i w:val="0"/>
         </w:rPr>
-        <w:t xml:space="preserve">Write </w:t>
-      </w:r>
-      <w:r>
-        <w:rPr>
-          <w:rFonts w:ascii="Consolas" w:hAnsi="Consolas" w:eastAsia="Consolas"/>
-          <w:b w:val="0"/>
-          <w:sz w:val="19"/>
-        </w:rPr>
-        <w:t>add_prior_spend(orders) -&gt; pd.DataFrame</w:t>
-      </w:r>
-      <w:r>
-        <w:rPr>
-          <w:b w:val="0"/>
-          <w:i w:val="0"/>
-        </w:rPr>
-        <w:t xml:space="preserve">. </w:t>
-      </w:r>
-      <w:r>
-        <w:rPr>
-          <w:rFonts w:ascii="Consolas" w:hAnsi="Consolas" w:eastAsia="Consolas"/>
-          <w:b w:val="0"/>
-          <w:sz w:val="19"/>
-        </w:rPr>
-        <w:t>orders</w:t>
-      </w:r>
-      <w:r>
-        <w:rPr>
-          <w:b w:val="0"/>
-          <w:i w:val="0"/>
-        </w:rPr>
-        <w:t xml:space="preserve"> has </w:t>
-      </w:r>
-      <w:r>
-        <w:rPr>
-          <w:rFonts w:ascii="Consolas" w:hAnsi="Consolas" w:eastAsia="Consolas"/>
-          <w:b w:val="0"/>
-          <w:sz w:val="19"/>
-        </w:rPr>
-        <w:t>customer</w:t>
-      </w:r>
-      <w:r>
-        <w:rPr>
-          <w:b w:val="0"/>
-          <w:i w:val="0"/>
-        </w:rPr>
-        <w:t xml:space="preserve">, </w:t>
-      </w:r>
-      <w:r>
-        <w:rPr>
-          <w:rFonts w:ascii="Consolas" w:hAnsi="Consolas" w:eastAsia="Consolas"/>
-          <w:b w:val="0"/>
-          <w:sz w:val="19"/>
-        </w:rPr>
-        <w:t>ordered_at</w:t>
-      </w:r>
-      <w:r>
-        <w:rPr>
-          <w:b w:val="0"/>
-          <w:i w:val="0"/>
-        </w:rPr>
-        <w:t xml:space="preserve"> and </w:t>
-      </w:r>
-      <w:r>
-        <w:rPr>
-          <w:rFonts w:ascii="Consolas" w:hAnsi="Consolas" w:eastAsia="Consolas"/>
-          <w:b w:val="0"/>
-          <w:sz w:val="19"/>
-        </w:rPr>
-        <w:t>spend</w:t>
-      </w:r>
-      <w:r>
-        <w:rPr>
-          <w:b w:val="0"/>
-          <w:i w:val="0"/>
-        </w:rPr>
-        <w:t xml:space="preserve">, in any row order. Return the orders sorted by </w:t>
-      </w:r>
-      <w:r>
-        <w:rPr>
-          <w:rFonts w:ascii="Consolas" w:hAnsi="Consolas" w:eastAsia="Consolas"/>
-          <w:b w:val="0"/>
-          <w:sz w:val="19"/>
-        </w:rPr>
-        <w:t>customer</w:t>
-      </w:r>
-      <w:r>
-        <w:rPr>
-          <w:b w:val="0"/>
-          <w:i w:val="0"/>
-        </w:rPr>
-        <w:t xml:space="preserve"> then </w:t>
-      </w:r>
-      <w:r>
-        <w:rPr>
-          <w:rFonts w:ascii="Consolas" w:hAnsi="Consolas" w:eastAsia="Consolas"/>
-          <w:b w:val="0"/>
-          <w:sz w:val="19"/>
-        </w:rPr>
-        <w:t>ordered_at</w:t>
-      </w:r>
-      <w:r>
-        <w:rPr>
-          <w:b w:val="0"/>
-          <w:i w:val="0"/>
-        </w:rPr>
-        <w:t>, with two new columns:</w:t>
-      </w:r>
-    </w:p>
-    <w:p>
-      <w:pPr>
-        <w:pStyle w:val="ListBullet"/>
-      </w:pPr>
-      <w:r>
-        <w:rPr>
-          <w:rFonts w:ascii="Consolas" w:hAnsi="Consolas" w:eastAsia="Consolas"/>
-          <w:b w:val="0"/>
-          <w:sz w:val="19"/>
-        </w:rPr>
-        <w:t>prior_spend</w:t>
-      </w:r>
-      <w:r>
-        <w:rPr>
-          <w:b w:val="0"/>
-          <w:i w:val="0"/>
-        </w:rPr>
-        <w:t xml:space="preserve">: total spend by the same customer on </w:t>
-      </w:r>
-      <w:r>
-        <w:rPr>
-          <w:b/>
-          <w:i w:val="0"/>
-        </w:rPr>
-        <w:t>earlier</w:t>
-      </w:r>
-      <w:r>
-        <w:rPr>
-          <w:b w:val="0"/>
-          <w:i w:val="0"/>
-        </w:rPr>
-        <w:t xml:space="preserve"> orders (0 for the first).</w:t>
-      </w:r>
-    </w:p>
-    <w:p>
-      <w:pPr>
-        <w:pStyle w:val="ListBullet"/>
-      </w:pPr>
-      <w:r>
-        <w:rPr>
-          <w:rFonts w:ascii="Consolas" w:hAnsi="Consolas" w:eastAsia="Consolas"/>
-          <w:b w:val="0"/>
-          <w:sz w:val="19"/>
-        </w:rPr>
-        <w:t>prior_orders</w:t>
-      </w:r>
-      <w:r>
-        <w:rPr>
-          <w:b w:val="0"/>
-          <w:i w:val="0"/>
-        </w:rPr>
-        <w:t>: number of earlier orders by the same customer (0 for the first).</w:t>
-      </w:r>
-    </w:p>
-    <w:p>
-      <w:r>
-        <w:rPr>
-          <w:b w:val="0"/>
-          <w:i w:val="0"/>
-        </w:rPr>
-        <w:t>Your code must pass these checks:</w:t>
-      </w:r>
-    </w:p>
-    <w:p>
-      <w:pPr>
-        <w:pStyle w:val="ListBullet"/>
-      </w:pPr>
-      <w:r>
-        <w:rPr>
-          <w:b w:val="0"/>
-          <w:i w:val="0"/>
-        </w:rPr>
-        <w:t>prior_spend must sum earlier orders only, per customer, in date order.</w:t>
-      </w:r>
-    </w:p>
-    <w:p>
-      <w:pPr>
-        <w:pStyle w:val="ListBullet"/>
-      </w:pPr>
-      <w:r>
-        <w:rPr>
-          <w:b w:val="0"/>
-          <w:i w:val="0"/>
-        </w:rPr>
-        <w:t>prior_orders must count earlier orders only, starting at 0.</w:t>
-      </w:r>
-    </w:p>
-    <w:p>
-      <w:pPr>
-        <w:pStyle w:val="ListBullet"/>
-      </w:pPr>
-      <w:r>
-        <w:rPr>
-          <w:b w:val="0"/>
-          <w:i w:val="0"/>
-        </w:rPr>
-        <w:t>The input frame changed. Return a new one.</w:t>
-      </w:r>
-    </w:p>
-    <w:p>
-      <w:r>
-        <w:rPr>
-          <w:b w:val="0"/>
-          <w:i w:val="0"/>
-        </w:rPr>
-        <w:t>Shape of the answer. The reference solution defines these names. Write the bodies yourself.</w:t>
+        <w:t>Attach the latest earlier score to each prediction row, excluding same-timestamp scores.</w:t>
       </w:r>
     </w:p>
     <w:tbl>
@@ -6370,30 +6444,7 @@
                 <w:b w:val="0"/>
                 <w:sz w:val="16"/>
               </w:rPr>
-              <w:t># Spend and order count before each order, per customer.</w:t>
-            </w:r>
-          </w:p>
-          <w:p>
-            <w:pPr>
-              <w:spacing w:before="0" w:after="0" w:line="240" w:lineRule="auto"/>
-              <w:ind w:left="567" w:hanging="567"/>
-            </w:pPr>
-            <w:r>
-              <w:rPr>
-                <w:rFonts w:ascii="Consolas" w:hAnsi="Consolas" w:eastAsia="Consolas"/>
-                <w:b w:val="0"/>
-                <w:color w:val="5B6875"/>
-                <w:sz w:val="16"/>
-              </w:rPr>
-              <w:t xml:space="preserve">   2  </w:t>
-            </w:r>
-            <w:r>
-              <w:rPr>
-                <w:rFonts w:ascii="Consolas" w:hAnsi="Consolas" w:eastAsia="Consolas"/>
-                <w:b w:val="0"/>
-                <w:sz w:val="16"/>
-              </w:rPr>
-              <w:t>def add_prior_spend(orders: pd.DataFrame) -&gt; pd.DataFrame: ...</w:t>
+              <w:t>pd._____(1)(preds, scores, left_on="as_of", right_on="scored_at", by="customer", allow_exact_matches=_____(2))</w:t>
             </w:r>
           </w:p>
         </w:tc>
@@ -6401,12 +6452,233 @@
     </w:tbl>
     <w:p/>
     <w:p>
-      <w:r>
-        <w:rPr>
-          <w:b w:val="0"/>
-          <w:i w:val="0"/>
-        </w:rPr>
-        <w:t>Starter code:</w:t>
+      <w:pPr>
+        <w:pStyle w:val="Heading5"/>
+      </w:pPr>
+      <w:r>
+        <w:t>Exercise 4. Write the function (level 3)</w:t>
+      </w:r>
+    </w:p>
+    <w:p>
+      <w:r>
+        <w:rPr>
+          <w:b w:val="0"/>
+          <w:i w:val="0"/>
+        </w:rPr>
+        <w:t xml:space="preserve">Write </w:t>
+      </w:r>
+      <w:r>
+        <w:rPr>
+          <w:rFonts w:ascii="Consolas" w:hAnsi="Consolas" w:eastAsia="Consolas"/>
+          <w:b w:val="0"/>
+          <w:sz w:val="19"/>
+        </w:rPr>
+        <w:t>add_prior_spend(orders) -&gt; pd.DataFrame</w:t>
+      </w:r>
+      <w:r>
+        <w:rPr>
+          <w:b w:val="0"/>
+          <w:i w:val="0"/>
+        </w:rPr>
+        <w:t xml:space="preserve">. </w:t>
+      </w:r>
+      <w:r>
+        <w:rPr>
+          <w:rFonts w:ascii="Consolas" w:hAnsi="Consolas" w:eastAsia="Consolas"/>
+          <w:b w:val="0"/>
+          <w:sz w:val="19"/>
+        </w:rPr>
+        <w:t>orders</w:t>
+      </w:r>
+      <w:r>
+        <w:rPr>
+          <w:b w:val="0"/>
+          <w:i w:val="0"/>
+        </w:rPr>
+        <w:t xml:space="preserve"> has </w:t>
+      </w:r>
+      <w:r>
+        <w:rPr>
+          <w:rFonts w:ascii="Consolas" w:hAnsi="Consolas" w:eastAsia="Consolas"/>
+          <w:b w:val="0"/>
+          <w:sz w:val="19"/>
+        </w:rPr>
+        <w:t>customer</w:t>
+      </w:r>
+      <w:r>
+        <w:rPr>
+          <w:b w:val="0"/>
+          <w:i w:val="0"/>
+        </w:rPr>
+        <w:t xml:space="preserve">, </w:t>
+      </w:r>
+      <w:r>
+        <w:rPr>
+          <w:rFonts w:ascii="Consolas" w:hAnsi="Consolas" w:eastAsia="Consolas"/>
+          <w:b w:val="0"/>
+          <w:sz w:val="19"/>
+        </w:rPr>
+        <w:t>ordered_at</w:t>
+      </w:r>
+      <w:r>
+        <w:rPr>
+          <w:b w:val="0"/>
+          <w:i w:val="0"/>
+        </w:rPr>
+        <w:t xml:space="preserve"> and </w:t>
+      </w:r>
+      <w:r>
+        <w:rPr>
+          <w:rFonts w:ascii="Consolas" w:hAnsi="Consolas" w:eastAsia="Consolas"/>
+          <w:b w:val="0"/>
+          <w:sz w:val="19"/>
+        </w:rPr>
+        <w:t>spend</w:t>
+      </w:r>
+      <w:r>
+        <w:rPr>
+          <w:b w:val="0"/>
+          <w:i w:val="0"/>
+        </w:rPr>
+        <w:t xml:space="preserve">, in any row order. Return the orders sorted by </w:t>
+      </w:r>
+      <w:r>
+        <w:rPr>
+          <w:rFonts w:ascii="Consolas" w:hAnsi="Consolas" w:eastAsia="Consolas"/>
+          <w:b w:val="0"/>
+          <w:sz w:val="19"/>
+        </w:rPr>
+        <w:t>customer</w:t>
+      </w:r>
+      <w:r>
+        <w:rPr>
+          <w:b w:val="0"/>
+          <w:i w:val="0"/>
+        </w:rPr>
+        <w:t xml:space="preserve"> then </w:t>
+      </w:r>
+      <w:r>
+        <w:rPr>
+          <w:rFonts w:ascii="Consolas" w:hAnsi="Consolas" w:eastAsia="Consolas"/>
+          <w:b w:val="0"/>
+          <w:sz w:val="19"/>
+        </w:rPr>
+        <w:t>ordered_at</w:t>
+      </w:r>
+      <w:r>
+        <w:rPr>
+          <w:b w:val="0"/>
+          <w:i w:val="0"/>
+        </w:rPr>
+        <w:t>, with two new columns:</w:t>
+      </w:r>
+    </w:p>
+    <w:p>
+      <w:pPr>
+        <w:pStyle w:val="ListBullet"/>
+      </w:pPr>
+      <w:r>
+        <w:rPr>
+          <w:rFonts w:ascii="Consolas" w:hAnsi="Consolas" w:eastAsia="Consolas"/>
+          <w:b w:val="0"/>
+          <w:sz w:val="19"/>
+        </w:rPr>
+        <w:t>prior_spend</w:t>
+      </w:r>
+      <w:r>
+        <w:rPr>
+          <w:b w:val="0"/>
+          <w:i w:val="0"/>
+        </w:rPr>
+        <w:t xml:space="preserve">: total spend by the same customer on </w:t>
+      </w:r>
+      <w:r>
+        <w:rPr>
+          <w:b/>
+          <w:i w:val="0"/>
+        </w:rPr>
+        <w:t>earlier</w:t>
+      </w:r>
+      <w:r>
+        <w:rPr>
+          <w:b w:val="0"/>
+          <w:i w:val="0"/>
+        </w:rPr>
+        <w:t xml:space="preserve"> orders (0 for the first).</w:t>
+      </w:r>
+    </w:p>
+    <w:p>
+      <w:pPr>
+        <w:pStyle w:val="ListBullet"/>
+      </w:pPr>
+      <w:r>
+        <w:rPr>
+          <w:rFonts w:ascii="Consolas" w:hAnsi="Consolas" w:eastAsia="Consolas"/>
+          <w:b w:val="0"/>
+          <w:sz w:val="19"/>
+        </w:rPr>
+        <w:t>prior_orders</w:t>
+      </w:r>
+      <w:r>
+        <w:rPr>
+          <w:b w:val="0"/>
+          <w:i w:val="0"/>
+        </w:rPr>
+        <w:t>: number of earlier orders by the same customer (0 for the first).</w:t>
+      </w:r>
+    </w:p>
+    <w:p>
+      <w:r>
+        <w:rPr>
+          <w:b w:val="0"/>
+          <w:i w:val="0"/>
+        </w:rPr>
+        <w:t>Your code must pass these checks:</w:t>
+      </w:r>
+    </w:p>
+    <w:p>
+      <w:pPr>
+        <w:pStyle w:val="ListBullet"/>
+      </w:pPr>
+      <w:r>
+        <w:rPr>
+          <w:b w:val="0"/>
+          <w:i w:val="0"/>
+        </w:rPr>
+        <w:t>prior_spend must sum earlier orders only, per customer, in date order.</w:t>
+      </w:r>
+    </w:p>
+    <w:p>
+      <w:pPr>
+        <w:pStyle w:val="ListBullet"/>
+      </w:pPr>
+      <w:r>
+        <w:rPr>
+          <w:b w:val="0"/>
+          <w:i w:val="0"/>
+        </w:rPr>
+        <w:t>prior_orders must count earlier orders only, starting at 0.</w:t>
+      </w:r>
+    </w:p>
+    <w:p>
+      <w:pPr>
+        <w:pStyle w:val="ListBullet"/>
+      </w:pPr>
+      <w:r>
+        <w:rPr>
+          <w:b w:val="0"/>
+          <w:i w:val="0"/>
+        </w:rPr>
+        <w:t>The input frame changed. Return a new one.</w:t>
+      </w:r>
+    </w:p>
+    <w:p>
+      <w:r>
+        <w:rPr>
+          <w:b w:val="0"/>
+          <w:i w:val="0"/>
+        </w:rPr>
+        <w:t>Shape of the answer. The reference solution defines these names. Write the bodies yourself.</w:t>
       </w:r>
     </w:p>
     <w:tbl>
@@ -6444,6 +6716,80 @@
                 <w:b w:val="0"/>
                 <w:sz w:val="16"/>
               </w:rPr>
+              <w:t># Spend and order count before each order, per customer.</w:t>
+            </w:r>
+          </w:p>
+          <w:p>
+            <w:pPr>
+              <w:spacing w:before="0" w:after="0" w:line="240" w:lineRule="auto"/>
+              <w:ind w:left="567" w:hanging="567"/>
+            </w:pPr>
+            <w:r>
+              <w:rPr>
+                <w:rFonts w:ascii="Consolas" w:hAnsi="Consolas" w:eastAsia="Consolas"/>
+                <w:b w:val="0"/>
+                <w:color w:val="5B6875"/>
+                <w:sz w:val="16"/>
+              </w:rPr>
+              <w:t xml:space="preserve">   2  </w:t>
+            </w:r>
+            <w:r>
+              <w:rPr>
+                <w:rFonts w:ascii="Consolas" w:hAnsi="Consolas" w:eastAsia="Consolas"/>
+                <w:b w:val="0"/>
+                <w:sz w:val="16"/>
+              </w:rPr>
+              <w:t>def add_prior_spend(orders: pd.DataFrame) -&gt; pd.DataFrame: ...</w:t>
+            </w:r>
+          </w:p>
+        </w:tc>
+      </w:tr>
+    </w:tbl>
+    <w:p/>
+    <w:p>
+      <w:r>
+        <w:rPr>
+          <w:b w:val="0"/>
+          <w:i w:val="0"/>
+        </w:rPr>
+        <w:t>Starter code:</w:t>
+      </w:r>
+    </w:p>
+    <w:tbl>
+      <w:tblPr>
+        <w:tblW w:type="auto" w:w="0"/>
+        <w:jc w:val="left"/>
+        <w:tblLook w:firstColumn="1" w:firstRow="1" w:lastColumn="0" w:lastRow="0" w:noHBand="0" w:noVBand="1" w:val="04A0"/>
+      </w:tblPr>
+      <w:tblGrid>
+        <w:gridCol w:w="8221"/>
+      </w:tblGrid>
+      <w:tr>
+        <w:tc>
+          <w:tcPr>
+            <w:tcW w:type="dxa" w:w="8221"/>
+            <w:shd w:val="clear" w:color="auto" w:fill="F2F4F7"/>
+          </w:tcPr>
+          <w:p>
+            <w:pPr>
+              <w:spacing w:before="0" w:after="0" w:line="240" w:lineRule="auto"/>
+              <w:ind w:left="567" w:hanging="567"/>
+            </w:pPr>
+            <w:r>
+              <w:rPr>
+                <w:rFonts w:ascii="Consolas" w:hAnsi="Consolas" w:eastAsia="Consolas"/>
+                <w:b w:val="0"/>
+                <w:color w:val="5B6875"/>
+                <w:sz w:val="16"/>
+              </w:rPr>
+              <w:t xml:space="preserve">   1  </w:t>
+            </w:r>
+            <w:r>
+              <w:rPr>
+                <w:rFonts w:ascii="Consolas" w:hAnsi="Consolas" w:eastAsia="Consolas"/>
+                <w:b w:val="0"/>
+                <w:sz w:val="16"/>
+              </w:rPr>
               <w:t>import pandas as pd</w:t>
             </w:r>
           </w:p>
@@ -6612,6 +6958,112 @@
         <w:t>. Validation looks too good. Tap the line that leaks and fix it.</w:t>
       </w:r>
     </w:p>
+    <w:p>
+      <w:r>
+        <w:rPr>
+          <w:b/>
+          <w:i w:val="0"/>
+        </w:rPr>
+        <w:t>What you need to know.</w:t>
+      </w:r>
+    </w:p>
+    <w:p>
+      <w:r>
+        <w:rPr>
+          <w:rFonts w:ascii="Consolas" w:hAnsi="Consolas" w:eastAsia="Consolas"/>
+          <w:b w:val="0"/>
+          <w:sz w:val="19"/>
+        </w:rPr>
+        <w:t>df.groupby(keys).tail(1)</w:t>
+      </w:r>
+      <w:r>
+        <w:rPr>
+          <w:b w:val="0"/>
+          <w:i w:val="0"/>
+        </w:rPr>
+        <w:t xml:space="preserve"> keeps the last row of each group, in the frame's current order. After </w:t>
+      </w:r>
+      <w:r>
+        <w:rPr>
+          <w:rFonts w:ascii="Consolas" w:hAnsi="Consolas" w:eastAsia="Consolas"/>
+          <w:b w:val="0"/>
+          <w:sz w:val="19"/>
+        </w:rPr>
+        <w:t>sort_values("date")</w:t>
+      </w:r>
+      <w:r>
+        <w:rPr>
+          <w:b w:val="0"/>
+          <w:i w:val="0"/>
+        </w:rPr>
+        <w:t>, that is the latest row per group:</w:t>
+      </w:r>
+    </w:p>
+    <w:tbl>
+      <w:tblPr>
+        <w:tblW w:type="auto" w:w="0"/>
+        <w:jc w:val="left"/>
+        <w:tblLook w:firstColumn="1" w:firstRow="1" w:lastColumn="0" w:lastRow="0" w:noHBand="0" w:noVBand="1" w:val="04A0"/>
+      </w:tblPr>
+      <w:tblGrid>
+        <w:gridCol w:w="8221"/>
+      </w:tblGrid>
+      <w:tr>
+        <w:tc>
+          <w:tcPr>
+            <w:tcW w:type="dxa" w:w="8221"/>
+            <w:shd w:val="clear" w:color="auto" w:fill="F2F4F7"/>
+          </w:tcPr>
+          <w:p>
+            <w:pPr>
+              <w:spacing w:before="0" w:after="0" w:line="240" w:lineRule="auto"/>
+              <w:ind w:left="567" w:hanging="567"/>
+            </w:pPr>
+            <w:r>
+              <w:rPr>
+                <w:rFonts w:ascii="Consolas" w:hAnsi="Consolas" w:eastAsia="Consolas"/>
+                <w:b w:val="0"/>
+                <w:color w:val="5B6875"/>
+                <w:sz w:val="16"/>
+              </w:rPr>
+              <w:t xml:space="preserve">   1  </w:t>
+            </w:r>
+            <w:r>
+              <w:rPr>
+                <w:rFonts w:ascii="Consolas" w:hAnsi="Consolas" w:eastAsia="Consolas"/>
+                <w:b w:val="0"/>
+                <w:sz w:val="16"/>
+              </w:rPr>
+              <w:t>df = pd.DataFrame({"k": ["a", "a", "b"], "v": [1, 2, 3]})</w:t>
+            </w:r>
+          </w:p>
+          <w:p>
+            <w:pPr>
+              <w:spacing w:before="0" w:after="0" w:line="240" w:lineRule="auto"/>
+              <w:ind w:left="567" w:hanging="567"/>
+            </w:pPr>
+            <w:r>
+              <w:rPr>
+                <w:rFonts w:ascii="Consolas" w:hAnsi="Consolas" w:eastAsia="Consolas"/>
+                <w:b w:val="0"/>
+                <w:color w:val="5B6875"/>
+                <w:sz w:val="16"/>
+              </w:rPr>
+              <w:t xml:space="preserve">   2  </w:t>
+            </w:r>
+            <w:r>
+              <w:rPr>
+                <w:rFonts w:ascii="Consolas" w:hAnsi="Consolas" w:eastAsia="Consolas"/>
+                <w:b w:val="0"/>
+                <w:sz w:val="16"/>
+              </w:rPr>
+              <w:t>df.groupby("k").tail(1)   # rows (a, 2) and (b, 3)</w:t>
+            </w:r>
+          </w:p>
+        </w:tc>
+      </w:tr>
+    </w:tbl>
+    <w:p/>
     <w:tbl>
       <w:tblPr>
         <w:tblW w:type="auto" w:w="0"/>

--- a/site/downloads/handbook-B10.docx
+++ b/site/downloads/handbook-B10.docx
@@ -7406,6 +7406,15 @@
           <w:i w:val="0"/>
         </w:rPr>
         <w:t>☐ Tests cover edge cases, including empty inputs and zeros.</w:t>
+      </w:r>
+    </w:p>
+    <w:p>
+      <w:r>
+        <w:rPr>
+          <w:b w:val="0"/>
+          <w:i w:val="0"/>
+        </w:rPr>
+        <w:t>☐ Tests use fixtures and parametrize, compare numbers with stated tolerances, isolate I/O, and run with coverage in CI.</w:t>
       </w:r>
     </w:p>
     <w:p>
